--- a/assets/Natavar Ghodasara.docx
+++ b/assets/Natavar Ghodasara.docx
@@ -1,6 +1,6 @@
 
 <file path=word/document.xml><?xml version="1.0" encoding="utf-8"?>
-<w:document xmlns:mc="http://schemas.openxmlformats.org/markup-compatibility/2006" xmlns:o="urn:schemas-microsoft-com:office:office" xmlns:r="http://schemas.openxmlformats.org/officeDocument/2006/relationships" xmlns:m="http://schemas.openxmlformats.org/officeDocument/2006/math" xmlns:v="urn:schemas-microsoft-com:vml" xmlns:wp="http://schemas.openxmlformats.org/drawingml/2006/wordprocessingDrawing" xmlns:w10="urn:schemas-microsoft-com:office:word" xmlns:w="http://schemas.openxmlformats.org/wordprocessingml/2006/main" xmlns:wne="http://schemas.microsoft.com/office/word/2006/wordml" xmlns:sl="http://schemas.openxmlformats.org/schemaLibrary/2006/main" xmlns:a="http://schemas.openxmlformats.org/drawingml/2006/main" xmlns:pic="http://schemas.openxmlformats.org/drawingml/2006/picture" xmlns:c="http://schemas.openxmlformats.org/drawingml/2006/chart" xmlns:lc="http://schemas.openxmlformats.org/drawingml/2006/lockedCanvas" xmlns:dgm="http://schemas.openxmlformats.org/drawingml/2006/diagram" xmlns:wps="http://schemas.microsoft.com/office/word/2010/wordprocessingShape" xmlns:wpg="http://schemas.microsoft.com/office/word/2010/wordprocessingGroup" xmlns:w14="http://schemas.microsoft.com/office/word/2010/wordml" xmlns:w15="http://schemas.microsoft.com/office/word/2012/wordml" xmlns:w16="http://schemas.microsoft.com/office/word/2018/wordml" xmlns:w16cex="http://schemas.microsoft.com/office/word/2018/wordml/cex" xmlns:w16cid="http://schemas.microsoft.com/office/word/2016/wordml/cid" xmlns="http://schemas.microsoft.com/office/tasks/2019/documenttasks" xmlns:cr="http://schemas.microsoft.com/office/comments/2020/reactions">
+<w:document xmlns:wpc="http://schemas.microsoft.com/office/word/2010/wordprocessingCanvas" xmlns:cx="http://schemas.microsoft.com/office/drawing/2014/chartex" xmlns:cx1="http://schemas.microsoft.com/office/drawing/2015/9/8/chartex" xmlns:cx2="http://schemas.microsoft.com/office/drawing/2015/10/21/chartex" xmlns:cx3="http://schemas.microsoft.com/office/drawing/2016/5/9/chartex" xmlns:cx4="http://schemas.microsoft.com/office/drawing/2016/5/10/chartex" xmlns:cx5="http://schemas.microsoft.com/office/drawing/2016/5/11/chartex" xmlns:cx6="http://schemas.microsoft.com/office/drawing/2016/5/12/chartex" xmlns:cx7="http://schemas.microsoft.com/office/drawing/2016/5/13/chartex" xmlns:cx8="http://schemas.microsoft.com/office/drawing/2016/5/14/chartex" xmlns:mc="http://schemas.openxmlformats.org/markup-compatibility/2006" xmlns:aink="http://schemas.microsoft.com/office/drawing/2016/ink" xmlns:am3d="http://schemas.microsoft.com/office/drawing/2017/model3d" xmlns:o="urn:schemas-microsoft-com:office:office" xmlns:oel="http://schemas.microsoft.com/office/2019/extlst" xmlns:r="http://schemas.openxmlformats.org/officeDocument/2006/relationships" xmlns:m="http://schemas.openxmlformats.org/officeDocument/2006/math" xmlns:v="urn:schemas-microsoft-com:vml" xmlns:wp14="http://schemas.microsoft.com/office/word/2010/wordprocessingDrawing" xmlns:wp="http://schemas.openxmlformats.org/drawingml/2006/wordprocessingDrawing" xmlns:w10="urn:schemas-microsoft-com:office:word" xmlns:w="http://schemas.openxmlformats.org/wordprocessingml/2006/main" xmlns:w14="http://schemas.microsoft.com/office/word/2010/wordml" xmlns:w15="http://schemas.microsoft.com/office/word/2012/wordml" xmlns:w16cex="http://schemas.microsoft.com/office/word/2018/wordml/cex" xmlns:w16cid="http://schemas.microsoft.com/office/word/2016/wordml/cid" xmlns:w16="http://schemas.microsoft.com/office/word/2018/wordml" xmlns:w16du="http://schemas.microsoft.com/office/word/2023/wordml/word16du" xmlns:w16sdtdh="http://schemas.microsoft.com/office/word/2020/wordml/sdtdatahash" xmlns:w16sdtfl="http://schemas.microsoft.com/office/word/2024/wordml/sdtformatlock" xmlns:w16se="http://schemas.microsoft.com/office/word/2015/wordml/symex" xmlns:wpg="http://schemas.microsoft.com/office/word/2010/wordprocessingGroup" xmlns:wpi="http://schemas.microsoft.com/office/word/2010/wordprocessingInk" xmlns:wne="http://schemas.microsoft.com/office/word/2006/wordml" xmlns:wps="http://schemas.microsoft.com/office/word/2010/wordprocessingShape" mc:Ignorable="w14 w15 w16se w16cid w16 w16cex w16sdtdh w16sdtfl w16du wp14">
   <w:body>
     <w:p>
       <w:pPr>
@@ -8,176 +8,143 @@
         <w:keepNext w:val="0"/>
         <w:keepLines w:val="0"/>
         <w:pBdr>
-          <w:bottom w:color="auto" w:space="6" w:sz="0" w:val="none"/>
+          <w:bottom w:val="none" w:sz="0" w:space="6" w:color="auto"/>
         </w:pBdr>
-        <w:spacing w:after="240" w:before="0" w:line="300" w:lineRule="auto"/>
-        <w:rPr>
-          <w:b w:val="1"/>
-          <w:bCs w:val="1"/>
+        <w:spacing w:before="0" w:after="240" w:line="300" w:lineRule="auto"/>
+        <w:rPr>
+          <w:b/>
+          <w:bCs/>
           <w:sz w:val="46"/>
           <w:szCs w:val="46"/>
         </w:rPr>
       </w:pPr>
-      <w:bookmarkStart w:colFirst="0" w:colLast="0" w:name="_v2x8o0fy0qkc" w:id="0"/>
+      <w:bookmarkStart w:id="0" w:name="_v2x8o0fy0qkc" w:colFirst="0" w:colLast="0"/>
       <w:bookmarkEnd w:id="0"/>
       <w:r>
         <w:rPr>
-          <w:b w:val="1"/>
-          <w:bCs w:val="1"/>
+          <w:b/>
+          <w:bCs/>
           <w:sz w:val="46"/>
           <w:szCs w:val="46"/>
-          <w:rtl w:val="0"/>
-        </w:rPr>
-        <w:t xml:space="preserve">Natavar Ghodasara</w:t>
-      </w:r>
-    </w:p>
-    <w:p>
-      <w:pPr>
-        <w:spacing w:after="240" w:lineRule="auto"/>
-        <w:rPr>
-          <w:sz w:val="21"/>
-          <w:szCs w:val="21"/>
-        </w:rPr>
-      </w:pPr>
-      <w:r>
-        <w:rPr>
-          <w:sz w:val="21"/>
-          <w:szCs w:val="21"/>
-          <w:rtl w:val="0"/>
+        </w:rPr>
+        <w:t>Natavar Ghodasara</w:t>
+      </w:r>
+    </w:p>
+    <w:p>
+      <w:pPr>
+        <w:spacing w:after="240"/>
+        <w:rPr>
+          <w:sz w:val="21"/>
+          <w:szCs w:val="21"/>
+        </w:rPr>
+      </w:pPr>
+      <w:r>
+        <w:rPr>
+          <w:sz w:val="21"/>
+          <w:szCs w:val="21"/>
         </w:rPr>
         <w:t xml:space="preserve">Senior Salesforce Developer | </w:t>
       </w:r>
-      <w:hyperlink r:id="rId6">
+      <w:hyperlink r:id="rId5">
         <w:r>
           <w:rPr>
-            <w:color w:val="1155cc"/>
+            <w:color w:val="1155CC"/>
             <w:sz w:val="21"/>
             <w:szCs w:val="21"/>
             <w:u w:val="single"/>
-            <w:rtl w:val="0"/>
           </w:rPr>
-          <w:t xml:space="preserve">My Profile</w:t>
+          <w:t>My Profile</w:t>
         </w:r>
       </w:hyperlink>
       <w:r>
         <w:rPr>
           <w:sz w:val="21"/>
           <w:szCs w:val="21"/>
-          <w:rtl w:val="0"/>
         </w:rPr>
         <w:t xml:space="preserve"> | </w:t>
       </w:r>
       <w:r>
         <w:rPr>
-          <w:b w:val="1"/>
-          <w:bCs w:val="1"/>
-          <w:sz w:val="21"/>
-          <w:szCs w:val="21"/>
-          <w:rtl w:val="0"/>
-        </w:rPr>
-        <w:t xml:space="preserve">Experience:</w:t>
-      </w:r>
-      <w:r>
-        <w:rPr>
-          <w:sz w:val="21"/>
-          <w:szCs w:val="21"/>
-          <w:rtl w:val="0"/>
+          <w:b/>
+          <w:bCs/>
+          <w:sz w:val="21"/>
+          <w:szCs w:val="21"/>
+        </w:rPr>
+        <w:t>Experience:</w:t>
+      </w:r>
+      <w:r>
+        <w:rPr>
+          <w:sz w:val="21"/>
+          <w:szCs w:val="21"/>
         </w:rPr>
         <w:t xml:space="preserve"> 11 Years &amp; 8 Months</w:t>
       </w:r>
     </w:p>
     <w:p>
       <w:pPr>
-        <w:spacing w:after="240" w:lineRule="auto"/>
-        <w:rPr>
-          <w:sz w:val="21"/>
-          <w:szCs w:val="21"/>
-        </w:rPr>
-      </w:pPr>
-      <w:r>
-        <w:rPr>
-          <w:b w:val="1"/>
-          <w:bCs w:val="1"/>
-          <w:sz w:val="21"/>
-          <w:szCs w:val="21"/>
-          <w:rtl w:val="0"/>
-        </w:rPr>
-        <w:t xml:space="preserve">Location / Contact:</w:t>
-      </w:r>
-      <w:r>
-        <w:rPr>
-          <w:sz w:val="21"/>
-          <w:szCs w:val="21"/>
-          <w:rtl w:val="0"/>
-        </w:rPr>
-        <w:t xml:space="preserve"> Morbi, India / +91 89808 05269 / </w:t>
-      </w:r>
-      <w:r>
-        <w:rPr>
-          <w:sz w:val="21"/>
-          <w:szCs w:val="21"/>
-          <w:rtl w:val="0"/>
-        </w:rPr>
-        <w:t xml:space="preserve">ghodasaranatavar2011@gmail.com</w:t>
-      </w:r>
-      <w:r>
-        <w:rPr>
-          <w:sz w:val="21"/>
-          <w:szCs w:val="21"/>
-          <w:rtl w:val="0"/>
-        </w:rPr>
-        <w:t xml:space="preserve"> </w:t>
-      </w:r>
-      <w:r>
-        <w:rPr>
-          <w:b w:val="1"/>
-          <w:bCs w:val="1"/>
-          <w:sz w:val="21"/>
-          <w:szCs w:val="21"/>
-          <w:rtl w:val="0"/>
-        </w:rPr>
-        <w:t xml:space="preserve">Education:</w:t>
-      </w:r>
-      <w:r>
-        <w:rPr>
-          <w:sz w:val="21"/>
-          <w:szCs w:val="21"/>
-          <w:rtl w:val="0"/>
+        <w:spacing w:after="240"/>
+        <w:rPr>
+          <w:sz w:val="21"/>
+          <w:szCs w:val="21"/>
+        </w:rPr>
+      </w:pPr>
+      <w:r>
+        <w:rPr>
+          <w:b/>
+          <w:bCs/>
+          <w:sz w:val="21"/>
+          <w:szCs w:val="21"/>
+        </w:rPr>
+        <w:t>Location / Contact:</w:t>
+      </w:r>
+      <w:r>
+        <w:rPr>
+          <w:sz w:val="21"/>
+          <w:szCs w:val="21"/>
+        </w:rPr>
+        <w:t xml:space="preserve"> Morbi, India / +91 89808 05269 / ghodasaranatavar2011@gmail.com </w:t>
+      </w:r>
+      <w:r>
+        <w:rPr>
+          <w:b/>
+          <w:bCs/>
+          <w:sz w:val="21"/>
+          <w:szCs w:val="21"/>
+        </w:rPr>
+        <w:t>Education:</w:t>
+      </w:r>
+      <w:r>
+        <w:rPr>
+          <w:sz w:val="21"/>
+          <w:szCs w:val="21"/>
         </w:rPr>
         <w:t xml:space="preserve"> Master in Computer Application (MCA) - Gujarat Technological University (2014) </w:t>
       </w:r>
       <w:r>
         <w:rPr>
-          <w:b w:val="1"/>
-          <w:bCs w:val="1"/>
-          <w:sz w:val="21"/>
-          <w:szCs w:val="21"/>
-          <w:rtl w:val="0"/>
-        </w:rPr>
-        <w:t xml:space="preserve">Certifications:</w:t>
-      </w:r>
-      <w:r>
-        <w:rPr>
-          <w:sz w:val="21"/>
-          <w:szCs w:val="21"/>
-          <w:rtl w:val="0"/>
+          <w:b/>
+          <w:bCs/>
+          <w:sz w:val="21"/>
+          <w:szCs w:val="21"/>
+        </w:rPr>
+        <w:t>Certifications:</w:t>
+      </w:r>
+      <w:r>
+        <w:rPr>
+          <w:sz w:val="21"/>
+          <w:szCs w:val="21"/>
         </w:rPr>
         <w:t xml:space="preserve"> 6x Certified Salesforce Professional (Platform Developer I, Platform App Builder, Administrator, Associate, Experience Cloud Consultant, B2C Commerce Cloud Developer)</w:t>
       </w:r>
     </w:p>
     <w:p>
       <w:pPr>
-        <w:spacing w:after="240" w:lineRule="auto"/>
-        <w:rPr>
-          <w:sz w:val="21"/>
-          <w:szCs w:val="21"/>
-        </w:rPr>
-      </w:pPr>
-      <w:r>
-        <w:rPr>
-          <w:rtl w:val="0"/>
-        </w:rPr>
-      </w:r>
+        <w:spacing w:after="240"/>
+        <w:rPr>
+          <w:sz w:val="21"/>
+          <w:szCs w:val="21"/>
+        </w:rPr>
+      </w:pPr>
     </w:p>
     <w:p>
       <w:pPr>
@@ -185,44 +152,42 @@
         <w:keepNext w:val="0"/>
         <w:keepLines w:val="0"/>
         <w:pBdr>
-          <w:bottom w:color="auto" w:space="5" w:sz="0" w:val="none"/>
+          <w:bottom w:val="none" w:sz="0" w:space="5" w:color="auto"/>
         </w:pBdr>
         <w:spacing w:after="240" w:line="300" w:lineRule="auto"/>
         <w:rPr>
-          <w:b w:val="1"/>
-          <w:bCs w:val="1"/>
+          <w:b/>
+          <w:bCs/>
           <w:sz w:val="34"/>
           <w:szCs w:val="34"/>
         </w:rPr>
       </w:pPr>
-      <w:bookmarkStart w:colFirst="0" w:colLast="0" w:name="_1oc4doj76kdh" w:id="1"/>
+      <w:bookmarkStart w:id="1" w:name="_1oc4doj76kdh" w:colFirst="0" w:colLast="0"/>
       <w:bookmarkEnd w:id="1"/>
       <w:r>
         <w:rPr>
-          <w:b w:val="1"/>
-          <w:bCs w:val="1"/>
+          <w:b/>
+          <w:bCs/>
           <w:sz w:val="34"/>
           <w:szCs w:val="34"/>
-          <w:rtl w:val="0"/>
-        </w:rPr>
-        <w:t xml:space="preserve">CAREER OBJECTIVE</w:t>
-      </w:r>
-    </w:p>
-    <w:p>
-      <w:pPr>
-        <w:spacing w:after="240" w:lineRule="auto"/>
-        <w:rPr>
-          <w:sz w:val="21"/>
-          <w:szCs w:val="21"/>
-        </w:rPr>
-      </w:pPr>
-      <w:r>
-        <w:rPr>
-          <w:sz w:val="21"/>
-          <w:szCs w:val="21"/>
-          <w:rtl w:val="0"/>
-        </w:rPr>
-        <w:t xml:space="preserve">To effectively use my 11+ years of Salesforce platform expertise and firmly establish myself as a professional contributing to the success and growth of the organization. Currently specializing as a Salesforce Slack Subject Matter Expert (SME), I aim to drive Slack-First CRM collaboration and optimize workflows across Sales and Service environments.</w:t>
+        </w:rPr>
+        <w:t>CAREER OBJECTIVE</w:t>
+      </w:r>
+    </w:p>
+    <w:p>
+      <w:pPr>
+        <w:spacing w:after="240"/>
+        <w:rPr>
+          <w:sz w:val="21"/>
+          <w:szCs w:val="21"/>
+        </w:rPr>
+      </w:pPr>
+      <w:r>
+        <w:rPr>
+          <w:sz w:val="21"/>
+          <w:szCs w:val="21"/>
+        </w:rPr>
+        <w:t>To effectively use my 11+ years of Salesforce platform expertise and firmly establish myself as a professional contributing to the success and growth of the organization. Currently specializing as a Salesforce Slack Subject Matter Expert (SME), I aim to drive Slack-First CRM collaboration and optimize workflows across Sales and Service environments.</w:t>
       </w:r>
     </w:p>
     <w:p>
@@ -231,27 +196,26 @@
         <w:keepNext w:val="0"/>
         <w:keepLines w:val="0"/>
         <w:pBdr>
-          <w:bottom w:color="auto" w:space="5" w:sz="0" w:val="none"/>
+          <w:bottom w:val="none" w:sz="0" w:space="5" w:color="auto"/>
         </w:pBdr>
         <w:spacing w:after="240" w:line="300" w:lineRule="auto"/>
         <w:rPr>
-          <w:b w:val="1"/>
-          <w:bCs w:val="1"/>
+          <w:b/>
+          <w:bCs/>
           <w:sz w:val="34"/>
           <w:szCs w:val="34"/>
         </w:rPr>
       </w:pPr>
-      <w:bookmarkStart w:colFirst="0" w:colLast="0" w:name="_26gq7nczj5c" w:id="2"/>
+      <w:bookmarkStart w:id="2" w:name="_26gq7nczj5c" w:colFirst="0" w:colLast="0"/>
       <w:bookmarkEnd w:id="2"/>
       <w:r>
         <w:rPr>
-          <w:b w:val="1"/>
-          <w:bCs w:val="1"/>
+          <w:b/>
+          <w:bCs/>
           <w:sz w:val="34"/>
           <w:szCs w:val="34"/>
-          <w:rtl w:val="0"/>
-        </w:rPr>
-        <w:t xml:space="preserve">PROFESSIONAL SUMMARY</w:t>
+        </w:rPr>
+        <w:t>PROFESSIONAL SUMMARY</w:t>
       </w:r>
     </w:p>
     <w:p>
@@ -260,27 +224,23 @@
           <w:ilvl w:val="0"/>
           <w:numId w:val="11"/>
         </w:numPr>
-        <w:spacing w:after="0" w:afterAutospacing="0" w:lineRule="auto"/>
-        <w:ind w:left="720" w:hanging="360"/>
         <w:rPr>
           <w:color w:val="000000"/>
         </w:rPr>
       </w:pPr>
       <w:r>
         <w:rPr>
-          <w:b w:val="1"/>
-          <w:bCs w:val="1"/>
-          <w:sz w:val="21"/>
-          <w:szCs w:val="21"/>
-          <w:rtl w:val="0"/>
-        </w:rPr>
-        <w:t xml:space="preserve">Total IT Experience:</w:t>
-      </w:r>
-      <w:r>
-        <w:rPr>
-          <w:sz w:val="21"/>
-          <w:szCs w:val="21"/>
-          <w:rtl w:val="0"/>
+          <w:b/>
+          <w:bCs/>
+          <w:sz w:val="21"/>
+          <w:szCs w:val="21"/>
+        </w:rPr>
+        <w:t>Total IT Experience:</w:t>
+      </w:r>
+      <w:r>
+        <w:rPr>
+          <w:sz w:val="21"/>
+          <w:szCs w:val="21"/>
         </w:rPr>
         <w:t xml:space="preserve"> 11 years and 8 months of comprehensive experience in Salesforce Administration, Development, architecture, and driving Digital Transformation with AI-driven &amp; scalable CRM solutions.</w:t>
       </w:r>
@@ -291,27 +251,23 @@
           <w:ilvl w:val="0"/>
           <w:numId w:val="11"/>
         </w:numPr>
-        <w:spacing w:after="0" w:afterAutospacing="0" w:lineRule="auto"/>
-        <w:ind w:left="720" w:hanging="360"/>
         <w:rPr>
           <w:color w:val="000000"/>
         </w:rPr>
       </w:pPr>
       <w:r>
         <w:rPr>
-          <w:b w:val="1"/>
-          <w:bCs w:val="1"/>
-          <w:sz w:val="21"/>
-          <w:szCs w:val="21"/>
-          <w:rtl w:val="0"/>
-        </w:rPr>
-        <w:t xml:space="preserve">Salesforce Slack Integration SME:</w:t>
-      </w:r>
-      <w:r>
-        <w:rPr>
-          <w:sz w:val="21"/>
-          <w:szCs w:val="21"/>
-          <w:rtl w:val="0"/>
+          <w:b/>
+          <w:bCs/>
+          <w:sz w:val="21"/>
+          <w:szCs w:val="21"/>
+        </w:rPr>
+        <w:t>Salesforce Slack Integration SME:</w:t>
+      </w:r>
+      <w:r>
+        <w:rPr>
+          <w:sz w:val="21"/>
+          <w:szCs w:val="21"/>
         </w:rPr>
         <w:t xml:space="preserve"> Direct hands-on experience configuring and managing Salesforce-native Slack integrations (Sales Cloud for Slack, Service Cloud for Slack, Salesforce Channels).</w:t>
       </w:r>
@@ -322,27 +278,23 @@
           <w:ilvl w:val="0"/>
           <w:numId w:val="11"/>
         </w:numPr>
-        <w:spacing w:after="0" w:afterAutospacing="0" w:lineRule="auto"/>
-        <w:ind w:left="720" w:hanging="360"/>
         <w:rPr>
           <w:color w:val="000000"/>
         </w:rPr>
       </w:pPr>
       <w:r>
         <w:rPr>
-          <w:b w:val="1"/>
-          <w:bCs w:val="1"/>
-          <w:sz w:val="21"/>
-          <w:szCs w:val="21"/>
-          <w:rtl w:val="0"/>
-        </w:rPr>
-        <w:t xml:space="preserve">Slack-First Workflows:</w:t>
-      </w:r>
-      <w:r>
-        <w:rPr>
-          <w:sz w:val="21"/>
-          <w:szCs w:val="21"/>
-          <w:rtl w:val="0"/>
+          <w:b/>
+          <w:bCs/>
+          <w:sz w:val="21"/>
+          <w:szCs w:val="21"/>
+        </w:rPr>
+        <w:t>Slack-First Workflows:</w:t>
+      </w:r>
+      <w:r>
+        <w:rPr>
+          <w:sz w:val="21"/>
+          <w:szCs w:val="21"/>
         </w:rPr>
         <w:t xml:space="preserve"> Proven ability to translate CRM workflows into Slack collaboration experiences, utilizing notifications, alerts (record changes, pipeline movement, case updates), and establishing governance for data visibility and access controls.</w:t>
       </w:r>
@@ -353,27 +305,23 @@
           <w:ilvl w:val="0"/>
           <w:numId w:val="11"/>
         </w:numPr>
-        <w:spacing w:after="0" w:afterAutospacing="0" w:lineRule="auto"/>
-        <w:ind w:left="720" w:hanging="360"/>
         <w:rPr>
           <w:color w:val="000000"/>
         </w:rPr>
       </w:pPr>
       <w:r>
         <w:rPr>
-          <w:b w:val="1"/>
-          <w:bCs w:val="1"/>
-          <w:sz w:val="21"/>
-          <w:szCs w:val="21"/>
-          <w:rtl w:val="0"/>
-        </w:rPr>
-        <w:t xml:space="preserve">AI Automation &amp; Integrations:</w:t>
-      </w:r>
-      <w:r>
-        <w:rPr>
-          <w:sz w:val="21"/>
-          <w:szCs w:val="21"/>
-          <w:rtl w:val="0"/>
+          <w:b/>
+          <w:bCs/>
+          <w:sz w:val="21"/>
+          <w:szCs w:val="21"/>
+        </w:rPr>
+        <w:t>AI Automation &amp; Integrations:</w:t>
+      </w:r>
+      <w:r>
+        <w:rPr>
+          <w:sz w:val="21"/>
+          <w:szCs w:val="21"/>
         </w:rPr>
         <w:t xml:space="preserve"> Expertise in building AI Receptionists and custom integrations (Twilio, REST/SOAP APIs) to capture, qualify, and map external data flows 24/7.</w:t>
       </w:r>
@@ -384,27 +332,23 @@
           <w:ilvl w:val="0"/>
           <w:numId w:val="11"/>
         </w:numPr>
-        <w:spacing w:after="0" w:afterAutospacing="0" w:lineRule="auto"/>
-        <w:ind w:left="720" w:hanging="360"/>
         <w:rPr>
           <w:color w:val="000000"/>
         </w:rPr>
       </w:pPr>
       <w:r>
         <w:rPr>
-          <w:b w:val="1"/>
-          <w:bCs w:val="1"/>
-          <w:sz w:val="21"/>
-          <w:szCs w:val="21"/>
-          <w:rtl w:val="0"/>
-        </w:rPr>
-        <w:t xml:space="preserve">Core Salesforce Expertise:</w:t>
-      </w:r>
-      <w:r>
-        <w:rPr>
-          <w:sz w:val="21"/>
-          <w:szCs w:val="21"/>
-          <w:rtl w:val="0"/>
+          <w:b/>
+          <w:bCs/>
+          <w:sz w:val="21"/>
+          <w:szCs w:val="21"/>
+        </w:rPr>
+        <w:t>Core Salesforce Expertise:</w:t>
+      </w:r>
+      <w:r>
+        <w:rPr>
+          <w:sz w:val="21"/>
+          <w:szCs w:val="21"/>
         </w:rPr>
         <w:t xml:space="preserve"> Highly proficient in utilizing Lightning Web Components (LWC), Aura Components, Apex Triggers, Batch Apex, REST/SOAP API Integrations, and OmniStudio.</w:t>
       </w:r>
@@ -415,27 +359,23 @@
           <w:ilvl w:val="0"/>
           <w:numId w:val="11"/>
         </w:numPr>
-        <w:spacing w:after="0" w:afterAutospacing="0" w:lineRule="auto"/>
-        <w:ind w:left="720" w:hanging="360"/>
         <w:rPr>
           <w:color w:val="000000"/>
         </w:rPr>
       </w:pPr>
       <w:r>
         <w:rPr>
-          <w:b w:val="1"/>
-          <w:bCs w:val="1"/>
-          <w:sz w:val="21"/>
-          <w:szCs w:val="21"/>
-          <w:rtl w:val="0"/>
-        </w:rPr>
-        <w:t xml:space="preserve">Cloud Experience:</w:t>
-      </w:r>
-      <w:r>
-        <w:rPr>
-          <w:sz w:val="21"/>
-          <w:szCs w:val="21"/>
-          <w:rtl w:val="0"/>
+          <w:b/>
+          <w:bCs/>
+          <w:sz w:val="21"/>
+          <w:szCs w:val="21"/>
+        </w:rPr>
+        <w:t>Cloud Experience:</w:t>
+      </w:r>
+      <w:r>
+        <w:rPr>
+          <w:sz w:val="21"/>
+          <w:szCs w:val="21"/>
         </w:rPr>
         <w:t xml:space="preserve"> Deep understanding and implementation experience across Sales Cloud, Service Cloud, Experience Cloud (Communities), CPQ, and B2B Commerce Cloud.</w:t>
       </w:r>
@@ -446,27 +386,24 @@
           <w:ilvl w:val="0"/>
           <w:numId w:val="11"/>
         </w:numPr>
-        <w:spacing w:after="140" w:lineRule="auto"/>
-        <w:ind w:left="720" w:hanging="360"/>
+        <w:spacing w:after="140"/>
         <w:rPr>
           <w:color w:val="000000"/>
         </w:rPr>
       </w:pPr>
       <w:r>
         <w:rPr>
-          <w:b w:val="1"/>
-          <w:bCs w:val="1"/>
-          <w:sz w:val="21"/>
-          <w:szCs w:val="21"/>
-          <w:rtl w:val="0"/>
-        </w:rPr>
-        <w:t xml:space="preserve">Automation:</w:t>
-      </w:r>
-      <w:r>
-        <w:rPr>
-          <w:sz w:val="21"/>
-          <w:szCs w:val="21"/>
-          <w:rtl w:val="0"/>
+          <w:b/>
+          <w:bCs/>
+          <w:sz w:val="21"/>
+          <w:szCs w:val="21"/>
+        </w:rPr>
+        <w:t>Automation:</w:t>
+      </w:r>
+      <w:r>
+        <w:rPr>
+          <w:sz w:val="21"/>
+          <w:szCs w:val="21"/>
         </w:rPr>
         <w:t xml:space="preserve"> Extensive experience in business process automation using Salesforce Flows, Process Builder, and advanced custom logic.</w:t>
       </w:r>
@@ -477,27 +414,26 @@
         <w:keepNext w:val="0"/>
         <w:keepLines w:val="0"/>
         <w:pBdr>
-          <w:bottom w:color="auto" w:space="5" w:sz="0" w:val="none"/>
+          <w:bottom w:val="none" w:sz="0" w:space="5" w:color="auto"/>
         </w:pBdr>
         <w:spacing w:after="240" w:line="300" w:lineRule="auto"/>
         <w:rPr>
-          <w:b w:val="1"/>
-          <w:bCs w:val="1"/>
+          <w:b/>
+          <w:bCs/>
           <w:sz w:val="34"/>
           <w:szCs w:val="34"/>
         </w:rPr>
       </w:pPr>
-      <w:bookmarkStart w:colFirst="0" w:colLast="0" w:name="_hovymgkin8jp" w:id="3"/>
+      <w:bookmarkStart w:id="3" w:name="_hovymgkin8jp" w:colFirst="0" w:colLast="0"/>
       <w:bookmarkEnd w:id="3"/>
       <w:r>
         <w:rPr>
-          <w:b w:val="1"/>
-          <w:bCs w:val="1"/>
+          <w:b/>
+          <w:bCs/>
           <w:sz w:val="34"/>
           <w:szCs w:val="34"/>
-          <w:rtl w:val="0"/>
-        </w:rPr>
-        <w:t xml:space="preserve">SKILLS AND TOOLS</w:t>
+        </w:rPr>
+        <w:t>SKILLS AND TOOLS</w:t>
       </w:r>
     </w:p>
     <w:p>
@@ -506,27 +442,24 @@
           <w:ilvl w:val="0"/>
           <w:numId w:val="6"/>
         </w:numPr>
-        <w:spacing w:after="0" w:afterAutospacing="0" w:lineRule="auto"/>
-        <w:ind w:left="720" w:hanging="360"/>
         <w:rPr>
           <w:color w:val="000000"/>
         </w:rPr>
       </w:pPr>
       <w:r>
         <w:rPr>
-          <w:b w:val="1"/>
-          <w:bCs w:val="1"/>
-          <w:sz w:val="21"/>
-          <w:szCs w:val="21"/>
-          <w:rtl w:val="0"/>
-        </w:rPr>
-        <w:t xml:space="preserve">Salesforce Slack:</w:t>
-      </w:r>
-      <w:r>
-        <w:rPr>
-          <w:sz w:val="21"/>
-          <w:szCs w:val="21"/>
-          <w:rtl w:val="0"/>
+          <w:b/>
+          <w:bCs/>
+          <w:sz w:val="21"/>
+          <w:szCs w:val="21"/>
+        </w:rPr>
+        <w:lastRenderedPageBreak/>
+        <w:t>Salesforce Slack:</w:t>
+      </w:r>
+      <w:r>
+        <w:rPr>
+          <w:sz w:val="21"/>
+          <w:szCs w:val="21"/>
         </w:rPr>
         <w:t xml:space="preserve"> Sales Cloud for Slack, Service Cloud for Slack, Salesforce Channels, Custom Notifications, Slack Governance &amp; Visibility Controls.</w:t>
       </w:r>
@@ -537,27 +470,23 @@
           <w:ilvl w:val="0"/>
           <w:numId w:val="6"/>
         </w:numPr>
-        <w:spacing w:after="0" w:afterAutospacing="0" w:lineRule="auto"/>
-        <w:ind w:left="720" w:hanging="360"/>
         <w:rPr>
           <w:color w:val="000000"/>
         </w:rPr>
       </w:pPr>
       <w:r>
         <w:rPr>
-          <w:b w:val="1"/>
-          <w:bCs w:val="1"/>
-          <w:sz w:val="21"/>
-          <w:szCs w:val="21"/>
-          <w:rtl w:val="0"/>
-        </w:rPr>
-        <w:t xml:space="preserve">Salesforce Development:</w:t>
-      </w:r>
-      <w:r>
-        <w:rPr>
-          <w:sz w:val="21"/>
-          <w:szCs w:val="21"/>
-          <w:rtl w:val="0"/>
+          <w:b/>
+          <w:bCs/>
+          <w:sz w:val="21"/>
+          <w:szCs w:val="21"/>
+        </w:rPr>
+        <w:t>Salesforce Development:</w:t>
+      </w:r>
+      <w:r>
+        <w:rPr>
+          <w:sz w:val="21"/>
+          <w:szCs w:val="21"/>
         </w:rPr>
         <w:t xml:space="preserve"> Apex, LWC, Aura, Visualforce, SOQL/SOSL, REST/SOAP API Integration, Batches, Triggers.</w:t>
       </w:r>
@@ -568,27 +497,23 @@
           <w:ilvl w:val="0"/>
           <w:numId w:val="6"/>
         </w:numPr>
-        <w:spacing w:after="0" w:afterAutospacing="0" w:lineRule="auto"/>
-        <w:ind w:left="720" w:hanging="360"/>
         <w:rPr>
           <w:color w:val="000000"/>
         </w:rPr>
       </w:pPr>
       <w:r>
         <w:rPr>
-          <w:b w:val="1"/>
-          <w:bCs w:val="1"/>
-          <w:sz w:val="21"/>
-          <w:szCs w:val="21"/>
-          <w:rtl w:val="0"/>
-        </w:rPr>
-        <w:t xml:space="preserve">Salesforce Administration:</w:t>
-      </w:r>
-      <w:r>
-        <w:rPr>
-          <w:sz w:val="21"/>
-          <w:szCs w:val="21"/>
-          <w:rtl w:val="0"/>
+          <w:b/>
+          <w:bCs/>
+          <w:sz w:val="21"/>
+          <w:szCs w:val="21"/>
+        </w:rPr>
+        <w:t>Salesforce Administration:</w:t>
+      </w:r>
+      <w:r>
+        <w:rPr>
+          <w:sz w:val="21"/>
+          <w:szCs w:val="21"/>
         </w:rPr>
         <w:t xml:space="preserve"> Security Model (Profiles, Roles, Permission Sets), Reports &amp; Dashboards, Flow Automation.</w:t>
       </w:r>
@@ -599,27 +524,23 @@
           <w:ilvl w:val="0"/>
           <w:numId w:val="6"/>
         </w:numPr>
-        <w:spacing w:after="0" w:afterAutospacing="0" w:lineRule="auto"/>
-        <w:ind w:left="720" w:hanging="360"/>
         <w:rPr>
           <w:color w:val="000000"/>
         </w:rPr>
       </w:pPr>
       <w:r>
         <w:rPr>
-          <w:b w:val="1"/>
-          <w:bCs w:val="1"/>
-          <w:sz w:val="21"/>
-          <w:szCs w:val="21"/>
-          <w:rtl w:val="0"/>
-        </w:rPr>
-        <w:t xml:space="preserve">Clouds &amp; Products:</w:t>
-      </w:r>
-      <w:r>
-        <w:rPr>
-          <w:sz w:val="21"/>
-          <w:szCs w:val="21"/>
-          <w:rtl w:val="0"/>
+          <w:b/>
+          <w:bCs/>
+          <w:sz w:val="21"/>
+          <w:szCs w:val="21"/>
+        </w:rPr>
+        <w:t>Clouds &amp; Products:</w:t>
+      </w:r>
+      <w:r>
+        <w:rPr>
+          <w:sz w:val="21"/>
+          <w:szCs w:val="21"/>
         </w:rPr>
         <w:t xml:space="preserve"> Sales Cloud, Service Cloud, Experience Cloud, B2B Commerce, OmniStudio (OmniScripts, DataRaptors).</w:t>
       </w:r>
@@ -630,44 +551,33 @@
           <w:ilvl w:val="0"/>
           <w:numId w:val="6"/>
         </w:numPr>
-        <w:spacing w:after="140" w:lineRule="auto"/>
-        <w:ind w:left="720" w:hanging="360"/>
+        <w:spacing w:after="140"/>
         <w:rPr>
           <w:color w:val="000000"/>
         </w:rPr>
       </w:pPr>
       <w:r>
         <w:rPr>
-          <w:b w:val="1"/>
-          <w:bCs w:val="1"/>
-          <w:sz w:val="21"/>
-          <w:szCs w:val="21"/>
-          <w:rtl w:val="0"/>
-        </w:rPr>
-        <w:t xml:space="preserve">Web Technologies:</w:t>
-      </w:r>
-      <w:r>
-        <w:rPr>
-          <w:sz w:val="21"/>
-          <w:szCs w:val="21"/>
-          <w:rtl w:val="0"/>
+          <w:b/>
+          <w:bCs/>
+          <w:sz w:val="21"/>
+          <w:szCs w:val="21"/>
+        </w:rPr>
+        <w:t>Web Technologies:</w:t>
+      </w:r>
+      <w:r>
+        <w:rPr>
+          <w:sz w:val="21"/>
+          <w:szCs w:val="21"/>
         </w:rPr>
         <w:t xml:space="preserve"> JavaScript, HTML/CSS, AngularJS, Bootstrap.</w:t>
       </w:r>
     </w:p>
     <w:p>
-      <w:pPr>
-        <w:rPr/>
-      </w:pPr>
-      <w:r>
-        <w:pict>
-          <v:rect style="width:0.0pt;height:1.5pt" o:hr="t" o:hrstd="t" o:hralign="center" fillcolor="#A0A0A0" stroked="f"/>
+      <w:r>
+        <w:pict w14:anchorId="2D28FAD8">
+          <v:rect id="_x0000_i1025" style="width:0;height:1.5pt" o:hralign="center" o:hrstd="t" o:hr="t" fillcolor="#a0a0a0" stroked="f"/>
         </w:pict>
-      </w:r>
-      <w:r>
-        <w:rPr>
-          <w:rtl w:val="0"/>
-        </w:rPr>
       </w:r>
     </w:p>
     <w:p>
@@ -676,84 +586,78 @@
         <w:keepNext w:val="0"/>
         <w:keepLines w:val="0"/>
         <w:pBdr>
-          <w:bottom w:color="auto" w:space="5" w:sz="0" w:val="none"/>
+          <w:bottom w:val="none" w:sz="0" w:space="5" w:color="auto"/>
         </w:pBdr>
         <w:spacing w:after="240" w:line="300" w:lineRule="auto"/>
         <w:rPr>
-          <w:b w:val="1"/>
-          <w:bCs w:val="1"/>
+          <w:b/>
+          <w:bCs/>
           <w:sz w:val="34"/>
           <w:szCs w:val="34"/>
         </w:rPr>
       </w:pPr>
-      <w:bookmarkStart w:colFirst="0" w:colLast="0" w:name="_4iuynj96ov93" w:id="4"/>
+      <w:bookmarkStart w:id="4" w:name="_4iuynj96ov93" w:colFirst="0" w:colLast="0"/>
       <w:bookmarkEnd w:id="4"/>
       <w:r>
         <w:rPr>
-          <w:b w:val="1"/>
-          <w:bCs w:val="1"/>
+          <w:b/>
+          <w:bCs/>
           <w:sz w:val="34"/>
           <w:szCs w:val="34"/>
-          <w:rtl w:val="0"/>
-        </w:rPr>
-        <w:t xml:space="preserve">PROFESSIONAL EXPERIENCE</w:t>
-      </w:r>
-    </w:p>
-    <w:p>
-      <w:pPr>
-        <w:spacing w:after="240" w:lineRule="auto"/>
-        <w:rPr>
-          <w:b w:val="1"/>
-          <w:bCs w:val="1"/>
-          <w:sz w:val="21"/>
-          <w:szCs w:val="21"/>
-        </w:rPr>
-      </w:pPr>
-      <w:r>
-        <w:rPr>
-          <w:b w:val="1"/>
-          <w:bCs w:val="1"/>
-          <w:sz w:val="21"/>
-          <w:szCs w:val="21"/>
-          <w:rtl w:val="0"/>
-        </w:rPr>
-        <w:t xml:space="preserve">Global Solution Group</w:t>
-      </w:r>
-      <w:r>
-        <w:rPr>
-          <w:sz w:val="21"/>
-          <w:szCs w:val="21"/>
-          <w:rtl w:val="0"/>
+        </w:rPr>
+        <w:t>PROFESSIONAL EXPERIENCE</w:t>
+      </w:r>
+    </w:p>
+    <w:p>
+      <w:pPr>
+        <w:spacing w:after="240"/>
+        <w:rPr>
+          <w:b/>
+          <w:bCs/>
+          <w:sz w:val="21"/>
+          <w:szCs w:val="21"/>
+        </w:rPr>
+      </w:pPr>
+      <w:r>
+        <w:rPr>
+          <w:b/>
+          <w:bCs/>
+          <w:sz w:val="21"/>
+          <w:szCs w:val="21"/>
+        </w:rPr>
+        <w:t>Global Solution Group</w:t>
+      </w:r>
+      <w:r>
+        <w:rPr>
+          <w:sz w:val="21"/>
+          <w:szCs w:val="21"/>
         </w:rPr>
         <w:t xml:space="preserve"> | </w:t>
       </w:r>
       <w:r>
         <w:rPr>
-          <w:i w:val="1"/>
-          <w:iCs w:val="1"/>
-          <w:sz w:val="21"/>
-          <w:szCs w:val="21"/>
-          <w:rtl w:val="0"/>
-        </w:rPr>
-        <w:t xml:space="preserve">Sr. Salesforce Developer</w:t>
-      </w:r>
-      <w:r>
-        <w:rPr>
-          <w:sz w:val="21"/>
-          <w:szCs w:val="21"/>
-          <w:rtl w:val="0"/>
+          <w:i/>
+          <w:iCs/>
+          <w:sz w:val="21"/>
+          <w:szCs w:val="21"/>
+        </w:rPr>
+        <w:t>Sr. Salesforce Developer</w:t>
+      </w:r>
+      <w:r>
+        <w:rPr>
+          <w:sz w:val="21"/>
+          <w:szCs w:val="21"/>
         </w:rPr>
         <w:t xml:space="preserve"> | </w:t>
       </w:r>
       <w:r>
         <w:rPr>
-          <w:b w:val="1"/>
-          <w:bCs w:val="1"/>
-          <w:sz w:val="21"/>
-          <w:szCs w:val="21"/>
-          <w:rtl w:val="0"/>
-        </w:rPr>
-        <w:t xml:space="preserve">May 2024 – Present</w:t>
+          <w:b/>
+          <w:bCs/>
+          <w:sz w:val="21"/>
+          <w:szCs w:val="21"/>
+        </w:rPr>
+        <w:t>May 2024 – Present</w:t>
       </w:r>
     </w:p>
     <w:p>
@@ -762,8 +666,6 @@
           <w:ilvl w:val="0"/>
           <w:numId w:val="9"/>
         </w:numPr>
-        <w:spacing w:after="0" w:afterAutospacing="0" w:lineRule="auto"/>
-        <w:ind w:left="720" w:hanging="360"/>
         <w:rPr>
           <w:color w:val="000000"/>
         </w:rPr>
@@ -772,9 +674,8 @@
         <w:rPr>
           <w:sz w:val="21"/>
           <w:szCs w:val="21"/>
-          <w:rtl w:val="0"/>
-        </w:rPr>
-        <w:t xml:space="preserve">Served as the Salesforce Subject Matter Expert (SME), owning the strategy and configuration for Slack-First CRM collaboration.</w:t>
+        </w:rPr>
+        <w:t>Served as the Salesforce Subject Matter Expert (SME), owning the strategy and configuration for Slack-First CRM collaboration.</w:t>
       </w:r>
     </w:p>
     <w:p>
@@ -783,8 +684,6 @@
           <w:ilvl w:val="0"/>
           <w:numId w:val="9"/>
         </w:numPr>
-        <w:spacing w:after="0" w:afterAutospacing="0" w:lineRule="auto"/>
-        <w:ind w:left="720" w:hanging="360"/>
         <w:rPr>
           <w:color w:val="000000"/>
         </w:rPr>
@@ -793,27 +692,24 @@
         <w:rPr>
           <w:sz w:val="21"/>
           <w:szCs w:val="21"/>
-          <w:rtl w:val="0"/>
         </w:rPr>
         <w:t xml:space="preserve">Rolled out </w:t>
       </w:r>
       <w:r>
         <w:rPr>
-          <w:b w:val="1"/>
-          <w:bCs w:val="1"/>
-          <w:sz w:val="21"/>
-          <w:szCs w:val="21"/>
-          <w:rtl w:val="0"/>
-        </w:rPr>
-        <w:t xml:space="preserve">Service Cloud for Slack</w:t>
-      </w:r>
-      <w:r>
-        <w:rPr>
-          <w:sz w:val="21"/>
-          <w:szCs w:val="21"/>
-          <w:rtl w:val="0"/>
-        </w:rPr>
-        <w:t xml:space="preserve">, enabling cross-functional teams to resolve cases faster through Slack swarming.</w:t>
+          <w:b/>
+          <w:bCs/>
+          <w:sz w:val="21"/>
+          <w:szCs w:val="21"/>
+        </w:rPr>
+        <w:t>Service Cloud for Slack</w:t>
+      </w:r>
+      <w:r>
+        <w:rPr>
+          <w:sz w:val="21"/>
+          <w:szCs w:val="21"/>
+        </w:rPr>
+        <w:t>, enabling cross-functional teams to resolve cases faster through Slack swarming.</w:t>
       </w:r>
     </w:p>
     <w:p>
@@ -822,8 +718,6 @@
           <w:ilvl w:val="0"/>
           <w:numId w:val="9"/>
         </w:numPr>
-        <w:spacing w:after="0" w:afterAutospacing="0" w:lineRule="auto"/>
-        <w:ind w:left="720" w:hanging="360"/>
         <w:rPr>
           <w:color w:val="000000"/>
         </w:rPr>
@@ -832,9 +726,8 @@
         <w:rPr>
           <w:sz w:val="21"/>
           <w:szCs w:val="21"/>
-          <w:rtl w:val="0"/>
-        </w:rPr>
-        <w:t xml:space="preserve">Configured tailored Salesforce-driven notifications and alerts in Slack for Case updates, high-priority escalations, and SLA warnings.</w:t>
+        </w:rPr>
+        <w:t>Configured tailored Salesforce-driven notifications and alerts in Slack for Case updates, high-priority escalations, and SLA warnings.</w:t>
       </w:r>
     </w:p>
     <w:p>
@@ -843,8 +736,6 @@
           <w:ilvl w:val="0"/>
           <w:numId w:val="9"/>
         </w:numPr>
-        <w:spacing w:after="0" w:afterAutospacing="0" w:lineRule="auto"/>
-        <w:ind w:left="720" w:hanging="360"/>
         <w:rPr>
           <w:color w:val="000000"/>
         </w:rPr>
@@ -853,9 +744,8 @@
         <w:rPr>
           <w:sz w:val="21"/>
           <w:szCs w:val="21"/>
-          <w:rtl w:val="0"/>
-        </w:rPr>
-        <w:t xml:space="preserve">Established governance and security protocols for Salesforce data visibility natively in Slack.</w:t>
+        </w:rPr>
+        <w:t>Established governance and security protocols for Salesforce data visibility natively in Slack.</w:t>
       </w:r>
     </w:p>
     <w:p>
@@ -864,8 +754,7 @@
           <w:ilvl w:val="0"/>
           <w:numId w:val="9"/>
         </w:numPr>
-        <w:spacing w:after="140" w:lineRule="auto"/>
-        <w:ind w:left="720" w:hanging="360"/>
+        <w:spacing w:after="140"/>
         <w:rPr>
           <w:color w:val="000000"/>
         </w:rPr>
@@ -874,28 +763,26 @@
         <w:rPr>
           <w:sz w:val="21"/>
           <w:szCs w:val="21"/>
-          <w:rtl w:val="0"/>
-        </w:rPr>
-        <w:t xml:space="preserve">Integrated Marketing Cloud with Sales Cloud to provide a 360-degree view of the customer journey and built automated Flows to sync marketing leads.</w:t>
-      </w:r>
-    </w:p>
-    <w:p>
-      <w:pPr>
-        <w:spacing w:after="240" w:lineRule="auto"/>
-        <w:rPr>
-          <w:b w:val="1"/>
-          <w:bCs w:val="1"/>
-          <w:sz w:val="21"/>
-          <w:szCs w:val="21"/>
-        </w:rPr>
-      </w:pPr>
-      <w:r>
-        <w:rPr>
-          <w:b w:val="1"/>
-          <w:bCs w:val="1"/>
-          <w:sz w:val="21"/>
-          <w:szCs w:val="21"/>
-          <w:rtl w:val="0"/>
+        </w:rPr>
+        <w:t>Integrated Marketing Cloud with Sales Cloud to provide a 360-degree view of the customer journey and built automated Flows to sync marketing leads.</w:t>
+      </w:r>
+    </w:p>
+    <w:p>
+      <w:pPr>
+        <w:spacing w:after="240"/>
+        <w:rPr>
+          <w:b/>
+          <w:bCs/>
+          <w:sz w:val="21"/>
+          <w:szCs w:val="21"/>
+        </w:rPr>
+      </w:pPr>
+      <w:r>
+        <w:rPr>
+          <w:b/>
+          <w:bCs/>
+          <w:sz w:val="21"/>
+          <w:szCs w:val="21"/>
         </w:rPr>
         <w:t xml:space="preserve">Cease Fire - FSL- Slack Implementation &amp; Integration </w:t>
       </w:r>
@@ -903,37 +790,33 @@
         <w:rPr>
           <w:sz w:val="21"/>
           <w:szCs w:val="21"/>
-          <w:rtl w:val="0"/>
         </w:rPr>
         <w:t xml:space="preserve"> | </w:t>
       </w:r>
       <w:r>
         <w:rPr>
-          <w:i w:val="1"/>
-          <w:iCs w:val="1"/>
-          <w:sz w:val="21"/>
-          <w:szCs w:val="21"/>
-          <w:rtl w:val="0"/>
-        </w:rPr>
-        <w:t xml:space="preserve">Sr. Salesforce Developer</w:t>
-      </w:r>
-      <w:r>
-        <w:rPr>
-          <w:sz w:val="21"/>
-          <w:szCs w:val="21"/>
-          <w:rtl w:val="0"/>
+          <w:i/>
+          <w:iCs/>
+          <w:sz w:val="21"/>
+          <w:szCs w:val="21"/>
+        </w:rPr>
+        <w:t>Sr. Salesforce Developer</w:t>
+      </w:r>
+      <w:r>
+        <w:rPr>
+          <w:sz w:val="21"/>
+          <w:szCs w:val="21"/>
         </w:rPr>
         <w:t xml:space="preserve"> | </w:t>
       </w:r>
       <w:r>
         <w:rPr>
-          <w:b w:val="1"/>
-          <w:bCs w:val="1"/>
-          <w:sz w:val="21"/>
-          <w:szCs w:val="21"/>
-          <w:rtl w:val="0"/>
-        </w:rPr>
-        <w:t xml:space="preserve">Jul 2025 – Jan 2026</w:t>
+          <w:b/>
+          <w:bCs/>
+          <w:sz w:val="21"/>
+          <w:szCs w:val="21"/>
+        </w:rPr>
+        <w:t>Jul 2025 – Jan 2026</w:t>
       </w:r>
     </w:p>
     <w:p>
@@ -942,8 +825,6 @@
           <w:ilvl w:val="0"/>
           <w:numId w:val="4"/>
         </w:numPr>
-        <w:spacing w:after="0" w:afterAutospacing="0" w:lineRule="auto"/>
-        <w:ind w:left="720" w:hanging="360"/>
         <w:rPr>
           <w:color w:val="000000"/>
         </w:rPr>
@@ -952,9 +833,8 @@
         <w:rPr>
           <w:sz w:val="21"/>
           <w:szCs w:val="21"/>
-          <w:rtl w:val="0"/>
-        </w:rPr>
-        <w:t xml:space="preserve">Configured Field Service Lightning (FSL) with Slack Integration to manage high-volume on-site inspections and repairs.</w:t>
+        </w:rPr>
+        <w:t>Configured Field Service Lightning (FSL) with Slack Integration to manage high-volume on-site inspections and repairs.</w:t>
       </w:r>
     </w:p>
     <w:p>
@@ -963,8 +843,44 @@
           <w:ilvl w:val="0"/>
           <w:numId w:val="4"/>
         </w:numPr>
-        <w:spacing w:after="0" w:afterAutospacing="0" w:lineRule="auto"/>
-        <w:ind w:left="720" w:hanging="360"/>
+        <w:rPr>
+          <w:sz w:val="21"/>
+          <w:szCs w:val="21"/>
+        </w:rPr>
+      </w:pPr>
+      <w:r>
+        <w:rPr>
+          <w:sz w:val="21"/>
+          <w:szCs w:val="21"/>
+        </w:rPr>
+        <w:t>Enabled Slack-based case and work order swarming for field technicians and service teams using Salesforce-generated alerts and contextual record sharing.</w:t>
+      </w:r>
+    </w:p>
+    <w:p>
+      <w:pPr>
+        <w:numPr>
+          <w:ilvl w:val="0"/>
+          <w:numId w:val="4"/>
+        </w:numPr>
+        <w:rPr>
+          <w:sz w:val="21"/>
+          <w:szCs w:val="21"/>
+        </w:rPr>
+      </w:pPr>
+      <w:r>
+        <w:rPr>
+          <w:sz w:val="21"/>
+          <w:szCs w:val="21"/>
+        </w:rPr>
+        <w:t>Configured Slack collaboration workflows integrated with Field Service Lightning to streamline technician coordination and real-time service updates.</w:t>
+      </w:r>
+    </w:p>
+    <w:p>
+      <w:pPr>
+        <w:numPr>
+          <w:ilvl w:val="0"/>
+          <w:numId w:val="4"/>
+        </w:numPr>
         <w:rPr>
           <w:color w:val="000000"/>
         </w:rPr>
@@ -973,9 +889,8 @@
         <w:rPr>
           <w:sz w:val="21"/>
           <w:szCs w:val="21"/>
-          <w:rtl w:val="0"/>
-        </w:rPr>
-        <w:t xml:space="preserve">Developed custom LWC for field technicians to capture data and signatures offline.</w:t>
+        </w:rPr>
+        <w:t>Developed custom LWC for field technicians to capture data and signatures offline.</w:t>
       </w:r>
     </w:p>
     <w:p>
@@ -984,8 +899,7 @@
           <w:ilvl w:val="0"/>
           <w:numId w:val="4"/>
         </w:numPr>
-        <w:spacing w:after="140" w:lineRule="auto"/>
-        <w:ind w:left="720" w:hanging="360"/>
+        <w:spacing w:after="140"/>
         <w:rPr>
           <w:color w:val="000000"/>
         </w:rPr>
@@ -994,66 +908,60 @@
         <w:rPr>
           <w:sz w:val="21"/>
           <w:szCs w:val="21"/>
-          <w:rtl w:val="0"/>
-        </w:rPr>
-        <w:t xml:space="preserve">Architected Apex solutions for complex scheduling and technician territory management.</w:t>
-      </w:r>
-    </w:p>
-    <w:p>
-      <w:pPr>
-        <w:spacing w:after="240" w:lineRule="auto"/>
-        <w:rPr>
-          <w:b w:val="1"/>
-          <w:bCs w:val="1"/>
-          <w:sz w:val="21"/>
-          <w:szCs w:val="21"/>
-        </w:rPr>
-      </w:pPr>
-      <w:r>
-        <w:rPr>
-          <w:b w:val="1"/>
-          <w:bCs w:val="1"/>
-          <w:sz w:val="21"/>
-          <w:szCs w:val="21"/>
-          <w:rtl w:val="0"/>
-        </w:rPr>
-        <w:t xml:space="preserve">Real Intel - Realestate</w:t>
-      </w:r>
-      <w:r>
-        <w:rPr>
-          <w:sz w:val="21"/>
-          <w:szCs w:val="21"/>
-          <w:rtl w:val="0"/>
+        </w:rPr>
+        <w:t>Architected Apex solutions for complex scheduling and technician territory management.</w:t>
+      </w:r>
+    </w:p>
+    <w:p>
+      <w:pPr>
+        <w:spacing w:after="240"/>
+        <w:rPr>
+          <w:b/>
+          <w:bCs/>
+          <w:sz w:val="21"/>
+          <w:szCs w:val="21"/>
+        </w:rPr>
+      </w:pPr>
+      <w:r>
+        <w:rPr>
+          <w:b/>
+          <w:bCs/>
+          <w:sz w:val="21"/>
+          <w:szCs w:val="21"/>
+        </w:rPr>
+        <w:t>Real Intel - Realestate</w:t>
+      </w:r>
+      <w:r>
+        <w:rPr>
+          <w:sz w:val="21"/>
+          <w:szCs w:val="21"/>
         </w:rPr>
         <w:t xml:space="preserve"> | </w:t>
       </w:r>
       <w:r>
         <w:rPr>
-          <w:i w:val="1"/>
-          <w:iCs w:val="1"/>
-          <w:sz w:val="21"/>
-          <w:szCs w:val="21"/>
-          <w:rtl w:val="0"/>
-        </w:rPr>
-        <w:t xml:space="preserve">Sr. Salesforce Developer</w:t>
-      </w:r>
-      <w:r>
-        <w:rPr>
-          <w:sz w:val="21"/>
-          <w:szCs w:val="21"/>
-          <w:rtl w:val="0"/>
+          <w:i/>
+          <w:iCs/>
+          <w:sz w:val="21"/>
+          <w:szCs w:val="21"/>
+        </w:rPr>
+        <w:t>Sr. Salesforce Developer</w:t>
+      </w:r>
+      <w:r>
+        <w:rPr>
+          <w:sz w:val="21"/>
+          <w:szCs w:val="21"/>
         </w:rPr>
         <w:t xml:space="preserve"> | </w:t>
       </w:r>
       <w:r>
         <w:rPr>
-          <w:b w:val="1"/>
-          <w:bCs w:val="1"/>
-          <w:sz w:val="21"/>
-          <w:szCs w:val="21"/>
-          <w:rtl w:val="0"/>
-        </w:rPr>
-        <w:t xml:space="preserve">Sept 2024 – Nov 2025</w:t>
+          <w:b/>
+          <w:bCs/>
+          <w:sz w:val="21"/>
+          <w:szCs w:val="21"/>
+        </w:rPr>
+        <w:t>Sept 2024 – Nov 2025</w:t>
       </w:r>
     </w:p>
     <w:p>
@@ -1062,8 +970,6 @@
           <w:ilvl w:val="0"/>
           <w:numId w:val="13"/>
         </w:numPr>
-        <w:spacing w:after="0" w:afterAutospacing="0" w:lineRule="auto"/>
-        <w:ind w:left="720" w:hanging="360"/>
         <w:rPr>
           <w:color w:val="000000"/>
         </w:rPr>
@@ -1072,37 +978,80 @@
         <w:rPr>
           <w:sz w:val="21"/>
           <w:szCs w:val="21"/>
-          <w:rtl w:val="0"/>
         </w:rPr>
         <w:t xml:space="preserve">Configured </w:t>
       </w:r>
       <w:r>
         <w:rPr>
-          <w:b w:val="1"/>
-          <w:bCs w:val="1"/>
-          <w:sz w:val="21"/>
-          <w:szCs w:val="21"/>
-          <w:rtl w:val="0"/>
-        </w:rPr>
-        <w:t xml:space="preserve">Sales Cloud for Slack</w:t>
-      </w:r>
-      <w:r>
-        <w:rPr>
-          <w:sz w:val="21"/>
-          <w:szCs w:val="21"/>
-          <w:rtl w:val="0"/>
+          <w:b/>
+          <w:bCs/>
+          <w:sz w:val="21"/>
+          <w:szCs w:val="21"/>
+        </w:rPr>
+        <w:t>Sales Cloud for Slack</w:t>
+      </w:r>
+      <w:r>
+        <w:rPr>
+          <w:sz w:val="21"/>
+          <w:szCs w:val="21"/>
         </w:rPr>
         <w:t xml:space="preserve"> and Salesforce Channels to allow real-estate agents to collaborate on property deals and manage leads directly from Slack.</w:t>
       </w:r>
     </w:p>
     <w:p>
       <w:pPr>
+        <w:pStyle w:val="NormalWeb"/>
         <w:numPr>
           <w:ilvl w:val="0"/>
           <w:numId w:val="13"/>
         </w:numPr>
-        <w:spacing w:after="0" w:afterAutospacing="0" w:lineRule="auto"/>
-        <w:ind w:left="720" w:hanging="360"/>
+        <w:rPr>
+          <w:rFonts w:ascii="Arial" w:eastAsia="Arial" w:hAnsi="Arial" w:cs="Arial"/>
+          <w:sz w:val="21"/>
+          <w:szCs w:val="21"/>
+          <w:lang w:val="en"/>
+        </w:rPr>
+      </w:pPr>
+      <w:r>
+        <w:rPr>
+          <w:rFonts w:ascii="Arial" w:eastAsia="Arial" w:hAnsi="Arial" w:cs="Arial"/>
+          <w:sz w:val="21"/>
+          <w:szCs w:val="21"/>
+          <w:lang w:val="en"/>
+        </w:rPr>
+        <w:t>Implemented Salesforce Channels tied to Opportunity and Lead records to enable deal collaboration and pipeline visibility directly within Slack workspaces.</w:t>
+      </w:r>
+    </w:p>
+    <w:p>
+      <w:pPr>
+        <w:pStyle w:val="NormalWeb"/>
+        <w:numPr>
+          <w:ilvl w:val="0"/>
+          <w:numId w:val="13"/>
+        </w:numPr>
+        <w:rPr>
+          <w:rFonts w:ascii="Arial" w:eastAsia="Arial" w:hAnsi="Arial" w:cs="Arial"/>
+          <w:sz w:val="21"/>
+          <w:szCs w:val="21"/>
+          <w:lang w:val="en"/>
+        </w:rPr>
+      </w:pPr>
+      <w:r>
+        <w:rPr>
+          <w:rFonts w:ascii="Arial" w:eastAsia="Arial" w:hAnsi="Arial" w:cs="Arial"/>
+          <w:sz w:val="21"/>
+          <w:szCs w:val="21"/>
+          <w:lang w:val="en"/>
+        </w:rPr>
+        <w:t>Configured Slack notifications and automated alerts for opportunity stage changes, lead assignments, and pipeline movement to accelerate deal execution.</w:t>
+      </w:r>
+    </w:p>
+    <w:p>
+      <w:pPr>
+        <w:numPr>
+          <w:ilvl w:val="0"/>
+          <w:numId w:val="13"/>
+        </w:numPr>
         <w:rPr>
           <w:color w:val="000000"/>
         </w:rPr>
@@ -1111,9 +1060,8 @@
         <w:rPr>
           <w:sz w:val="21"/>
           <w:szCs w:val="21"/>
-          <w:rtl w:val="0"/>
-        </w:rPr>
-        <w:t xml:space="preserve">Implemented automated Slack alerts for critical pipeline movement and record changes.</w:t>
+        </w:rPr>
+        <w:t>Implemented automated Slack alerts for critical pipeline movement and record changes.</w:t>
       </w:r>
     </w:p>
     <w:p>
@@ -1122,8 +1070,6 @@
           <w:ilvl w:val="0"/>
           <w:numId w:val="13"/>
         </w:numPr>
-        <w:spacing w:after="0" w:afterAutospacing="0" w:lineRule="auto"/>
-        <w:ind w:left="720" w:hanging="360"/>
         <w:rPr>
           <w:color w:val="000000"/>
         </w:rPr>
@@ -1132,9 +1078,9 @@
         <w:rPr>
           <w:sz w:val="21"/>
           <w:szCs w:val="21"/>
-          <w:rtl w:val="0"/>
-        </w:rPr>
-        <w:t xml:space="preserve">Developed a custom Commission Engine using Apex and Flows.</w:t>
+        </w:rPr>
+        <w:lastRenderedPageBreak/>
+        <w:t>Developed a custom Commission Engine using Apex and Flows.</w:t>
       </w:r>
     </w:p>
     <w:p>
@@ -1143,8 +1089,7 @@
           <w:ilvl w:val="0"/>
           <w:numId w:val="13"/>
         </w:numPr>
-        <w:spacing w:after="140" w:lineRule="auto"/>
-        <w:ind w:left="720" w:hanging="360"/>
+        <w:spacing w:after="140"/>
         <w:rPr>
           <w:color w:val="000000"/>
         </w:rPr>
@@ -1153,84 +1098,76 @@
         <w:rPr>
           <w:sz w:val="21"/>
           <w:szCs w:val="21"/>
-          <w:rtl w:val="0"/>
         </w:rPr>
         <w:t xml:space="preserve">Built an </w:t>
       </w:r>
       <w:r>
         <w:rPr>
-          <w:b w:val="1"/>
-          <w:bCs w:val="1"/>
-          <w:sz w:val="21"/>
-          <w:szCs w:val="21"/>
-          <w:rtl w:val="0"/>
-        </w:rPr>
-        <w:t xml:space="preserve">AI Receptionist for Real Estate</w:t>
-      </w:r>
-      <w:r>
-        <w:rPr>
-          <w:sz w:val="21"/>
-          <w:szCs w:val="21"/>
-          <w:rtl w:val="0"/>
+          <w:b/>
+          <w:bCs/>
+          <w:sz w:val="21"/>
+          <w:szCs w:val="21"/>
+        </w:rPr>
+        <w:t>AI Receptionist for Real Estate</w:t>
+      </w:r>
+      <w:r>
+        <w:rPr>
+          <w:sz w:val="21"/>
+          <w:szCs w:val="21"/>
         </w:rPr>
         <w:t xml:space="preserve"> using Salesforce CRM, Twilio, and AI automation to capture, qualify, and route leads 24/7.</w:t>
       </w:r>
     </w:p>
     <w:p>
       <w:pPr>
-        <w:spacing w:after="240" w:lineRule="auto"/>
-        <w:rPr>
-          <w:b w:val="1"/>
-          <w:bCs w:val="1"/>
-          <w:sz w:val="21"/>
-          <w:szCs w:val="21"/>
-        </w:rPr>
-      </w:pPr>
-      <w:r>
-        <w:rPr>
-          <w:b w:val="1"/>
-          <w:bCs w:val="1"/>
-          <w:sz w:val="21"/>
-          <w:szCs w:val="21"/>
-          <w:rtl w:val="0"/>
-        </w:rPr>
-        <w:t xml:space="preserve">IHome Dental</w:t>
-      </w:r>
-      <w:r>
-        <w:rPr>
-          <w:sz w:val="21"/>
-          <w:szCs w:val="21"/>
-          <w:rtl w:val="0"/>
+        <w:spacing w:after="240"/>
+        <w:rPr>
+          <w:b/>
+          <w:bCs/>
+          <w:sz w:val="21"/>
+          <w:szCs w:val="21"/>
+        </w:rPr>
+      </w:pPr>
+      <w:r>
+        <w:rPr>
+          <w:b/>
+          <w:bCs/>
+          <w:sz w:val="21"/>
+          <w:szCs w:val="21"/>
+        </w:rPr>
+        <w:t>IHome Dental</w:t>
+      </w:r>
+      <w:r>
+        <w:rPr>
+          <w:sz w:val="21"/>
+          <w:szCs w:val="21"/>
         </w:rPr>
         <w:t xml:space="preserve"> | </w:t>
       </w:r>
       <w:r>
         <w:rPr>
-          <w:i w:val="1"/>
-          <w:iCs w:val="1"/>
-          <w:sz w:val="21"/>
-          <w:szCs w:val="21"/>
-          <w:rtl w:val="0"/>
-        </w:rPr>
-        <w:t xml:space="preserve">Sr. Salesforce Developer</w:t>
-      </w:r>
-      <w:r>
-        <w:rPr>
-          <w:sz w:val="21"/>
-          <w:szCs w:val="21"/>
-          <w:rtl w:val="0"/>
+          <w:i/>
+          <w:iCs/>
+          <w:sz w:val="21"/>
+          <w:szCs w:val="21"/>
+        </w:rPr>
+        <w:t>Sr. Salesforce Developer</w:t>
+      </w:r>
+      <w:r>
+        <w:rPr>
+          <w:sz w:val="21"/>
+          <w:szCs w:val="21"/>
         </w:rPr>
         <w:t xml:space="preserve"> | </w:t>
       </w:r>
       <w:r>
         <w:rPr>
-          <w:b w:val="1"/>
-          <w:bCs w:val="1"/>
-          <w:sz w:val="21"/>
-          <w:szCs w:val="21"/>
-          <w:rtl w:val="0"/>
-        </w:rPr>
-        <w:t xml:space="preserve">Jun 2024 – Dec 2025</w:t>
+          <w:b/>
+          <w:bCs/>
+          <w:sz w:val="21"/>
+          <w:szCs w:val="21"/>
+        </w:rPr>
+        <w:t>Jun 2024 – Dec 2025</w:t>
       </w:r>
     </w:p>
     <w:p>
@@ -1239,8 +1176,6 @@
           <w:ilvl w:val="0"/>
           <w:numId w:val="15"/>
         </w:numPr>
-        <w:spacing w:after="0" w:afterAutospacing="0" w:lineRule="auto"/>
-        <w:ind w:left="720" w:hanging="360"/>
         <w:rPr>
           <w:color w:val="000000"/>
         </w:rPr>
@@ -1249,9 +1184,8 @@
         <w:rPr>
           <w:sz w:val="21"/>
           <w:szCs w:val="21"/>
-          <w:rtl w:val="0"/>
-        </w:rPr>
-        <w:t xml:space="preserve">Architected a patient-facing Experience Cloud portal using LWC for treatment plan visibility.</w:t>
+        </w:rPr>
+        <w:t>Architected a patient-facing Experience Cloud portal using LWC for treatment plan visibility.</w:t>
       </w:r>
     </w:p>
     <w:p>
@@ -1260,8 +1194,45 @@
           <w:ilvl w:val="0"/>
           <w:numId w:val="15"/>
         </w:numPr>
-        <w:spacing w:after="140" w:lineRule="auto"/>
-        <w:ind w:left="720" w:hanging="360"/>
+        <w:rPr>
+          <w:sz w:val="21"/>
+          <w:szCs w:val="21"/>
+        </w:rPr>
+      </w:pPr>
+      <w:r>
+        <w:rPr>
+          <w:sz w:val="21"/>
+          <w:szCs w:val="21"/>
+        </w:rPr>
+        <w:t>Integrated Salesforce Service workflows with Slack to enable real-time collaboration on patient cases and operational updates using Salesforce-generated notifications.</w:t>
+      </w:r>
+    </w:p>
+    <w:p>
+      <w:pPr>
+        <w:numPr>
+          <w:ilvl w:val="0"/>
+          <w:numId w:val="15"/>
+        </w:numPr>
+        <w:rPr>
+          <w:sz w:val="21"/>
+          <w:szCs w:val="21"/>
+        </w:rPr>
+      </w:pPr>
+      <w:r>
+        <w:rPr>
+          <w:sz w:val="21"/>
+          <w:szCs w:val="21"/>
+        </w:rPr>
+        <w:t>Configured automated Slack alerts for appointment changes, case updates, and workflow milestones using Salesforce Flow and event-driven notifications.</w:t>
+      </w:r>
+    </w:p>
+    <w:p>
+      <w:pPr>
+        <w:numPr>
+          <w:ilvl w:val="0"/>
+          <w:numId w:val="15"/>
+        </w:numPr>
+        <w:spacing w:after="140"/>
         <w:rPr>
           <w:color w:val="000000"/>
         </w:rPr>
@@ -1270,66 +1241,60 @@
         <w:rPr>
           <w:sz w:val="21"/>
           <w:szCs w:val="21"/>
-          <w:rtl w:val="0"/>
-        </w:rPr>
-        <w:t xml:space="preserve">Implemented Salesforce Flow to automate appointment reminders and follow-up tasks.</w:t>
-      </w:r>
-    </w:p>
-    <w:p>
-      <w:pPr>
-        <w:spacing w:after="240" w:lineRule="auto"/>
-        <w:rPr>
-          <w:b w:val="1"/>
-          <w:bCs w:val="1"/>
-          <w:sz w:val="21"/>
-          <w:szCs w:val="21"/>
-        </w:rPr>
-      </w:pPr>
-      <w:r>
-        <w:rPr>
-          <w:b w:val="1"/>
-          <w:bCs w:val="1"/>
-          <w:sz w:val="21"/>
-          <w:szCs w:val="21"/>
-          <w:rtl w:val="0"/>
-        </w:rPr>
-        <w:t xml:space="preserve">Asset Optics - FSL Implementation</w:t>
-      </w:r>
-      <w:r>
-        <w:rPr>
-          <w:sz w:val="21"/>
-          <w:szCs w:val="21"/>
-          <w:rtl w:val="0"/>
+        </w:rPr>
+        <w:t>Implemented Salesforce Flow to automate appointment reminders and follow-up tasks.</w:t>
+      </w:r>
+    </w:p>
+    <w:p>
+      <w:pPr>
+        <w:spacing w:after="240"/>
+        <w:rPr>
+          <w:b/>
+          <w:bCs/>
+          <w:sz w:val="21"/>
+          <w:szCs w:val="21"/>
+        </w:rPr>
+      </w:pPr>
+      <w:r>
+        <w:rPr>
+          <w:b/>
+          <w:bCs/>
+          <w:sz w:val="21"/>
+          <w:szCs w:val="21"/>
+        </w:rPr>
+        <w:t>Asset Optics - FSL Implementation</w:t>
+      </w:r>
+      <w:r>
+        <w:rPr>
+          <w:sz w:val="21"/>
+          <w:szCs w:val="21"/>
         </w:rPr>
         <w:t xml:space="preserve"> | </w:t>
       </w:r>
       <w:r>
         <w:rPr>
-          <w:i w:val="1"/>
-          <w:iCs w:val="1"/>
-          <w:sz w:val="21"/>
-          <w:szCs w:val="21"/>
-          <w:rtl w:val="0"/>
-        </w:rPr>
-        <w:t xml:space="preserve">Sr. Salesforce Developer</w:t>
-      </w:r>
-      <w:r>
-        <w:rPr>
-          <w:sz w:val="21"/>
-          <w:szCs w:val="21"/>
-          <w:rtl w:val="0"/>
+          <w:i/>
+          <w:iCs/>
+          <w:sz w:val="21"/>
+          <w:szCs w:val="21"/>
+        </w:rPr>
+        <w:t>Sr. Salesforce Developer</w:t>
+      </w:r>
+      <w:r>
+        <w:rPr>
+          <w:sz w:val="21"/>
+          <w:szCs w:val="21"/>
         </w:rPr>
         <w:t xml:space="preserve"> | </w:t>
       </w:r>
       <w:r>
         <w:rPr>
-          <w:b w:val="1"/>
-          <w:bCs w:val="1"/>
-          <w:sz w:val="21"/>
-          <w:szCs w:val="21"/>
-          <w:rtl w:val="0"/>
-        </w:rPr>
-        <w:t xml:space="preserve">Mar 2024 – Jun 2024</w:t>
+          <w:b/>
+          <w:bCs/>
+          <w:sz w:val="21"/>
+          <w:szCs w:val="21"/>
+        </w:rPr>
+        <w:t>Mar 2024 – Jun 2024</w:t>
       </w:r>
     </w:p>
     <w:p>
@@ -1338,8 +1303,6 @@
           <w:ilvl w:val="0"/>
           <w:numId w:val="5"/>
         </w:numPr>
-        <w:spacing w:after="140" w:lineRule="auto"/>
-        <w:ind w:left="720" w:hanging="360"/>
         <w:rPr>
           <w:color w:val="000000"/>
         </w:rPr>
@@ -1348,66 +1311,117 @@
         <w:rPr>
           <w:sz w:val="21"/>
           <w:szCs w:val="21"/>
-          <w:rtl w:val="0"/>
-        </w:rPr>
-        <w:t xml:space="preserve">Implemented Field Service Lightning to track physical asset maintenance and life cycles.</w:t>
-      </w:r>
-    </w:p>
-    <w:p>
-      <w:pPr>
-        <w:spacing w:after="240" w:lineRule="auto"/>
-        <w:rPr>
-          <w:b w:val="1"/>
-          <w:bCs w:val="1"/>
-          <w:sz w:val="21"/>
-          <w:szCs w:val="21"/>
-        </w:rPr>
-      </w:pPr>
-      <w:r>
-        <w:rPr>
-          <w:b w:val="1"/>
-          <w:bCs w:val="1"/>
-          <w:sz w:val="21"/>
-          <w:szCs w:val="21"/>
-          <w:rtl w:val="0"/>
-        </w:rPr>
-        <w:t xml:space="preserve">Medical Research (Hope Bio) Project</w:t>
-      </w:r>
-      <w:r>
-        <w:rPr>
-          <w:sz w:val="21"/>
-          <w:szCs w:val="21"/>
-          <w:rtl w:val="0"/>
+        </w:rPr>
+        <w:t>Implemented Field Service Lightning to track physical asset maintenance and life cycles.</w:t>
+      </w:r>
+    </w:p>
+    <w:p>
+      <w:pPr>
+        <w:numPr>
+          <w:ilvl w:val="0"/>
+          <w:numId w:val="5"/>
+        </w:numPr>
+        <w:rPr>
+          <w:sz w:val="21"/>
+          <w:szCs w:val="21"/>
+        </w:rPr>
+      </w:pPr>
+      <w:r>
+        <w:rPr>
+          <w:sz w:val="21"/>
+          <w:szCs w:val="21"/>
+        </w:rPr>
+        <w:t>Configured automated service notifications and alerts from Salesforce Field Service to Slack to keep operations teams informed about work order status and service updates.</w:t>
+      </w:r>
+    </w:p>
+    <w:p>
+      <w:pPr>
+        <w:numPr>
+          <w:ilvl w:val="0"/>
+          <w:numId w:val="5"/>
+        </w:numPr>
+        <w:rPr>
+          <w:sz w:val="21"/>
+          <w:szCs w:val="21"/>
+        </w:rPr>
+      </w:pPr>
+      <w:r>
+        <w:rPr>
+          <w:sz w:val="21"/>
+          <w:szCs w:val="21"/>
+        </w:rPr>
+        <w:t>Enabled collaboration around service work orders by linking Salesforce Field Service records with Slack channels for faster issue resolution.</w:t>
+      </w:r>
+    </w:p>
+    <w:p>
+      <w:pPr>
+        <w:numPr>
+          <w:ilvl w:val="0"/>
+          <w:numId w:val="5"/>
+        </w:numPr>
+        <w:rPr>
+          <w:sz w:val="21"/>
+          <w:szCs w:val="21"/>
+        </w:rPr>
+      </w:pPr>
+      <w:r>
+        <w:rPr>
+          <w:sz w:val="21"/>
+          <w:szCs w:val="21"/>
+        </w:rPr>
+        <w:t>Worked with service operations stakeholders to translate Field Service workflows into Slack-based collaboration for dispatchers, technicians, and support teams.</w:t>
+      </w:r>
+    </w:p>
+    <w:p>
+      <w:pPr>
+        <w:spacing w:after="240"/>
+        <w:rPr>
+          <w:b/>
+          <w:bCs/>
+          <w:sz w:val="21"/>
+          <w:szCs w:val="21"/>
+        </w:rPr>
+      </w:pPr>
+      <w:r>
+        <w:rPr>
+          <w:b/>
+          <w:bCs/>
+          <w:sz w:val="21"/>
+          <w:szCs w:val="21"/>
+        </w:rPr>
+        <w:t>Medical Research (Hope Bio) Project</w:t>
+      </w:r>
+      <w:r>
+        <w:rPr>
+          <w:sz w:val="21"/>
+          <w:szCs w:val="21"/>
         </w:rPr>
         <w:t xml:space="preserve"> | </w:t>
       </w:r>
       <w:r>
         <w:rPr>
-          <w:i w:val="1"/>
-          <w:iCs w:val="1"/>
-          <w:sz w:val="21"/>
-          <w:szCs w:val="21"/>
-          <w:rtl w:val="0"/>
-        </w:rPr>
-        <w:t xml:space="preserve">Sr. Salesforce Developer</w:t>
-      </w:r>
-      <w:r>
-        <w:rPr>
-          <w:sz w:val="21"/>
-          <w:szCs w:val="21"/>
-          <w:rtl w:val="0"/>
+          <w:i/>
+          <w:iCs/>
+          <w:sz w:val="21"/>
+          <w:szCs w:val="21"/>
+        </w:rPr>
+        <w:t>Sr. Salesforce Developer</w:t>
+      </w:r>
+      <w:r>
+        <w:rPr>
+          <w:sz w:val="21"/>
+          <w:szCs w:val="21"/>
         </w:rPr>
         <w:t xml:space="preserve"> | </w:t>
       </w:r>
       <w:r>
         <w:rPr>
-          <w:b w:val="1"/>
-          <w:bCs w:val="1"/>
-          <w:sz w:val="21"/>
-          <w:szCs w:val="21"/>
-          <w:rtl w:val="0"/>
-        </w:rPr>
-        <w:t xml:space="preserve">Jan 2023 – Apr 2024</w:t>
+          <w:b/>
+          <w:bCs/>
+          <w:sz w:val="21"/>
+          <w:szCs w:val="21"/>
+        </w:rPr>
+        <w:t>Jan 2023 – Apr 2024</w:t>
       </w:r>
     </w:p>
     <w:p>
@@ -1416,8 +1430,6 @@
           <w:ilvl w:val="0"/>
           <w:numId w:val="1"/>
         </w:numPr>
-        <w:spacing w:after="0" w:afterAutospacing="0" w:lineRule="auto"/>
-        <w:ind w:left="720" w:hanging="360"/>
         <w:rPr>
           <w:color w:val="000000"/>
         </w:rPr>
@@ -1426,9 +1438,8 @@
         <w:rPr>
           <w:sz w:val="21"/>
           <w:szCs w:val="21"/>
-          <w:rtl w:val="0"/>
-        </w:rPr>
-        <w:t xml:space="preserve">Analyzed requirements and developed custom LWC and Aura Components using Agile methodology.</w:t>
+        </w:rPr>
+        <w:t>Analyzed requirements and developed custom LWC and Aura Components using Agile methodology.</w:t>
       </w:r>
     </w:p>
     <w:p>
@@ -1437,8 +1448,6 @@
           <w:ilvl w:val="0"/>
           <w:numId w:val="1"/>
         </w:numPr>
-        <w:spacing w:after="0" w:afterAutospacing="0" w:lineRule="auto"/>
-        <w:ind w:left="720" w:hanging="360"/>
         <w:rPr>
           <w:color w:val="000000"/>
         </w:rPr>
@@ -1447,9 +1456,8 @@
         <w:rPr>
           <w:sz w:val="21"/>
           <w:szCs w:val="21"/>
-          <w:rtl w:val="0"/>
-        </w:rPr>
-        <w:t xml:space="preserve">Resolved bugs in experience builder pages and successfully converted legacy Skuid pages into modern Aura Components.</w:t>
+        </w:rPr>
+        <w:t>Resolved bugs in experience builder pages and successfully converted legacy Skuid pages into modern Aura Components.</w:t>
       </w:r>
     </w:p>
     <w:p>
@@ -1458,8 +1466,6 @@
           <w:ilvl w:val="0"/>
           <w:numId w:val="1"/>
         </w:numPr>
-        <w:spacing w:after="0" w:afterAutospacing="0" w:lineRule="auto"/>
-        <w:ind w:left="720" w:hanging="360"/>
         <w:rPr>
           <w:color w:val="000000"/>
         </w:rPr>
@@ -1468,9 +1474,8 @@
         <w:rPr>
           <w:sz w:val="21"/>
           <w:szCs w:val="21"/>
-          <w:rtl w:val="0"/>
-        </w:rPr>
-        <w:t xml:space="preserve">Developed code adhering strictly to Salesforce standards and performed peer code/deliverable reviews.</w:t>
+        </w:rPr>
+        <w:t>Developed code adhering strictly to Salesforce standards and performed peer code/deliverable reviews.</w:t>
       </w:r>
     </w:p>
     <w:p>
@@ -1479,8 +1484,6 @@
           <w:ilvl w:val="0"/>
           <w:numId w:val="1"/>
         </w:numPr>
-        <w:spacing w:after="0" w:afterAutospacing="0" w:lineRule="auto"/>
-        <w:ind w:left="720" w:hanging="360"/>
         <w:rPr>
           <w:color w:val="000000"/>
         </w:rPr>
@@ -1489,9 +1492,8 @@
         <w:rPr>
           <w:sz w:val="21"/>
           <w:szCs w:val="21"/>
-          <w:rtl w:val="0"/>
-        </w:rPr>
-        <w:t xml:space="preserve">Configured Users, Profiles, Roles, Permission Sets, Sharing Settings, Validation Rules, Reports, and Dashboards.</w:t>
+        </w:rPr>
+        <w:t>Configured Users, Profiles, Roles, Permission Sets, Sharing Settings, Validation Rules, Reports, and Dashboards.</w:t>
       </w:r>
     </w:p>
     <w:p>
@@ -1500,8 +1502,7 @@
           <w:ilvl w:val="0"/>
           <w:numId w:val="1"/>
         </w:numPr>
-        <w:spacing w:after="140" w:lineRule="auto"/>
-        <w:ind w:left="720" w:hanging="360"/>
+        <w:spacing w:after="140"/>
         <w:rPr>
           <w:color w:val="000000"/>
         </w:rPr>
@@ -1510,66 +1511,60 @@
         <w:rPr>
           <w:sz w:val="21"/>
           <w:szCs w:val="21"/>
-          <w:rtl w:val="0"/>
-        </w:rPr>
-        <w:t xml:space="preserve">Ensured data integrity by writing robust test classes and deployed Aura Components to the Production environment.</w:t>
-      </w:r>
-    </w:p>
-    <w:p>
-      <w:pPr>
-        <w:spacing w:after="240" w:lineRule="auto"/>
-        <w:rPr>
-          <w:b w:val="1"/>
-          <w:bCs w:val="1"/>
-          <w:sz w:val="21"/>
-          <w:szCs w:val="21"/>
-        </w:rPr>
-      </w:pPr>
-      <w:r>
-        <w:rPr>
-          <w:b w:val="1"/>
-          <w:bCs w:val="1"/>
-          <w:sz w:val="21"/>
-          <w:szCs w:val="21"/>
-          <w:rtl w:val="0"/>
-        </w:rPr>
-        <w:t xml:space="preserve">Infosys - Zoom Media Communication</w:t>
-      </w:r>
-      <w:r>
-        <w:rPr>
-          <w:sz w:val="21"/>
-          <w:szCs w:val="21"/>
-          <w:rtl w:val="0"/>
+        </w:rPr>
+        <w:t>Ensured data integrity by writing robust test classes and deployed Aura Components to the Production environment.</w:t>
+      </w:r>
+    </w:p>
+    <w:p>
+      <w:pPr>
+        <w:spacing w:after="240"/>
+        <w:rPr>
+          <w:b/>
+          <w:bCs/>
+          <w:sz w:val="21"/>
+          <w:szCs w:val="21"/>
+        </w:rPr>
+      </w:pPr>
+      <w:r>
+        <w:rPr>
+          <w:b/>
+          <w:bCs/>
+          <w:sz w:val="21"/>
+          <w:szCs w:val="21"/>
+        </w:rPr>
+        <w:t>Infosys - Zoom Media Communication</w:t>
+      </w:r>
+      <w:r>
+        <w:rPr>
+          <w:sz w:val="21"/>
+          <w:szCs w:val="21"/>
         </w:rPr>
         <w:t xml:space="preserve"> | </w:t>
       </w:r>
       <w:r>
         <w:rPr>
-          <w:i w:val="1"/>
-          <w:iCs w:val="1"/>
-          <w:sz w:val="21"/>
-          <w:szCs w:val="21"/>
-          <w:rtl w:val="0"/>
-        </w:rPr>
-        <w:t xml:space="preserve">Sr. Salesforce Developer</w:t>
-      </w:r>
-      <w:r>
-        <w:rPr>
-          <w:sz w:val="21"/>
-          <w:szCs w:val="21"/>
-          <w:rtl w:val="0"/>
+          <w:i/>
+          <w:iCs/>
+          <w:sz w:val="21"/>
+          <w:szCs w:val="21"/>
+        </w:rPr>
+        <w:t>Sr. Salesforce Developer</w:t>
+      </w:r>
+      <w:r>
+        <w:rPr>
+          <w:sz w:val="21"/>
+          <w:szCs w:val="21"/>
         </w:rPr>
         <w:t xml:space="preserve"> | </w:t>
       </w:r>
       <w:r>
         <w:rPr>
-          <w:b w:val="1"/>
-          <w:bCs w:val="1"/>
-          <w:sz w:val="21"/>
-          <w:szCs w:val="21"/>
-          <w:rtl w:val="0"/>
-        </w:rPr>
-        <w:t xml:space="preserve">Oct 2022 – Jan 2023</w:t>
+          <w:b/>
+          <w:bCs/>
+          <w:sz w:val="21"/>
+          <w:szCs w:val="21"/>
+        </w:rPr>
+        <w:t>Oct 2022 – Jan 2023</w:t>
       </w:r>
     </w:p>
     <w:p>
@@ -1578,8 +1573,6 @@
           <w:ilvl w:val="0"/>
           <w:numId w:val="14"/>
         </w:numPr>
-        <w:spacing w:after="0" w:afterAutospacing="0" w:lineRule="auto"/>
-        <w:ind w:left="720" w:hanging="360"/>
         <w:rPr>
           <w:color w:val="000000"/>
         </w:rPr>
@@ -1588,9 +1581,8 @@
         <w:rPr>
           <w:sz w:val="21"/>
           <w:szCs w:val="21"/>
-          <w:rtl w:val="0"/>
-        </w:rPr>
-        <w:t xml:space="preserve">Delivered solutions using LWC and Aura for complex UI needs, strictly following Agile methodologies to resolve Jira tickets.</w:t>
+        </w:rPr>
+        <w:t>Delivered solutions using LWC and Aura for complex UI needs, strictly following Agile methodologies to resolve Jira tickets.</w:t>
       </w:r>
     </w:p>
     <w:p>
@@ -1599,8 +1591,6 @@
           <w:ilvl w:val="0"/>
           <w:numId w:val="14"/>
         </w:numPr>
-        <w:spacing w:after="0" w:afterAutospacing="0" w:lineRule="auto"/>
-        <w:ind w:left="720" w:hanging="360"/>
         <w:rPr>
           <w:color w:val="000000"/>
         </w:rPr>
@@ -1609,9 +1599,8 @@
         <w:rPr>
           <w:sz w:val="21"/>
           <w:szCs w:val="21"/>
-          <w:rtl w:val="0"/>
-        </w:rPr>
-        <w:t xml:space="preserve">Developed code per defined Salesforce standards and conducted thorough code and deliverable reviews for the team.</w:t>
+        </w:rPr>
+        <w:t>Developed code per defined Salesforce standards and conducted thorough code and deliverable reviews for the team.</w:t>
       </w:r>
     </w:p>
     <w:p>
@@ -1620,8 +1609,6 @@
           <w:ilvl w:val="0"/>
           <w:numId w:val="14"/>
         </w:numPr>
-        <w:spacing w:after="0" w:afterAutospacing="0" w:lineRule="auto"/>
-        <w:ind w:left="720" w:hanging="360"/>
         <w:rPr>
           <w:color w:val="000000"/>
         </w:rPr>
@@ -1630,9 +1617,8 @@
         <w:rPr>
           <w:sz w:val="21"/>
           <w:szCs w:val="21"/>
-          <w:rtl w:val="0"/>
-        </w:rPr>
-        <w:t xml:space="preserve">Configured overarching Security Model elements (Profiles, Roles, Permission sets, Sharing settings) and Validation Rules.</w:t>
+        </w:rPr>
+        <w:t>Configured overarching Security Model elements (Profiles, Roles, Permission sets, Sharing settings) and Validation Rules.</w:t>
       </w:r>
     </w:p>
     <w:p>
@@ -1641,8 +1627,7 @@
           <w:ilvl w:val="0"/>
           <w:numId w:val="14"/>
         </w:numPr>
-        <w:spacing w:after="140" w:lineRule="auto"/>
-        <w:ind w:left="720" w:hanging="360"/>
+        <w:spacing w:after="140"/>
         <w:rPr>
           <w:color w:val="000000"/>
         </w:rPr>
@@ -1651,66 +1636,60 @@
         <w:rPr>
           <w:sz w:val="21"/>
           <w:szCs w:val="21"/>
-          <w:rtl w:val="0"/>
-        </w:rPr>
-        <w:t xml:space="preserve">Wrote comprehensive Apex Test Classes to maintain high code coverage and reliability.</w:t>
-      </w:r>
-    </w:p>
-    <w:p>
-      <w:pPr>
-        <w:spacing w:after="240" w:lineRule="auto"/>
-        <w:rPr>
-          <w:b w:val="1"/>
-          <w:bCs w:val="1"/>
-          <w:sz w:val="21"/>
-          <w:szCs w:val="21"/>
-        </w:rPr>
-      </w:pPr>
-      <w:r>
-        <w:rPr>
-          <w:b w:val="1"/>
-          <w:bCs w:val="1"/>
-          <w:sz w:val="21"/>
-          <w:szCs w:val="21"/>
-          <w:rtl w:val="0"/>
-        </w:rPr>
-        <w:t xml:space="preserve">Automation with Flow, Rest API Integration, Omni Studio</w:t>
-      </w:r>
-      <w:r>
-        <w:rPr>
-          <w:sz w:val="21"/>
-          <w:szCs w:val="21"/>
-          <w:rtl w:val="0"/>
+        </w:rPr>
+        <w:t>Wrote comprehensive Apex Test Classes to maintain high code coverage and reliability.</w:t>
+      </w:r>
+    </w:p>
+    <w:p>
+      <w:pPr>
+        <w:spacing w:after="240"/>
+        <w:rPr>
+          <w:b/>
+          <w:bCs/>
+          <w:sz w:val="21"/>
+          <w:szCs w:val="21"/>
+        </w:rPr>
+      </w:pPr>
+      <w:r>
+        <w:rPr>
+          <w:b/>
+          <w:bCs/>
+          <w:sz w:val="21"/>
+          <w:szCs w:val="21"/>
+        </w:rPr>
+        <w:t>Automation with Flow, Rest API Integration, Omni Studio</w:t>
+      </w:r>
+      <w:r>
+        <w:rPr>
+          <w:sz w:val="21"/>
+          <w:szCs w:val="21"/>
         </w:rPr>
         <w:t xml:space="preserve"> | </w:t>
       </w:r>
       <w:r>
         <w:rPr>
-          <w:i w:val="1"/>
-          <w:iCs w:val="1"/>
-          <w:sz w:val="21"/>
-          <w:szCs w:val="21"/>
-          <w:rtl w:val="0"/>
-        </w:rPr>
-        <w:t xml:space="preserve">Sr. Salesforce Developer</w:t>
-      </w:r>
-      <w:r>
-        <w:rPr>
-          <w:sz w:val="21"/>
-          <w:szCs w:val="21"/>
-          <w:rtl w:val="0"/>
+          <w:i/>
+          <w:iCs/>
+          <w:sz w:val="21"/>
+          <w:szCs w:val="21"/>
+        </w:rPr>
+        <w:t>Sr. Salesforce Developer</w:t>
+      </w:r>
+      <w:r>
+        <w:rPr>
+          <w:sz w:val="21"/>
+          <w:szCs w:val="21"/>
         </w:rPr>
         <w:t xml:space="preserve"> | </w:t>
       </w:r>
       <w:r>
         <w:rPr>
-          <w:b w:val="1"/>
-          <w:bCs w:val="1"/>
-          <w:sz w:val="21"/>
-          <w:szCs w:val="21"/>
-          <w:rtl w:val="0"/>
-        </w:rPr>
-        <w:t xml:space="preserve">Oct 2022 – Aug 2025</w:t>
+          <w:b/>
+          <w:bCs/>
+          <w:sz w:val="21"/>
+          <w:szCs w:val="21"/>
+        </w:rPr>
+        <w:t>Oct 2022 – Aug 2025</w:t>
       </w:r>
     </w:p>
     <w:p>
@@ -1719,8 +1698,6 @@
           <w:ilvl w:val="0"/>
           <w:numId w:val="3"/>
         </w:numPr>
-        <w:spacing w:after="0" w:afterAutospacing="0" w:lineRule="auto"/>
-        <w:ind w:left="720" w:hanging="360"/>
         <w:rPr>
           <w:color w:val="000000"/>
         </w:rPr>
@@ -1729,9 +1706,9 @@
         <w:rPr>
           <w:sz w:val="21"/>
           <w:szCs w:val="21"/>
-          <w:rtl w:val="0"/>
-        </w:rPr>
-        <w:t xml:space="preserve">Analyzed new requirements and scope changes, implementing solutions using LWC, REST API Integrations, and Salesforce Flow.</w:t>
+        </w:rPr>
+        <w:lastRenderedPageBreak/>
+        <w:t>Analyzed new requirements and scope changes, implementing solutions using LWC, REST API Integrations, and Salesforce Flow.</w:t>
       </w:r>
     </w:p>
     <w:p>
@@ -1740,8 +1717,6 @@
           <w:ilvl w:val="0"/>
           <w:numId w:val="3"/>
         </w:numPr>
-        <w:spacing w:after="0" w:afterAutospacing="0" w:lineRule="auto"/>
-        <w:ind w:left="720" w:hanging="360"/>
         <w:rPr>
           <w:color w:val="000000"/>
         </w:rPr>
@@ -1750,9 +1725,8 @@
         <w:rPr>
           <w:sz w:val="21"/>
           <w:szCs w:val="21"/>
-          <w:rtl w:val="0"/>
-        </w:rPr>
-        <w:t xml:space="preserve">Built external integrations including Twilio with a Custom Cadence builder LWC, Documenso for e-signing, and Azure Integration to send policy documents.</w:t>
+        </w:rPr>
+        <w:t>Built external integrations including Twilio with a Custom Cadence builder LWC, Documenso for e-signing, and Azure Integration to send policy documents.</w:t>
       </w:r>
     </w:p>
     <w:p>
@@ -1761,8 +1735,6 @@
           <w:ilvl w:val="0"/>
           <w:numId w:val="3"/>
         </w:numPr>
-        <w:spacing w:after="0" w:afterAutospacing="0" w:lineRule="auto"/>
-        <w:ind w:left="720" w:hanging="360"/>
         <w:rPr>
           <w:color w:val="000000"/>
         </w:rPr>
@@ -1771,9 +1743,8 @@
         <w:rPr>
           <w:sz w:val="21"/>
           <w:szCs w:val="21"/>
-          <w:rtl w:val="0"/>
-        </w:rPr>
-        <w:t xml:space="preserve">Designed Salesforce Experience Cloud portals for public sector and healthcare using OmniStudio (OmniScripts, DataRaptors) integrated with Service Cloud.</w:t>
+        </w:rPr>
+        <w:t>Designed Salesforce Experience Cloud portals for public sector and healthcare using OmniStudio (OmniScripts, DataRaptors) integrated with Service Cloud.</w:t>
       </w:r>
     </w:p>
     <w:p>
@@ -1782,8 +1753,6 @@
           <w:ilvl w:val="0"/>
           <w:numId w:val="3"/>
         </w:numPr>
-        <w:spacing w:after="0" w:afterAutospacing="0" w:lineRule="auto"/>
-        <w:ind w:left="720" w:hanging="360"/>
         <w:rPr>
           <w:color w:val="000000"/>
         </w:rPr>
@@ -1792,9 +1761,8 @@
         <w:rPr>
           <w:sz w:val="21"/>
           <w:szCs w:val="21"/>
-          <w:rtl w:val="0"/>
-        </w:rPr>
-        <w:t xml:space="preserve">Developed a Commission Engine for the Real Estate and Insurance industry, and implemented an Auto-number Trigger for record creation.</w:t>
+        </w:rPr>
+        <w:t>Developed a Commission Engine for the Real Estate and Insurance industry, and implemented an Auto-number Trigger for record creation.</w:t>
       </w:r>
     </w:p>
     <w:p>
@@ -1803,8 +1771,7 @@
           <w:ilvl w:val="0"/>
           <w:numId w:val="3"/>
         </w:numPr>
-        <w:spacing w:after="140" w:lineRule="auto"/>
-        <w:ind w:left="720" w:hanging="360"/>
+        <w:spacing w:after="140"/>
         <w:rPr>
           <w:color w:val="000000"/>
         </w:rPr>
@@ -1813,66 +1780,87 @@
         <w:rPr>
           <w:sz w:val="21"/>
           <w:szCs w:val="21"/>
-          <w:rtl w:val="0"/>
-        </w:rPr>
-        <w:t xml:space="preserve">Integrated .NET portal and SharePoint for document management and storage.</w:t>
-      </w:r>
-    </w:p>
-    <w:p>
-      <w:pPr>
-        <w:spacing w:after="240" w:lineRule="auto"/>
-        <w:rPr>
-          <w:b w:val="1"/>
-          <w:bCs w:val="1"/>
-          <w:sz w:val="21"/>
-          <w:szCs w:val="21"/>
-        </w:rPr>
-      </w:pPr>
-      <w:r>
-        <w:rPr>
-          <w:b w:val="1"/>
-          <w:bCs w:val="1"/>
-          <w:sz w:val="21"/>
-          <w:szCs w:val="21"/>
-          <w:rtl w:val="0"/>
-        </w:rPr>
-        <w:t xml:space="preserve">B2B Commerce Cloud &amp; Various Clients (Coloplast &amp; The Centr)</w:t>
-      </w:r>
-      <w:r>
-        <w:rPr>
-          <w:sz w:val="21"/>
-          <w:szCs w:val="21"/>
-          <w:rtl w:val="0"/>
+        </w:rPr>
+        <w:t>Integrated .NET portal and SharePoint for document management and storage.</w:t>
+      </w:r>
+    </w:p>
+    <w:p>
+      <w:pPr>
+        <w:spacing w:after="240"/>
+        <w:rPr>
+          <w:b/>
+          <w:bCs/>
+          <w:sz w:val="21"/>
+          <w:szCs w:val="21"/>
+        </w:rPr>
+      </w:pPr>
+      <w:r>
+        <w:rPr>
+          <w:b/>
+          <w:bCs/>
+          <w:sz w:val="21"/>
+          <w:szCs w:val="21"/>
+        </w:rPr>
+        <w:t xml:space="preserve">B2B Commerce Cloud &amp; Various Clients (Coloplast &amp; </w:t>
+      </w:r>
+      <w:r>
+        <w:rPr>
+          <w:b/>
+          <w:bCs/>
+          <w:sz w:val="21"/>
+          <w:szCs w:val="21"/>
+        </w:rPr>
+        <w:t>Mantrack Group &amp; John Dheer</w:t>
+      </w:r>
+      <w:r>
+        <w:rPr>
+          <w:b/>
+          <w:bCs/>
+          <w:sz w:val="21"/>
+          <w:szCs w:val="21"/>
+        </w:rPr>
+        <w:t xml:space="preserve"> &amp; The Centr</w:t>
+      </w:r>
+      <w:r>
+        <w:rPr>
+          <w:b/>
+          <w:bCs/>
+          <w:sz w:val="21"/>
+          <w:szCs w:val="21"/>
+        </w:rPr>
+        <w:t>)</w:t>
+      </w:r>
+      <w:r>
+        <w:rPr>
+          <w:sz w:val="21"/>
+          <w:szCs w:val="21"/>
         </w:rPr>
         <w:t xml:space="preserve"> | </w:t>
       </w:r>
       <w:r>
         <w:rPr>
-          <w:i w:val="1"/>
-          <w:iCs w:val="1"/>
-          <w:sz w:val="21"/>
-          <w:szCs w:val="21"/>
-          <w:rtl w:val="0"/>
-        </w:rPr>
-        <w:t xml:space="preserve">Sr. Salesforce Developer</w:t>
-      </w:r>
-      <w:r>
-        <w:rPr>
-          <w:sz w:val="21"/>
-          <w:szCs w:val="21"/>
-          <w:rtl w:val="0"/>
+          <w:i/>
+          <w:iCs/>
+          <w:sz w:val="21"/>
+          <w:szCs w:val="21"/>
+        </w:rPr>
+        <w:t>Sr. Salesforce Developer</w:t>
+      </w:r>
+      <w:r>
+        <w:rPr>
+          <w:sz w:val="21"/>
+          <w:szCs w:val="21"/>
         </w:rPr>
         <w:t xml:space="preserve"> | </w:t>
       </w:r>
       <w:r>
         <w:rPr>
-          <w:b w:val="1"/>
-          <w:bCs w:val="1"/>
-          <w:sz w:val="21"/>
-          <w:szCs w:val="21"/>
-          <w:rtl w:val="0"/>
-        </w:rPr>
-        <w:t xml:space="preserve">May 2021 – Jul 2022</w:t>
+          <w:b/>
+          <w:bCs/>
+          <w:sz w:val="21"/>
+          <w:szCs w:val="21"/>
+        </w:rPr>
+        <w:t>May 2021 – Jul 2022</w:t>
       </w:r>
     </w:p>
     <w:p>
@@ -1881,8 +1869,6 @@
           <w:ilvl w:val="0"/>
           <w:numId w:val="7"/>
         </w:numPr>
-        <w:spacing w:after="0" w:afterAutospacing="0" w:lineRule="auto"/>
-        <w:ind w:left="720" w:hanging="360"/>
         <w:rPr>
           <w:color w:val="000000"/>
         </w:rPr>
@@ -1891,9 +1877,8 @@
         <w:rPr>
           <w:sz w:val="21"/>
           <w:szCs w:val="21"/>
-          <w:rtl w:val="0"/>
-        </w:rPr>
-        <w:t xml:space="preserve">Implemented B2B Commerce Cloud features, focusing on custom checkout flows via LWC.</w:t>
+        </w:rPr>
+        <w:t>Implemented B2B Commerce Cloud features, focusing on custom checkout flows via LWC.</w:t>
       </w:r>
     </w:p>
     <w:p>
@@ -1902,8 +1887,6 @@
           <w:ilvl w:val="0"/>
           <w:numId w:val="7"/>
         </w:numPr>
-        <w:spacing w:after="0" w:afterAutospacing="0" w:lineRule="auto"/>
-        <w:ind w:left="720" w:hanging="360"/>
         <w:rPr>
           <w:color w:val="000000"/>
         </w:rPr>
@@ -1912,9 +1895,8 @@
         <w:rPr>
           <w:sz w:val="21"/>
           <w:szCs w:val="21"/>
-          <w:rtl w:val="0"/>
-        </w:rPr>
-        <w:t xml:space="preserve">Designed Experience Cloud portals to enhance customer engagement with responsive LWC and Aura designs.</w:t>
+        </w:rPr>
+        <w:t>Designed Experience Cloud portals to enhance customer engagement with responsive LWC and Aura designs.</w:t>
       </w:r>
     </w:p>
     <w:p>
@@ -1923,8 +1905,6 @@
           <w:ilvl w:val="0"/>
           <w:numId w:val="7"/>
         </w:numPr>
-        <w:spacing w:after="0" w:afterAutospacing="0" w:lineRule="auto"/>
-        <w:ind w:left="720" w:hanging="360"/>
         <w:rPr>
           <w:color w:val="000000"/>
         </w:rPr>
@@ -1933,9 +1913,8 @@
         <w:rPr>
           <w:sz w:val="21"/>
           <w:szCs w:val="21"/>
-          <w:rtl w:val="0"/>
-        </w:rPr>
-        <w:t xml:space="preserve">Configured community branding, CSS, JavaScript, and Authorization-Based SSO with Salesforce Communities.</w:t>
+        </w:rPr>
+        <w:t>Configured community branding, CSS, JavaScript, and Authorization-Based SSO with Salesforce Communities.</w:t>
       </w:r>
     </w:p>
     <w:p>
@@ -1944,8 +1923,7 @@
           <w:ilvl w:val="0"/>
           <w:numId w:val="7"/>
         </w:numPr>
-        <w:spacing w:after="140" w:lineRule="auto"/>
-        <w:ind w:left="720" w:hanging="360"/>
+        <w:spacing w:after="140"/>
         <w:rPr>
           <w:color w:val="000000"/>
         </w:rPr>
@@ -1954,66 +1932,60 @@
         <w:rPr>
           <w:sz w:val="21"/>
           <w:szCs w:val="21"/>
-          <w:rtl w:val="0"/>
-        </w:rPr>
-        <w:t xml:space="preserve">Built complex business logic in Apex, REST Resources, and automated backend processes using Salesforce Flow.</w:t>
-      </w:r>
-    </w:p>
-    <w:p>
-      <w:pPr>
-        <w:spacing w:after="240" w:lineRule="auto"/>
-        <w:rPr>
-          <w:b w:val="1"/>
-          <w:bCs w:val="1"/>
-          <w:sz w:val="21"/>
-          <w:szCs w:val="21"/>
-        </w:rPr>
-      </w:pPr>
-      <w:r>
-        <w:rPr>
-          <w:b w:val="1"/>
-          <w:bCs w:val="1"/>
-          <w:sz w:val="21"/>
-          <w:szCs w:val="21"/>
-          <w:rtl w:val="0"/>
-        </w:rPr>
-        <w:t xml:space="preserve">Dental Intel / Search Angel / Goods Time Tobacco</w:t>
-      </w:r>
-      <w:r>
-        <w:rPr>
-          <w:sz w:val="21"/>
-          <w:szCs w:val="21"/>
-          <w:rtl w:val="0"/>
+        </w:rPr>
+        <w:t>Built complex business logic in Apex, REST Resources, and automated backend processes using Salesforce Flow.</w:t>
+      </w:r>
+    </w:p>
+    <w:p>
+      <w:pPr>
+        <w:spacing w:after="240"/>
+        <w:rPr>
+          <w:b/>
+          <w:bCs/>
+          <w:sz w:val="21"/>
+          <w:szCs w:val="21"/>
+        </w:rPr>
+      </w:pPr>
+      <w:r>
+        <w:rPr>
+          <w:b/>
+          <w:bCs/>
+          <w:sz w:val="21"/>
+          <w:szCs w:val="21"/>
+        </w:rPr>
+        <w:t>Dental Intel / Search Angel / Goods Time Tobacco</w:t>
+      </w:r>
+      <w:r>
+        <w:rPr>
+          <w:sz w:val="21"/>
+          <w:szCs w:val="21"/>
         </w:rPr>
         <w:t xml:space="preserve"> | </w:t>
       </w:r>
       <w:r>
         <w:rPr>
-          <w:i w:val="1"/>
-          <w:iCs w:val="1"/>
-          <w:sz w:val="21"/>
-          <w:szCs w:val="21"/>
-          <w:rtl w:val="0"/>
-        </w:rPr>
-        <w:t xml:space="preserve">Sr. Salesforce Developer</w:t>
-      </w:r>
-      <w:r>
-        <w:rPr>
-          <w:sz w:val="21"/>
-          <w:szCs w:val="21"/>
-          <w:rtl w:val="0"/>
+          <w:i/>
+          <w:iCs/>
+          <w:sz w:val="21"/>
+          <w:szCs w:val="21"/>
+        </w:rPr>
+        <w:t>Sr. Salesforce Developer</w:t>
+      </w:r>
+      <w:r>
+        <w:rPr>
+          <w:sz w:val="21"/>
+          <w:szCs w:val="21"/>
         </w:rPr>
         <w:t xml:space="preserve"> | </w:t>
       </w:r>
       <w:r>
         <w:rPr>
-          <w:b w:val="1"/>
-          <w:bCs w:val="1"/>
-          <w:sz w:val="21"/>
-          <w:szCs w:val="21"/>
-          <w:rtl w:val="0"/>
-        </w:rPr>
-        <w:t xml:space="preserve">Nov 2020 – Nov 2021</w:t>
+          <w:b/>
+          <w:bCs/>
+          <w:sz w:val="21"/>
+          <w:szCs w:val="21"/>
+        </w:rPr>
+        <w:t>Nov 2020 – Nov 2021</w:t>
       </w:r>
     </w:p>
     <w:p>
@@ -2022,8 +1994,6 @@
           <w:ilvl w:val="0"/>
           <w:numId w:val="12"/>
         </w:numPr>
-        <w:spacing w:after="0" w:afterAutospacing="0" w:lineRule="auto"/>
-        <w:ind w:left="720" w:hanging="360"/>
         <w:rPr>
           <w:color w:val="000000"/>
         </w:rPr>
@@ -2032,9 +2002,8 @@
         <w:rPr>
           <w:sz w:val="21"/>
           <w:szCs w:val="21"/>
-          <w:rtl w:val="0"/>
-        </w:rPr>
-        <w:t xml:space="preserve">Customized Service Cloud features including Digital Engagement, live agent configuration, Einstein bots, and customized Case Management/Escalation rules.</w:t>
+        </w:rPr>
+        <w:t>Customized Service Cloud features including Digital Engagement, live agent configuration, Einstein bots, and customized Case Management/Escalation rules.</w:t>
       </w:r>
     </w:p>
     <w:p>
@@ -2043,8 +2012,6 @@
           <w:ilvl w:val="0"/>
           <w:numId w:val="12"/>
         </w:numPr>
-        <w:spacing w:after="0" w:afterAutospacing="0" w:lineRule="auto"/>
-        <w:ind w:left="720" w:hanging="360"/>
         <w:rPr>
           <w:color w:val="000000"/>
         </w:rPr>
@@ -2053,9 +2020,8 @@
         <w:rPr>
           <w:sz w:val="21"/>
           <w:szCs w:val="21"/>
-          <w:rtl w:val="0"/>
-        </w:rPr>
-        <w:t xml:space="preserve">Utilized Non-Profit Cloud and Force.com Sites to manage public-facing community workflows using Custom Visualforce Pages and Apex.</w:t>
+        </w:rPr>
+        <w:t>Utilized Non-Profit Cloud and Force.com Sites to manage public-facing community workflows using Custom Visualforce Pages and Apex.</w:t>
       </w:r>
     </w:p>
     <w:p>
@@ -2064,8 +2030,6 @@
           <w:ilvl w:val="0"/>
           <w:numId w:val="12"/>
         </w:numPr>
-        <w:spacing w:after="0" w:afterAutospacing="0" w:lineRule="auto"/>
-        <w:ind w:left="720" w:hanging="360"/>
         <w:rPr>
           <w:color w:val="000000"/>
         </w:rPr>
@@ -2074,9 +2038,8 @@
         <w:rPr>
           <w:sz w:val="21"/>
           <w:szCs w:val="21"/>
-          <w:rtl w:val="0"/>
-        </w:rPr>
-        <w:t xml:space="preserve">Developed a patient engagement portal on Experience Cloud using LWC for real-time tracking, along with Apex Triggers for backend automation.</w:t>
+        </w:rPr>
+        <w:t>Developed a patient engagement portal on Experience Cloud using LWC for real-time tracking, along with Apex Triggers for backend automation.</w:t>
       </w:r>
     </w:p>
     <w:p>
@@ -2085,8 +2048,7 @@
           <w:ilvl w:val="0"/>
           <w:numId w:val="12"/>
         </w:numPr>
-        <w:spacing w:after="140" w:lineRule="auto"/>
-        <w:ind w:left="720" w:hanging="360"/>
+        <w:spacing w:after="140"/>
         <w:rPr>
           <w:color w:val="000000"/>
         </w:rPr>
@@ -2095,66 +2057,60 @@
         <w:rPr>
           <w:sz w:val="21"/>
           <w:szCs w:val="21"/>
-          <w:rtl w:val="0"/>
-        </w:rPr>
-        <w:t xml:space="preserve">Architected a Sales Cloud solution integrated with an Experience Cloud partner portal, replacing legacy interfaces with modern LWC components.</w:t>
-      </w:r>
-    </w:p>
-    <w:p>
-      <w:pPr>
-        <w:spacing w:after="240" w:lineRule="auto"/>
-        <w:rPr>
-          <w:b w:val="1"/>
-          <w:bCs w:val="1"/>
-          <w:sz w:val="21"/>
-          <w:szCs w:val="21"/>
-        </w:rPr>
-      </w:pPr>
-      <w:r>
-        <w:rPr>
-          <w:b w:val="1"/>
-          <w:bCs w:val="1"/>
-          <w:sz w:val="21"/>
-          <w:szCs w:val="21"/>
-          <w:rtl w:val="0"/>
-        </w:rPr>
-        <w:t xml:space="preserve">Chemical Guys &amp; Discount Tire (Skillnet Solutions Inc)</w:t>
-      </w:r>
-      <w:r>
-        <w:rPr>
-          <w:sz w:val="21"/>
-          <w:szCs w:val="21"/>
-          <w:rtl w:val="0"/>
+        </w:rPr>
+        <w:t>Architected a Sales Cloud solution integrated with an Experience Cloud partner portal, replacing legacy interfaces with modern LWC components.</w:t>
+      </w:r>
+    </w:p>
+    <w:p>
+      <w:pPr>
+        <w:spacing w:after="240"/>
+        <w:rPr>
+          <w:b/>
+          <w:bCs/>
+          <w:sz w:val="21"/>
+          <w:szCs w:val="21"/>
+        </w:rPr>
+      </w:pPr>
+      <w:r>
+        <w:rPr>
+          <w:b/>
+          <w:bCs/>
+          <w:sz w:val="21"/>
+          <w:szCs w:val="21"/>
+        </w:rPr>
+        <w:t>Chemical Guys &amp; Discount Tire (Skillnet Solutions Inc)</w:t>
+      </w:r>
+      <w:r>
+        <w:rPr>
+          <w:sz w:val="21"/>
+          <w:szCs w:val="21"/>
         </w:rPr>
         <w:t xml:space="preserve"> | </w:t>
       </w:r>
       <w:r>
         <w:rPr>
-          <w:i w:val="1"/>
-          <w:iCs w:val="1"/>
-          <w:sz w:val="21"/>
-          <w:szCs w:val="21"/>
-          <w:rtl w:val="0"/>
-        </w:rPr>
-        <w:t xml:space="preserve">Salesforce Developer</w:t>
-      </w:r>
-      <w:r>
-        <w:rPr>
-          <w:sz w:val="21"/>
-          <w:szCs w:val="21"/>
-          <w:rtl w:val="0"/>
+          <w:i/>
+          <w:iCs/>
+          <w:sz w:val="21"/>
+          <w:szCs w:val="21"/>
+        </w:rPr>
+        <w:t>Salesforce Developer</w:t>
+      </w:r>
+      <w:r>
+        <w:rPr>
+          <w:sz w:val="21"/>
+          <w:szCs w:val="21"/>
         </w:rPr>
         <w:t xml:space="preserve"> | </w:t>
       </w:r>
       <w:r>
         <w:rPr>
-          <w:b w:val="1"/>
-          <w:bCs w:val="1"/>
-          <w:sz w:val="21"/>
-          <w:szCs w:val="21"/>
-          <w:rtl w:val="0"/>
-        </w:rPr>
-        <w:t xml:space="preserve">Feb 2020 – Jul 2021</w:t>
+          <w:b/>
+          <w:bCs/>
+          <w:sz w:val="21"/>
+          <w:szCs w:val="21"/>
+        </w:rPr>
+        <w:t>Feb 2020 – Jul 2021</w:t>
       </w:r>
     </w:p>
     <w:p>
@@ -2163,8 +2119,7 @@
           <w:ilvl w:val="0"/>
           <w:numId w:val="17"/>
         </w:numPr>
-        <w:spacing w:after="140" w:lineRule="auto"/>
-        <w:ind w:left="720" w:hanging="360"/>
+        <w:spacing w:after="140"/>
         <w:rPr>
           <w:color w:val="000000"/>
         </w:rPr>
@@ -2173,66 +2128,140 @@
         <w:rPr>
           <w:sz w:val="21"/>
           <w:szCs w:val="21"/>
-          <w:rtl w:val="0"/>
-        </w:rPr>
-        <w:t xml:space="preserve">Worked as SFCC (Demandware) and SFDC Developer.</w:t>
-      </w:r>
-    </w:p>
-    <w:p>
-      <w:pPr>
-        <w:spacing w:after="240" w:lineRule="auto"/>
-        <w:rPr>
-          <w:b w:val="1"/>
-          <w:bCs w:val="1"/>
-          <w:sz w:val="21"/>
-          <w:szCs w:val="21"/>
-        </w:rPr>
-      </w:pPr>
-      <w:r>
-        <w:rPr>
-          <w:b w:val="1"/>
-          <w:bCs w:val="1"/>
-          <w:sz w:val="21"/>
-          <w:szCs w:val="21"/>
-          <w:rtl w:val="0"/>
-        </w:rPr>
-        <w:t xml:space="preserve">Mburse (GetOnCRM Solutions LLP)</w:t>
-      </w:r>
-      <w:r>
-        <w:rPr>
-          <w:sz w:val="21"/>
-          <w:szCs w:val="21"/>
-          <w:rtl w:val="0"/>
+        </w:rPr>
+        <w:t>Worked as SFCC (Demandware) and SFDC Developer.</w:t>
+      </w:r>
+    </w:p>
+    <w:p>
+      <w:pPr>
+        <w:numPr>
+          <w:ilvl w:val="0"/>
+          <w:numId w:val="17"/>
+        </w:numPr>
+        <w:spacing w:after="140"/>
+        <w:rPr>
+          <w:sz w:val="21"/>
+          <w:szCs w:val="21"/>
+        </w:rPr>
+      </w:pPr>
+      <w:r>
+        <w:rPr>
+          <w:sz w:val="21"/>
+          <w:szCs w:val="21"/>
+        </w:rPr>
+        <w:t>Developed integrations between Salesforce Commerce Cloud (Demandware) and Salesforce CRM to synchronize customer, order, and service data.</w:t>
+      </w:r>
+    </w:p>
+    <w:p>
+      <w:pPr>
+        <w:numPr>
+          <w:ilvl w:val="0"/>
+          <w:numId w:val="17"/>
+        </w:numPr>
+        <w:spacing w:after="140"/>
+        <w:rPr>
+          <w:sz w:val="21"/>
+          <w:szCs w:val="21"/>
+        </w:rPr>
+      </w:pPr>
+      <w:r>
+        <w:rPr>
+          <w:sz w:val="21"/>
+          <w:szCs w:val="21"/>
+        </w:rPr>
+        <w:t>Implemented automated Salesforce notifications and workflow triggers for order updates, customer interactions, and support case creation.</w:t>
+      </w:r>
+    </w:p>
+    <w:p>
+      <w:pPr>
+        <w:numPr>
+          <w:ilvl w:val="0"/>
+          <w:numId w:val="17"/>
+        </w:numPr>
+        <w:spacing w:after="140"/>
+        <w:rPr>
+          <w:sz w:val="21"/>
+          <w:szCs w:val="21"/>
+        </w:rPr>
+      </w:pPr>
+      <w:r>
+        <w:rPr>
+          <w:sz w:val="21"/>
+          <w:szCs w:val="21"/>
+        </w:rPr>
+        <w:t>Collaborated with CRM administrators and business stakeholders to align ecommerce processes with Salesforce Sales and Service workflows.</w:t>
+      </w:r>
+    </w:p>
+    <w:p>
+      <w:pPr>
+        <w:numPr>
+          <w:ilvl w:val="0"/>
+          <w:numId w:val="17"/>
+        </w:numPr>
+        <w:spacing w:after="140"/>
+        <w:rPr>
+          <w:sz w:val="21"/>
+          <w:szCs w:val="21"/>
+        </w:rPr>
+      </w:pPr>
+      <w:r>
+        <w:rPr>
+          <w:sz w:val="21"/>
+          <w:szCs w:val="21"/>
+        </w:rPr>
+        <w:t>Configured process automation using Salesforce Flow and workflow rules to support customer service and order management operations.</w:t>
+      </w:r>
+    </w:p>
+    <w:p>
+      <w:pPr>
+        <w:spacing w:after="240"/>
+        <w:rPr>
+          <w:b/>
+          <w:bCs/>
+          <w:sz w:val="21"/>
+          <w:szCs w:val="21"/>
+        </w:rPr>
+      </w:pPr>
+      <w:r>
+        <w:rPr>
+          <w:b/>
+          <w:bCs/>
+          <w:sz w:val="21"/>
+          <w:szCs w:val="21"/>
+        </w:rPr>
+        <w:t>Mburse (GetOnCRM Solutions LLP)</w:t>
+      </w:r>
+      <w:r>
+        <w:rPr>
+          <w:sz w:val="21"/>
+          <w:szCs w:val="21"/>
         </w:rPr>
         <w:t xml:space="preserve"> | </w:t>
       </w:r>
       <w:r>
         <w:rPr>
-          <w:i w:val="1"/>
-          <w:iCs w:val="1"/>
-          <w:sz w:val="21"/>
-          <w:szCs w:val="21"/>
-          <w:rtl w:val="0"/>
-        </w:rPr>
-        <w:t xml:space="preserve">Sr. Salesforce Developer</w:t>
-      </w:r>
-      <w:r>
-        <w:rPr>
-          <w:sz w:val="21"/>
-          <w:szCs w:val="21"/>
-          <w:rtl w:val="0"/>
+          <w:i/>
+          <w:iCs/>
+          <w:sz w:val="21"/>
+          <w:szCs w:val="21"/>
+        </w:rPr>
+        <w:t>Sr. Salesforce Developer</w:t>
+      </w:r>
+      <w:r>
+        <w:rPr>
+          <w:sz w:val="21"/>
+          <w:szCs w:val="21"/>
         </w:rPr>
         <w:t xml:space="preserve"> | </w:t>
       </w:r>
       <w:r>
         <w:rPr>
-          <w:b w:val="1"/>
-          <w:bCs w:val="1"/>
-          <w:sz w:val="21"/>
-          <w:szCs w:val="21"/>
-          <w:rtl w:val="0"/>
-        </w:rPr>
-        <w:t xml:space="preserve">Jun 2018 – Feb 2020</w:t>
+          <w:b/>
+          <w:bCs/>
+          <w:sz w:val="21"/>
+          <w:szCs w:val="21"/>
+        </w:rPr>
+        <w:t>Jun 2018 – Feb 2020</w:t>
       </w:r>
     </w:p>
     <w:p>
@@ -2241,8 +2270,6 @@
           <w:ilvl w:val="0"/>
           <w:numId w:val="10"/>
         </w:numPr>
-        <w:spacing w:after="0" w:afterAutospacing="0" w:lineRule="auto"/>
-        <w:ind w:left="720" w:hanging="360"/>
         <w:rPr>
           <w:color w:val="000000"/>
         </w:rPr>
@@ -2251,9 +2278,9 @@
         <w:rPr>
           <w:sz w:val="21"/>
           <w:szCs w:val="21"/>
-          <w:rtl w:val="0"/>
-        </w:rPr>
-        <w:t xml:space="preserve">Led the implementation of a car reimbursement program using Salesforce Experience Cloud, saving employee reporting time and identifying cost-saving opportunities.</w:t>
+        </w:rPr>
+        <w:lastRenderedPageBreak/>
+        <w:t>Led the implementation of a car reimbursement program using Salesforce Experience Cloud, saving employee reporting time and identifying cost-saving opportunities.</w:t>
       </w:r>
     </w:p>
     <w:p>
@@ -2262,8 +2289,6 @@
           <w:ilvl w:val="0"/>
           <w:numId w:val="10"/>
         </w:numPr>
-        <w:spacing w:after="0" w:afterAutospacing="0" w:lineRule="auto"/>
-        <w:ind w:left="720" w:hanging="360"/>
         <w:rPr>
           <w:color w:val="000000"/>
         </w:rPr>
@@ -2272,9 +2297,8 @@
         <w:rPr>
           <w:sz w:val="21"/>
           <w:szCs w:val="21"/>
-          <w:rtl w:val="0"/>
-        </w:rPr>
-        <w:t xml:space="preserve">Developed mobile-responsive pages using AngularJS and Bootstrap within the Salesforce ecosystem.</w:t>
+        </w:rPr>
+        <w:t>Developed mobile-responsive pages using AngularJS and Bootstrap within the Salesforce ecosystem.</w:t>
       </w:r>
     </w:p>
     <w:p>
@@ -2283,8 +2307,6 @@
           <w:ilvl w:val="0"/>
           <w:numId w:val="10"/>
         </w:numPr>
-        <w:spacing w:after="0" w:afterAutospacing="0" w:lineRule="auto"/>
-        <w:ind w:left="720" w:hanging="360"/>
         <w:rPr>
           <w:color w:val="000000"/>
         </w:rPr>
@@ -2293,9 +2315,8 @@
         <w:rPr>
           <w:sz w:val="21"/>
           <w:szCs w:val="21"/>
-          <w:rtl w:val="0"/>
-        </w:rPr>
-        <w:t xml:space="preserve">Configured scheduling batches, bulkified triggers, and workflows.</w:t>
+        </w:rPr>
+        <w:t>Configured scheduling batches, bulkified triggers, and workflows.</w:t>
       </w:r>
     </w:p>
     <w:p>
@@ -2304,8 +2325,7 @@
           <w:ilvl w:val="0"/>
           <w:numId w:val="10"/>
         </w:numPr>
-        <w:spacing w:after="140" w:lineRule="auto"/>
-        <w:ind w:left="720" w:hanging="360"/>
+        <w:spacing w:after="140"/>
         <w:rPr>
           <w:color w:val="000000"/>
         </w:rPr>
@@ -2314,66 +2334,60 @@
         <w:rPr>
           <w:sz w:val="21"/>
           <w:szCs w:val="21"/>
-          <w:rtl w:val="0"/>
-        </w:rPr>
-        <w:t xml:space="preserve">Integrated Triplog REST APIs to automate mileage tracking and reimbursement calculations.</w:t>
-      </w:r>
-    </w:p>
-    <w:p>
-      <w:pPr>
-        <w:spacing w:after="240" w:lineRule="auto"/>
-        <w:rPr>
-          <w:b w:val="1"/>
-          <w:bCs w:val="1"/>
-          <w:sz w:val="21"/>
-          <w:szCs w:val="21"/>
-        </w:rPr>
-      </w:pPr>
-      <w:r>
-        <w:rPr>
-          <w:b w:val="1"/>
-          <w:bCs w:val="1"/>
-          <w:sz w:val="21"/>
-          <w:szCs w:val="21"/>
-          <w:rtl w:val="0"/>
-        </w:rPr>
-        <w:t xml:space="preserve">Nikon (Resonant Cloud Solutions)</w:t>
-      </w:r>
-      <w:r>
-        <w:rPr>
-          <w:sz w:val="21"/>
-          <w:szCs w:val="21"/>
-          <w:rtl w:val="0"/>
+        </w:rPr>
+        <w:t>Integrated Triplog REST APIs to automate mileage tracking and reimbursement calculations.</w:t>
+      </w:r>
+    </w:p>
+    <w:p>
+      <w:pPr>
+        <w:spacing w:after="240"/>
+        <w:rPr>
+          <w:b/>
+          <w:bCs/>
+          <w:sz w:val="21"/>
+          <w:szCs w:val="21"/>
+        </w:rPr>
+      </w:pPr>
+      <w:r>
+        <w:rPr>
+          <w:b/>
+          <w:bCs/>
+          <w:sz w:val="21"/>
+          <w:szCs w:val="21"/>
+        </w:rPr>
+        <w:t>Nikon (Resonant Cloud Solutions)</w:t>
+      </w:r>
+      <w:r>
+        <w:rPr>
+          <w:sz w:val="21"/>
+          <w:szCs w:val="21"/>
         </w:rPr>
         <w:t xml:space="preserve"> | </w:t>
       </w:r>
       <w:r>
         <w:rPr>
-          <w:i w:val="1"/>
-          <w:iCs w:val="1"/>
-          <w:sz w:val="21"/>
-          <w:szCs w:val="21"/>
-          <w:rtl w:val="0"/>
-        </w:rPr>
-        <w:t xml:space="preserve">Salesforce Developer</w:t>
-      </w:r>
-      <w:r>
-        <w:rPr>
-          <w:sz w:val="21"/>
-          <w:szCs w:val="21"/>
-          <w:rtl w:val="0"/>
+          <w:i/>
+          <w:iCs/>
+          <w:sz w:val="21"/>
+          <w:szCs w:val="21"/>
+        </w:rPr>
+        <w:t>Salesforce Developer</w:t>
+      </w:r>
+      <w:r>
+        <w:rPr>
+          <w:sz w:val="21"/>
+          <w:szCs w:val="21"/>
         </w:rPr>
         <w:t xml:space="preserve"> | </w:t>
       </w:r>
       <w:r>
         <w:rPr>
-          <w:b w:val="1"/>
-          <w:bCs w:val="1"/>
-          <w:sz w:val="21"/>
-          <w:szCs w:val="21"/>
-          <w:rtl w:val="0"/>
-        </w:rPr>
-        <w:t xml:space="preserve">May 2017 – May 2018</w:t>
+          <w:b/>
+          <w:bCs/>
+          <w:sz w:val="21"/>
+          <w:szCs w:val="21"/>
+        </w:rPr>
+        <w:t>May 2017 – May 2018</w:t>
       </w:r>
     </w:p>
     <w:p>
@@ -2382,8 +2396,6 @@
           <w:ilvl w:val="0"/>
           <w:numId w:val="8"/>
         </w:numPr>
-        <w:spacing w:after="0" w:afterAutospacing="0" w:lineRule="auto"/>
-        <w:ind w:left="720" w:hanging="360"/>
         <w:rPr>
           <w:color w:val="000000"/>
         </w:rPr>
@@ -2392,9 +2404,8 @@
         <w:rPr>
           <w:sz w:val="21"/>
           <w:szCs w:val="21"/>
-          <w:rtl w:val="0"/>
-        </w:rPr>
-        <w:t xml:space="preserve">Implemented point-to-point Service Cloud solutions and Custom Experience Cloud interfaces for customer product repair cases.</w:t>
+        </w:rPr>
+        <w:t>Implemented point-to-point Service Cloud solutions and Custom Experience Cloud interfaces for customer product repair cases.</w:t>
       </w:r>
     </w:p>
     <w:p>
@@ -2403,8 +2414,6 @@
           <w:ilvl w:val="0"/>
           <w:numId w:val="8"/>
         </w:numPr>
-        <w:spacing w:after="0" w:afterAutospacing="0" w:lineRule="auto"/>
-        <w:ind w:left="720" w:hanging="360"/>
         <w:rPr>
           <w:color w:val="000000"/>
         </w:rPr>
@@ -2413,9 +2422,8 @@
         <w:rPr>
           <w:sz w:val="21"/>
           <w:szCs w:val="21"/>
-          <w:rtl w:val="0"/>
-        </w:rPr>
-        <w:t xml:space="preserve">Designed Incoming Request/Response handling in JSON format for external systems.</w:t>
+        </w:rPr>
+        <w:t>Designed Incoming Request/Response handling in JSON format for external systems.</w:t>
       </w:r>
     </w:p>
     <w:p>
@@ -2424,8 +2432,6 @@
           <w:ilvl w:val="0"/>
           <w:numId w:val="8"/>
         </w:numPr>
-        <w:spacing w:after="0" w:afterAutospacing="0" w:lineRule="auto"/>
-        <w:ind w:left="720" w:hanging="360"/>
         <w:rPr>
           <w:color w:val="000000"/>
         </w:rPr>
@@ -2434,9 +2440,8 @@
         <w:rPr>
           <w:sz w:val="21"/>
           <w:szCs w:val="21"/>
-          <w:rtl w:val="0"/>
-        </w:rPr>
-        <w:t xml:space="preserve">Wrote complex SOQL and SOSL queries to optimize accurate data retrieval for high-volume support cases.</w:t>
+        </w:rPr>
+        <w:t>Wrote complex SOQL and SOSL queries to optimize accurate data retrieval for high-volume support cases.</w:t>
       </w:r>
     </w:p>
     <w:p>
@@ -2445,8 +2450,7 @@
           <w:ilvl w:val="0"/>
           <w:numId w:val="8"/>
         </w:numPr>
-        <w:spacing w:after="140" w:lineRule="auto"/>
-        <w:ind w:left="720" w:hanging="360"/>
+        <w:spacing w:after="140"/>
         <w:rPr>
           <w:color w:val="000000"/>
         </w:rPr>
@@ -2455,66 +2459,60 @@
         <w:rPr>
           <w:sz w:val="21"/>
           <w:szCs w:val="21"/>
-          <w:rtl w:val="0"/>
-        </w:rPr>
-        <w:t xml:space="preserve">Configured Salesforce components spanning Custom Fields, Record Types, Workflows, Validation Rules, and robust Apex Triggers.</w:t>
-      </w:r>
-    </w:p>
-    <w:p>
-      <w:pPr>
-        <w:spacing w:after="240" w:lineRule="auto"/>
-        <w:rPr>
-          <w:b w:val="1"/>
-          <w:bCs w:val="1"/>
-          <w:sz w:val="21"/>
-          <w:szCs w:val="21"/>
-        </w:rPr>
-      </w:pPr>
-      <w:r>
-        <w:rPr>
-          <w:b w:val="1"/>
-          <w:bCs w:val="1"/>
-          <w:sz w:val="21"/>
-          <w:szCs w:val="21"/>
-          <w:rtl w:val="0"/>
-        </w:rPr>
-        <w:t xml:space="preserve">Autodesk / Accpac &amp; Various Integrations (Innodel Technologies)</w:t>
-      </w:r>
-      <w:r>
-        <w:rPr>
-          <w:sz w:val="21"/>
-          <w:szCs w:val="21"/>
-          <w:rtl w:val="0"/>
+        </w:rPr>
+        <w:t>Configured Salesforce components spanning Custom Fields, Record Types, Workflows, Validation Rules, and robust Apex Triggers.</w:t>
+      </w:r>
+    </w:p>
+    <w:p>
+      <w:pPr>
+        <w:spacing w:after="240"/>
+        <w:rPr>
+          <w:b/>
+          <w:bCs/>
+          <w:sz w:val="21"/>
+          <w:szCs w:val="21"/>
+        </w:rPr>
+      </w:pPr>
+      <w:r>
+        <w:rPr>
+          <w:b/>
+          <w:bCs/>
+          <w:sz w:val="21"/>
+          <w:szCs w:val="21"/>
+        </w:rPr>
+        <w:t>Autodesk / Accpac &amp; Various Integrations (Innodel Technologies)</w:t>
+      </w:r>
+      <w:r>
+        <w:rPr>
+          <w:sz w:val="21"/>
+          <w:szCs w:val="21"/>
         </w:rPr>
         <w:t xml:space="preserve"> | </w:t>
       </w:r>
       <w:r>
         <w:rPr>
-          <w:i w:val="1"/>
-          <w:iCs w:val="1"/>
-          <w:sz w:val="21"/>
-          <w:szCs w:val="21"/>
-          <w:rtl w:val="0"/>
-        </w:rPr>
-        <w:t xml:space="preserve">Salesforce Developer</w:t>
-      </w:r>
-      <w:r>
-        <w:rPr>
-          <w:sz w:val="21"/>
-          <w:szCs w:val="21"/>
-          <w:rtl w:val="0"/>
+          <w:i/>
+          <w:iCs/>
+          <w:sz w:val="21"/>
+          <w:szCs w:val="21"/>
+        </w:rPr>
+        <w:t>Salesforce Developer</w:t>
+      </w:r>
+      <w:r>
+        <w:rPr>
+          <w:sz w:val="21"/>
+          <w:szCs w:val="21"/>
         </w:rPr>
         <w:t xml:space="preserve"> | </w:t>
       </w:r>
       <w:r>
         <w:rPr>
-          <w:b w:val="1"/>
-          <w:bCs w:val="1"/>
-          <w:sz w:val="21"/>
-          <w:szCs w:val="21"/>
-          <w:rtl w:val="0"/>
-        </w:rPr>
-        <w:t xml:space="preserve">Aug 2016 – May 2017</w:t>
+          <w:b/>
+          <w:bCs/>
+          <w:sz w:val="21"/>
+          <w:szCs w:val="21"/>
+        </w:rPr>
+        <w:t>Aug 2016 – May 2017</w:t>
       </w:r>
     </w:p>
     <w:p>
@@ -2523,8 +2521,6 @@
           <w:ilvl w:val="0"/>
           <w:numId w:val="2"/>
         </w:numPr>
-        <w:spacing w:after="0" w:afterAutospacing="0" w:lineRule="auto"/>
-        <w:ind w:left="720" w:hanging="360"/>
         <w:rPr>
           <w:color w:val="000000"/>
         </w:rPr>
@@ -2533,9 +2529,8 @@
         <w:rPr>
           <w:sz w:val="21"/>
           <w:szCs w:val="21"/>
-          <w:rtl w:val="0"/>
-        </w:rPr>
-        <w:t xml:space="preserve">Integrated Salesforce Sales Cloud with Autodesk REST API for subscription renewals and automated business processes via Workflows.</w:t>
+        </w:rPr>
+        <w:t>Integrated Salesforce Sales Cloud with Autodesk REST API for subscription renewals and automated business processes via Workflows.</w:t>
       </w:r>
     </w:p>
     <w:p>
@@ -2544,8 +2539,6 @@
           <w:ilvl w:val="0"/>
           <w:numId w:val="2"/>
         </w:numPr>
-        <w:spacing w:after="0" w:afterAutospacing="0" w:lineRule="auto"/>
-        <w:ind w:left="720" w:hanging="360"/>
         <w:rPr>
           <w:color w:val="000000"/>
         </w:rPr>
@@ -2554,9 +2547,8 @@
         <w:rPr>
           <w:sz w:val="21"/>
           <w:szCs w:val="21"/>
-          <w:rtl w:val="0"/>
-        </w:rPr>
-        <w:t xml:space="preserve">Developed one-way syncing from Salesforce to Sage 300 (ERP) via Accpac Integration.</w:t>
+        </w:rPr>
+        <w:t>Developed one-way syncing from Salesforce to Sage 300 (ERP) via Accpac Integration.</w:t>
       </w:r>
     </w:p>
     <w:p>
@@ -2565,8 +2557,6 @@
           <w:ilvl w:val="0"/>
           <w:numId w:val="2"/>
         </w:numPr>
-        <w:spacing w:after="0" w:afterAutospacing="0" w:lineRule="auto"/>
-        <w:ind w:left="720" w:hanging="360"/>
         <w:rPr>
           <w:color w:val="000000"/>
         </w:rPr>
@@ -2575,9 +2565,8 @@
         <w:rPr>
           <w:sz w:val="21"/>
           <w:szCs w:val="21"/>
-          <w:rtl w:val="0"/>
-        </w:rPr>
-        <w:t xml:space="preserve">Integrated Myob Accounting System and Jiwa ERP using REST APIs to track sales reps' payments, estimates, and resource handling.</w:t>
+        </w:rPr>
+        <w:t>Integrated Myob Accounting System and Jiwa ERP using REST APIs to track sales reps' payments, estimates, and resource handling.</w:t>
       </w:r>
     </w:p>
     <w:p>
@@ -2586,8 +2575,7 @@
           <w:ilvl w:val="0"/>
           <w:numId w:val="2"/>
         </w:numPr>
-        <w:spacing w:after="140" w:lineRule="auto"/>
-        <w:ind w:left="720" w:hanging="360"/>
+        <w:spacing w:after="140"/>
         <w:rPr>
           <w:color w:val="000000"/>
         </w:rPr>
@@ -2596,66 +2584,60 @@
         <w:rPr>
           <w:sz w:val="21"/>
           <w:szCs w:val="21"/>
-          <w:rtl w:val="0"/>
-        </w:rPr>
-        <w:t xml:space="preserve">Developed Social Integrations connecting Salesforce with Facebook and LinkedIn via REST APIs to broadcast news to chatter and social pages.</w:t>
-      </w:r>
-    </w:p>
-    <w:p>
-      <w:pPr>
-        <w:spacing w:after="240" w:lineRule="auto"/>
-        <w:rPr>
-          <w:b w:val="1"/>
-          <w:bCs w:val="1"/>
-          <w:sz w:val="21"/>
-          <w:szCs w:val="21"/>
-        </w:rPr>
-      </w:pPr>
-      <w:r>
-        <w:rPr>
-          <w:b w:val="1"/>
-          <w:bCs w:val="1"/>
-          <w:sz w:val="21"/>
-          <w:szCs w:val="21"/>
-          <w:rtl w:val="0"/>
-        </w:rPr>
-        <w:t xml:space="preserve">ESM and EPA Implementation (Sailfin Technologies Pvt. Ltd)</w:t>
-      </w:r>
-      <w:r>
-        <w:rPr>
-          <w:sz w:val="21"/>
-          <w:szCs w:val="21"/>
-          <w:rtl w:val="0"/>
+        </w:rPr>
+        <w:t>Developed Social Integrations connecting Salesforce with Facebook and LinkedIn via REST APIs to broadcast news to chatter and social pages.</w:t>
+      </w:r>
+    </w:p>
+    <w:p>
+      <w:pPr>
+        <w:spacing w:after="240"/>
+        <w:rPr>
+          <w:b/>
+          <w:bCs/>
+          <w:sz w:val="21"/>
+          <w:szCs w:val="21"/>
+        </w:rPr>
+      </w:pPr>
+      <w:r>
+        <w:rPr>
+          <w:b/>
+          <w:bCs/>
+          <w:sz w:val="21"/>
+          <w:szCs w:val="21"/>
+        </w:rPr>
+        <w:t>ESM and EPA Implementation (Sailfin Technologies Pvt. Ltd)</w:t>
+      </w:r>
+      <w:r>
+        <w:rPr>
+          <w:sz w:val="21"/>
+          <w:szCs w:val="21"/>
         </w:rPr>
         <w:t xml:space="preserve"> | </w:t>
       </w:r>
       <w:r>
         <w:rPr>
-          <w:i w:val="1"/>
-          <w:iCs w:val="1"/>
-          <w:sz w:val="21"/>
-          <w:szCs w:val="21"/>
-          <w:rtl w:val="0"/>
-        </w:rPr>
-        <w:t xml:space="preserve">Salesforce Admin / Developer</w:t>
-      </w:r>
-      <w:r>
-        <w:rPr>
-          <w:sz w:val="21"/>
-          <w:szCs w:val="21"/>
-          <w:rtl w:val="0"/>
+          <w:i/>
+          <w:iCs/>
+          <w:sz w:val="21"/>
+          <w:szCs w:val="21"/>
+        </w:rPr>
+        <w:t>Salesforce Admin / Developer</w:t>
+      </w:r>
+      <w:r>
+        <w:rPr>
+          <w:sz w:val="21"/>
+          <w:szCs w:val="21"/>
         </w:rPr>
         <w:t xml:space="preserve"> | </w:t>
       </w:r>
       <w:r>
         <w:rPr>
-          <w:b w:val="1"/>
-          <w:bCs w:val="1"/>
-          <w:sz w:val="21"/>
-          <w:szCs w:val="21"/>
-          <w:rtl w:val="0"/>
-        </w:rPr>
-        <w:t xml:space="preserve">Jun 2014 – Jul 2015</w:t>
+          <w:b/>
+          <w:bCs/>
+          <w:sz w:val="21"/>
+          <w:szCs w:val="21"/>
+        </w:rPr>
+        <w:t>Jun 2014 – Jul 2015</w:t>
       </w:r>
     </w:p>
     <w:p>
@@ -2664,8 +2646,6 @@
           <w:ilvl w:val="0"/>
           <w:numId w:val="16"/>
         </w:numPr>
-        <w:spacing w:after="0" w:afterAutospacing="0" w:lineRule="auto"/>
-        <w:ind w:left="720" w:hanging="360"/>
         <w:rPr>
           <w:color w:val="000000"/>
         </w:rPr>
@@ -2674,9 +2654,8 @@
         <w:rPr>
           <w:sz w:val="21"/>
           <w:szCs w:val="21"/>
-          <w:rtl w:val="0"/>
-        </w:rPr>
-        <w:t xml:space="preserve">Executed End-to-End implementation of Enterprise Supplier Management (ESM) to strategically manage third-party supply interactions.</w:t>
+        </w:rPr>
+        <w:t>Executed End-to-End implementation of Enterprise Supplier Management (ESM) to strategically manage third-party supply interactions.</w:t>
       </w:r>
     </w:p>
     <w:p>
@@ -2685,8 +2664,6 @@
           <w:ilvl w:val="0"/>
           <w:numId w:val="16"/>
         </w:numPr>
-        <w:spacing w:after="0" w:afterAutospacing="0" w:lineRule="auto"/>
-        <w:ind w:left="720" w:hanging="360"/>
         <w:rPr>
           <w:color w:val="000000"/>
         </w:rPr>
@@ -2695,9 +2672,8 @@
         <w:rPr>
           <w:sz w:val="21"/>
           <w:szCs w:val="21"/>
-          <w:rtl w:val="0"/>
-        </w:rPr>
-        <w:t xml:space="preserve">Implemented EPA Performance Indicators utilizing Google Charts and customized views.</w:t>
+        </w:rPr>
+        <w:t>Implemented EPA Performance Indicators utilizing Google Charts and customized views.</w:t>
       </w:r>
     </w:p>
     <w:p>
@@ -2706,8 +2682,6 @@
           <w:ilvl w:val="0"/>
           <w:numId w:val="16"/>
         </w:numPr>
-        <w:spacing w:after="0" w:afterAutospacing="0" w:lineRule="auto"/>
-        <w:ind w:left="720" w:hanging="360"/>
         <w:rPr>
           <w:color w:val="000000"/>
         </w:rPr>
@@ -2716,9 +2690,8 @@
         <w:rPr>
           <w:sz w:val="21"/>
           <w:szCs w:val="21"/>
-          <w:rtl w:val="0"/>
-        </w:rPr>
-        <w:t xml:space="preserve">Managed modules encompassing PTP, OTC, RTR domain metrics, Invoice Cycles, GRN, Flip PO, and Inquiry Help Desk.</w:t>
+        </w:rPr>
+        <w:t>Managed modules encompassing PTP, OTC, RTR domain metrics, Invoice Cycles, GRN, Flip PO, and Inquiry Help Desk.</w:t>
       </w:r>
     </w:p>
     <w:p>
@@ -2727,8 +2700,7 @@
           <w:ilvl w:val="0"/>
           <w:numId w:val="16"/>
         </w:numPr>
-        <w:spacing w:after="140" w:lineRule="auto"/>
-        <w:ind w:left="720" w:hanging="360"/>
+        <w:spacing w:after="140"/>
         <w:rPr>
           <w:color w:val="000000"/>
         </w:rPr>
@@ -2737,44 +2709,187 @@
         <w:rPr>
           <w:sz w:val="21"/>
           <w:szCs w:val="21"/>
-          <w:rtl w:val="0"/>
-        </w:rPr>
-        <w:t xml:space="preserve">Configured custom fields, Page Layouts, Workflows, Approval Processes, Validation Rules, and developed Apex logic for core operations.</w:t>
-      </w:r>
-    </w:p>
-    <w:p>
-      <w:pPr>
-        <w:rPr/>
-      </w:pPr>
-      <w:r>
-        <w:rPr>
-          <w:rtl w:val="0"/>
-        </w:rPr>
-      </w:r>
-    </w:p>
+        </w:rPr>
+        <w:t>Configured custom fields, Page Layouts, Workflows, Approval Processes, Validation Rules, and developed Apex logic for core operations.</w:t>
+      </w:r>
+    </w:p>
+    <w:p/>
     <w:sectPr>
-      <w:pgSz w:h="15840" w:w="12240" w:orient="portrait"/>
-      <w:pgMar w:bottom="1440" w:top="1440" w:left="1440" w:right="1440" w:header="720" w:footer="720"/>
+      <w:pgSz w:w="12240" w:h="15840"/>
+      <w:pgMar w:top="1440" w:right="1440" w:bottom="1440" w:left="1440" w:header="720" w:footer="720" w:gutter="0"/>
       <w:pgNumType w:start="1"/>
+      <w:cols w:space="720"/>
     </w:sectPr>
   </w:body>
 </w:document>
 </file>
 
 <file path=word/numbering.xml><?xml version="1.0" encoding="utf-8"?>
-<w:numbering xmlns:mc="http://schemas.openxmlformats.org/markup-compatibility/2006" xmlns:o="urn:schemas-microsoft-com:office:office" xmlns:r="http://schemas.openxmlformats.org/officeDocument/2006/relationships" xmlns:m="http://schemas.openxmlformats.org/officeDocument/2006/math" xmlns:v="urn:schemas-microsoft-com:vml" xmlns:wp="http://schemas.openxmlformats.org/drawingml/2006/wordprocessingDrawing" xmlns:w10="urn:schemas-microsoft-com:office:word" xmlns:w="http://schemas.openxmlformats.org/wordprocessingml/2006/main" xmlns:wne="http://schemas.microsoft.com/office/word/2006/wordml" xmlns:sl="http://schemas.openxmlformats.org/schemaLibrary/2006/main" xmlns:a="http://schemas.openxmlformats.org/drawingml/2006/main" xmlns:pic="http://schemas.openxmlformats.org/drawingml/2006/picture" xmlns:c="http://schemas.openxmlformats.org/drawingml/2006/chart" xmlns:lc="http://schemas.openxmlformats.org/drawingml/2006/lockedCanvas" xmlns:dgm="http://schemas.openxmlformats.org/drawingml/2006/diagram" xmlns:wps="http://schemas.microsoft.com/office/word/2010/wordprocessingShape" xmlns:wpg="http://schemas.microsoft.com/office/word/2010/wordprocessingGroup" xmlns:w14="http://schemas.microsoft.com/office/word/2010/wordml" xmlns:w15="http://schemas.microsoft.com/office/word/2012/wordml" xmlns:w16="http://schemas.microsoft.com/office/word/2018/wordml" xmlns:w16cex="http://schemas.microsoft.com/office/word/2018/wordml/cex" xmlns:w16cid="http://schemas.microsoft.com/office/word/2016/wordml/cid" xmlns="http://schemas.microsoft.com/office/tasks/2019/documenttasks" xmlns:cr="http://schemas.microsoft.com/office/comments/2020/reactions">
-  <w:abstractNum w:abstractNumId="1">
+<w:numbering xmlns:wpc="http://schemas.microsoft.com/office/word/2010/wordprocessingCanvas" xmlns:cx="http://schemas.microsoft.com/office/drawing/2014/chartex" xmlns:cx1="http://schemas.microsoft.com/office/drawing/2015/9/8/chartex" xmlns:cx2="http://schemas.microsoft.com/office/drawing/2015/10/21/chartex" xmlns:cx3="http://schemas.microsoft.com/office/drawing/2016/5/9/chartex" xmlns:cx4="http://schemas.microsoft.com/office/drawing/2016/5/10/chartex" xmlns:cx5="http://schemas.microsoft.com/office/drawing/2016/5/11/chartex" xmlns:cx6="http://schemas.microsoft.com/office/drawing/2016/5/12/chartex" xmlns:cx7="http://schemas.microsoft.com/office/drawing/2016/5/13/chartex" xmlns:cx8="http://schemas.microsoft.com/office/drawing/2016/5/14/chartex" xmlns:mc="http://schemas.openxmlformats.org/markup-compatibility/2006" xmlns:aink="http://schemas.microsoft.com/office/drawing/2016/ink" xmlns:am3d="http://schemas.microsoft.com/office/drawing/2017/model3d" xmlns:o="urn:schemas-microsoft-com:office:office" xmlns:oel="http://schemas.microsoft.com/office/2019/extlst" xmlns:r="http://schemas.openxmlformats.org/officeDocument/2006/relationships" xmlns:m="http://schemas.openxmlformats.org/officeDocument/2006/math" xmlns:v="urn:schemas-microsoft-com:vml" xmlns:wp14="http://schemas.microsoft.com/office/word/2010/wordprocessingDrawing" xmlns:wp="http://schemas.openxmlformats.org/drawingml/2006/wordprocessingDrawing" xmlns:w10="urn:schemas-microsoft-com:office:word" xmlns:w="http://schemas.openxmlformats.org/wordprocessingml/2006/main" xmlns:w14="http://schemas.microsoft.com/office/word/2010/wordml" xmlns:w15="http://schemas.microsoft.com/office/word/2012/wordml" xmlns:w16cex="http://schemas.microsoft.com/office/word/2018/wordml/cex" xmlns:w16cid="http://schemas.microsoft.com/office/word/2016/wordml/cid" xmlns:w16="http://schemas.microsoft.com/office/word/2018/wordml" xmlns:w16du="http://schemas.microsoft.com/office/word/2023/wordml/word16du" xmlns:w16sdtdh="http://schemas.microsoft.com/office/word/2020/wordml/sdtdatahash" xmlns:w16sdtfl="http://schemas.microsoft.com/office/word/2024/wordml/sdtformatlock" xmlns:w16se="http://schemas.microsoft.com/office/word/2015/wordml/symex" xmlns:wpg="http://schemas.microsoft.com/office/word/2010/wordprocessingGroup" xmlns:wpi="http://schemas.microsoft.com/office/word/2010/wordprocessingInk" xmlns:wne="http://schemas.microsoft.com/office/word/2006/wordml" xmlns:wps="http://schemas.microsoft.com/office/word/2010/wordprocessingShape" mc:Ignorable="w14 w15 w16se w16cid w16 w16cex w16sdtdh w16sdtfl w16du wp14">
+  <w:abstractNum w:abstractNumId="0" w15:restartNumberingAfterBreak="0">
+    <w:nsid w:val="010D7C0E"/>
+    <w:multiLevelType w:val="multilevel"/>
+    <w:tmpl w:val="0882D278"/>
     <w:lvl w:ilvl="0">
       <w:start w:val="1"/>
       <w:numFmt w:val="bullet"/>
+      <w:lvlText w:val=""/>
+      <w:lvlJc w:val="left"/>
+      <w:pPr>
+        <w:tabs>
+          <w:tab w:val="num" w:pos="720"/>
+        </w:tabs>
+        <w:ind w:left="720" w:hanging="360"/>
+      </w:pPr>
+      <w:rPr>
+        <w:rFonts w:ascii="Symbol" w:hAnsi="Symbol" w:hint="default"/>
+        <w:sz w:val="20"/>
+      </w:rPr>
+    </w:lvl>
+    <w:lvl w:ilvl="1" w:tentative="1">
+      <w:start w:val="1"/>
+      <w:numFmt w:val="bullet"/>
+      <w:lvlText w:val="o"/>
+      <w:lvlJc w:val="left"/>
+      <w:pPr>
+        <w:tabs>
+          <w:tab w:val="num" w:pos="1440"/>
+        </w:tabs>
+        <w:ind w:left="1440" w:hanging="360"/>
+      </w:pPr>
+      <w:rPr>
+        <w:rFonts w:ascii="Courier New" w:hAnsi="Courier New" w:hint="default"/>
+        <w:sz w:val="20"/>
+      </w:rPr>
+    </w:lvl>
+    <w:lvl w:ilvl="2" w:tentative="1">
+      <w:start w:val="1"/>
+      <w:numFmt w:val="bullet"/>
+      <w:lvlText w:val=""/>
+      <w:lvlJc w:val="left"/>
+      <w:pPr>
+        <w:tabs>
+          <w:tab w:val="num" w:pos="2160"/>
+        </w:tabs>
+        <w:ind w:left="2160" w:hanging="360"/>
+      </w:pPr>
+      <w:rPr>
+        <w:rFonts w:ascii="Wingdings" w:hAnsi="Wingdings" w:hint="default"/>
+        <w:sz w:val="20"/>
+      </w:rPr>
+    </w:lvl>
+    <w:lvl w:ilvl="3" w:tentative="1">
+      <w:start w:val="1"/>
+      <w:numFmt w:val="bullet"/>
+      <w:lvlText w:val=""/>
+      <w:lvlJc w:val="left"/>
+      <w:pPr>
+        <w:tabs>
+          <w:tab w:val="num" w:pos="2880"/>
+        </w:tabs>
+        <w:ind w:left="2880" w:hanging="360"/>
+      </w:pPr>
+      <w:rPr>
+        <w:rFonts w:ascii="Wingdings" w:hAnsi="Wingdings" w:hint="default"/>
+        <w:sz w:val="20"/>
+      </w:rPr>
+    </w:lvl>
+    <w:lvl w:ilvl="4" w:tentative="1">
+      <w:start w:val="1"/>
+      <w:numFmt w:val="bullet"/>
+      <w:lvlText w:val=""/>
+      <w:lvlJc w:val="left"/>
+      <w:pPr>
+        <w:tabs>
+          <w:tab w:val="num" w:pos="3600"/>
+        </w:tabs>
+        <w:ind w:left="3600" w:hanging="360"/>
+      </w:pPr>
+      <w:rPr>
+        <w:rFonts w:ascii="Wingdings" w:hAnsi="Wingdings" w:hint="default"/>
+        <w:sz w:val="20"/>
+      </w:rPr>
+    </w:lvl>
+    <w:lvl w:ilvl="5" w:tentative="1">
+      <w:start w:val="1"/>
+      <w:numFmt w:val="bullet"/>
+      <w:lvlText w:val=""/>
+      <w:lvlJc w:val="left"/>
+      <w:pPr>
+        <w:tabs>
+          <w:tab w:val="num" w:pos="4320"/>
+        </w:tabs>
+        <w:ind w:left="4320" w:hanging="360"/>
+      </w:pPr>
+      <w:rPr>
+        <w:rFonts w:ascii="Wingdings" w:hAnsi="Wingdings" w:hint="default"/>
+        <w:sz w:val="20"/>
+      </w:rPr>
+    </w:lvl>
+    <w:lvl w:ilvl="6" w:tentative="1">
+      <w:start w:val="1"/>
+      <w:numFmt w:val="bullet"/>
+      <w:lvlText w:val=""/>
+      <w:lvlJc w:val="left"/>
+      <w:pPr>
+        <w:tabs>
+          <w:tab w:val="num" w:pos="5040"/>
+        </w:tabs>
+        <w:ind w:left="5040" w:hanging="360"/>
+      </w:pPr>
+      <w:rPr>
+        <w:rFonts w:ascii="Wingdings" w:hAnsi="Wingdings" w:hint="default"/>
+        <w:sz w:val="20"/>
+      </w:rPr>
+    </w:lvl>
+    <w:lvl w:ilvl="7" w:tentative="1">
+      <w:start w:val="1"/>
+      <w:numFmt w:val="bullet"/>
+      <w:lvlText w:val=""/>
+      <w:lvlJc w:val="left"/>
+      <w:pPr>
+        <w:tabs>
+          <w:tab w:val="num" w:pos="5760"/>
+        </w:tabs>
+        <w:ind w:left="5760" w:hanging="360"/>
+      </w:pPr>
+      <w:rPr>
+        <w:rFonts w:ascii="Wingdings" w:hAnsi="Wingdings" w:hint="default"/>
+        <w:sz w:val="20"/>
+      </w:rPr>
+    </w:lvl>
+    <w:lvl w:ilvl="8" w:tentative="1">
+      <w:start w:val="1"/>
+      <w:numFmt w:val="bullet"/>
+      <w:lvlText w:val=""/>
+      <w:lvlJc w:val="left"/>
+      <w:pPr>
+        <w:tabs>
+          <w:tab w:val="num" w:pos="6480"/>
+        </w:tabs>
+        <w:ind w:left="6480" w:hanging="360"/>
+      </w:pPr>
+      <w:rPr>
+        <w:rFonts w:ascii="Wingdings" w:hAnsi="Wingdings" w:hint="default"/>
+        <w:sz w:val="20"/>
+      </w:rPr>
+    </w:lvl>
+  </w:abstractNum>
+  <w:abstractNum w:abstractNumId="1" w15:restartNumberingAfterBreak="0">
+    <w:nsid w:val="0886286D"/>
+    <w:multiLevelType w:val="multilevel"/>
+    <w:tmpl w:val="420044B0"/>
+    <w:lvl w:ilvl="0">
+      <w:start w:val="1"/>
+      <w:numFmt w:val="bullet"/>
       <w:lvlText w:val="●"/>
       <w:lvlJc w:val="left"/>
       <w:pPr>
         <w:ind w:left="720" w:hanging="360"/>
       </w:pPr>
       <w:rPr>
-        <w:rFonts w:ascii="Arial" w:cs="Arial" w:eastAsia="Arial" w:hAnsi="Arial"/>
-        <w:color w:val="d4d4d4"/>
+        <w:rFonts w:ascii="Arial" w:eastAsia="Arial" w:hAnsi="Arial" w:cs="Arial"/>
+        <w:color w:val="D4D4D4"/>
         <w:sz w:val="21"/>
         <w:szCs w:val="21"/>
         <w:u w:val="none"/>
@@ -2877,18 +2992,170 @@
       </w:rPr>
     </w:lvl>
   </w:abstractNum>
-  <w:abstractNum w:abstractNumId="2">
+  <w:abstractNum w:abstractNumId="2" w15:restartNumberingAfterBreak="0">
+    <w:nsid w:val="0DDB42D4"/>
+    <w:multiLevelType w:val="multilevel"/>
+    <w:tmpl w:val="F4145E08"/>
     <w:lvl w:ilvl="0">
       <w:start w:val="1"/>
       <w:numFmt w:val="bullet"/>
+      <w:lvlText w:val=""/>
+      <w:lvlJc w:val="left"/>
+      <w:pPr>
+        <w:tabs>
+          <w:tab w:val="num" w:pos="720"/>
+        </w:tabs>
+        <w:ind w:left="720" w:hanging="360"/>
+      </w:pPr>
+      <w:rPr>
+        <w:rFonts w:ascii="Symbol" w:hAnsi="Symbol" w:hint="default"/>
+        <w:sz w:val="20"/>
+      </w:rPr>
+    </w:lvl>
+    <w:lvl w:ilvl="1" w:tentative="1">
+      <w:start w:val="1"/>
+      <w:numFmt w:val="bullet"/>
+      <w:lvlText w:val="o"/>
+      <w:lvlJc w:val="left"/>
+      <w:pPr>
+        <w:tabs>
+          <w:tab w:val="num" w:pos="1440"/>
+        </w:tabs>
+        <w:ind w:left="1440" w:hanging="360"/>
+      </w:pPr>
+      <w:rPr>
+        <w:rFonts w:ascii="Courier New" w:hAnsi="Courier New" w:hint="default"/>
+        <w:sz w:val="20"/>
+      </w:rPr>
+    </w:lvl>
+    <w:lvl w:ilvl="2" w:tentative="1">
+      <w:start w:val="1"/>
+      <w:numFmt w:val="bullet"/>
+      <w:lvlText w:val=""/>
+      <w:lvlJc w:val="left"/>
+      <w:pPr>
+        <w:tabs>
+          <w:tab w:val="num" w:pos="2160"/>
+        </w:tabs>
+        <w:ind w:left="2160" w:hanging="360"/>
+      </w:pPr>
+      <w:rPr>
+        <w:rFonts w:ascii="Wingdings" w:hAnsi="Wingdings" w:hint="default"/>
+        <w:sz w:val="20"/>
+      </w:rPr>
+    </w:lvl>
+    <w:lvl w:ilvl="3" w:tentative="1">
+      <w:start w:val="1"/>
+      <w:numFmt w:val="bullet"/>
+      <w:lvlText w:val=""/>
+      <w:lvlJc w:val="left"/>
+      <w:pPr>
+        <w:tabs>
+          <w:tab w:val="num" w:pos="2880"/>
+        </w:tabs>
+        <w:ind w:left="2880" w:hanging="360"/>
+      </w:pPr>
+      <w:rPr>
+        <w:rFonts w:ascii="Wingdings" w:hAnsi="Wingdings" w:hint="default"/>
+        <w:sz w:val="20"/>
+      </w:rPr>
+    </w:lvl>
+    <w:lvl w:ilvl="4" w:tentative="1">
+      <w:start w:val="1"/>
+      <w:numFmt w:val="bullet"/>
+      <w:lvlText w:val=""/>
+      <w:lvlJc w:val="left"/>
+      <w:pPr>
+        <w:tabs>
+          <w:tab w:val="num" w:pos="3600"/>
+        </w:tabs>
+        <w:ind w:left="3600" w:hanging="360"/>
+      </w:pPr>
+      <w:rPr>
+        <w:rFonts w:ascii="Wingdings" w:hAnsi="Wingdings" w:hint="default"/>
+        <w:sz w:val="20"/>
+      </w:rPr>
+    </w:lvl>
+    <w:lvl w:ilvl="5" w:tentative="1">
+      <w:start w:val="1"/>
+      <w:numFmt w:val="bullet"/>
+      <w:lvlText w:val=""/>
+      <w:lvlJc w:val="left"/>
+      <w:pPr>
+        <w:tabs>
+          <w:tab w:val="num" w:pos="4320"/>
+        </w:tabs>
+        <w:ind w:left="4320" w:hanging="360"/>
+      </w:pPr>
+      <w:rPr>
+        <w:rFonts w:ascii="Wingdings" w:hAnsi="Wingdings" w:hint="default"/>
+        <w:sz w:val="20"/>
+      </w:rPr>
+    </w:lvl>
+    <w:lvl w:ilvl="6" w:tentative="1">
+      <w:start w:val="1"/>
+      <w:numFmt w:val="bullet"/>
+      <w:lvlText w:val=""/>
+      <w:lvlJc w:val="left"/>
+      <w:pPr>
+        <w:tabs>
+          <w:tab w:val="num" w:pos="5040"/>
+        </w:tabs>
+        <w:ind w:left="5040" w:hanging="360"/>
+      </w:pPr>
+      <w:rPr>
+        <w:rFonts w:ascii="Wingdings" w:hAnsi="Wingdings" w:hint="default"/>
+        <w:sz w:val="20"/>
+      </w:rPr>
+    </w:lvl>
+    <w:lvl w:ilvl="7" w:tentative="1">
+      <w:start w:val="1"/>
+      <w:numFmt w:val="bullet"/>
+      <w:lvlText w:val=""/>
+      <w:lvlJc w:val="left"/>
+      <w:pPr>
+        <w:tabs>
+          <w:tab w:val="num" w:pos="5760"/>
+        </w:tabs>
+        <w:ind w:left="5760" w:hanging="360"/>
+      </w:pPr>
+      <w:rPr>
+        <w:rFonts w:ascii="Wingdings" w:hAnsi="Wingdings" w:hint="default"/>
+        <w:sz w:val="20"/>
+      </w:rPr>
+    </w:lvl>
+    <w:lvl w:ilvl="8" w:tentative="1">
+      <w:start w:val="1"/>
+      <w:numFmt w:val="bullet"/>
+      <w:lvlText w:val=""/>
+      <w:lvlJc w:val="left"/>
+      <w:pPr>
+        <w:tabs>
+          <w:tab w:val="num" w:pos="6480"/>
+        </w:tabs>
+        <w:ind w:left="6480" w:hanging="360"/>
+      </w:pPr>
+      <w:rPr>
+        <w:rFonts w:ascii="Wingdings" w:hAnsi="Wingdings" w:hint="default"/>
+        <w:sz w:val="20"/>
+      </w:rPr>
+    </w:lvl>
+  </w:abstractNum>
+  <w:abstractNum w:abstractNumId="3" w15:restartNumberingAfterBreak="0">
+    <w:nsid w:val="108D2921"/>
+    <w:multiLevelType w:val="multilevel"/>
+    <w:tmpl w:val="139210B6"/>
+    <w:lvl w:ilvl="0">
+      <w:start w:val="1"/>
+      <w:numFmt w:val="bullet"/>
       <w:lvlText w:val="●"/>
       <w:lvlJc w:val="left"/>
       <w:pPr>
         <w:ind w:left="720" w:hanging="360"/>
       </w:pPr>
       <w:rPr>
-        <w:rFonts w:ascii="Arial" w:cs="Arial" w:eastAsia="Arial" w:hAnsi="Arial"/>
-        <w:color w:val="d4d4d4"/>
+        <w:rFonts w:ascii="Arial" w:eastAsia="Arial" w:hAnsi="Arial" w:cs="Arial"/>
+        <w:color w:val="D4D4D4"/>
         <w:sz w:val="21"/>
         <w:szCs w:val="21"/>
         <w:u w:val="none"/>
@@ -2991,18 +3258,170 @@
       </w:rPr>
     </w:lvl>
   </w:abstractNum>
-  <w:abstractNum w:abstractNumId="3">
+  <w:abstractNum w:abstractNumId="4" w15:restartNumberingAfterBreak="0">
+    <w:nsid w:val="14C1666B"/>
+    <w:multiLevelType w:val="multilevel"/>
+    <w:tmpl w:val="C38686BE"/>
     <w:lvl w:ilvl="0">
       <w:start w:val="1"/>
       <w:numFmt w:val="bullet"/>
+      <w:lvlText w:val=""/>
+      <w:lvlJc w:val="left"/>
+      <w:pPr>
+        <w:tabs>
+          <w:tab w:val="num" w:pos="720"/>
+        </w:tabs>
+        <w:ind w:left="720" w:hanging="360"/>
+      </w:pPr>
+      <w:rPr>
+        <w:rFonts w:ascii="Symbol" w:hAnsi="Symbol" w:hint="default"/>
+        <w:sz w:val="20"/>
+      </w:rPr>
+    </w:lvl>
+    <w:lvl w:ilvl="1" w:tentative="1">
+      <w:start w:val="1"/>
+      <w:numFmt w:val="bullet"/>
+      <w:lvlText w:val="o"/>
+      <w:lvlJc w:val="left"/>
+      <w:pPr>
+        <w:tabs>
+          <w:tab w:val="num" w:pos="1440"/>
+        </w:tabs>
+        <w:ind w:left="1440" w:hanging="360"/>
+      </w:pPr>
+      <w:rPr>
+        <w:rFonts w:ascii="Courier New" w:hAnsi="Courier New" w:hint="default"/>
+        <w:sz w:val="20"/>
+      </w:rPr>
+    </w:lvl>
+    <w:lvl w:ilvl="2" w:tentative="1">
+      <w:start w:val="1"/>
+      <w:numFmt w:val="bullet"/>
+      <w:lvlText w:val=""/>
+      <w:lvlJc w:val="left"/>
+      <w:pPr>
+        <w:tabs>
+          <w:tab w:val="num" w:pos="2160"/>
+        </w:tabs>
+        <w:ind w:left="2160" w:hanging="360"/>
+      </w:pPr>
+      <w:rPr>
+        <w:rFonts w:ascii="Wingdings" w:hAnsi="Wingdings" w:hint="default"/>
+        <w:sz w:val="20"/>
+      </w:rPr>
+    </w:lvl>
+    <w:lvl w:ilvl="3" w:tentative="1">
+      <w:start w:val="1"/>
+      <w:numFmt w:val="bullet"/>
+      <w:lvlText w:val=""/>
+      <w:lvlJc w:val="left"/>
+      <w:pPr>
+        <w:tabs>
+          <w:tab w:val="num" w:pos="2880"/>
+        </w:tabs>
+        <w:ind w:left="2880" w:hanging="360"/>
+      </w:pPr>
+      <w:rPr>
+        <w:rFonts w:ascii="Wingdings" w:hAnsi="Wingdings" w:hint="default"/>
+        <w:sz w:val="20"/>
+      </w:rPr>
+    </w:lvl>
+    <w:lvl w:ilvl="4" w:tentative="1">
+      <w:start w:val="1"/>
+      <w:numFmt w:val="bullet"/>
+      <w:lvlText w:val=""/>
+      <w:lvlJc w:val="left"/>
+      <w:pPr>
+        <w:tabs>
+          <w:tab w:val="num" w:pos="3600"/>
+        </w:tabs>
+        <w:ind w:left="3600" w:hanging="360"/>
+      </w:pPr>
+      <w:rPr>
+        <w:rFonts w:ascii="Wingdings" w:hAnsi="Wingdings" w:hint="default"/>
+        <w:sz w:val="20"/>
+      </w:rPr>
+    </w:lvl>
+    <w:lvl w:ilvl="5" w:tentative="1">
+      <w:start w:val="1"/>
+      <w:numFmt w:val="bullet"/>
+      <w:lvlText w:val=""/>
+      <w:lvlJc w:val="left"/>
+      <w:pPr>
+        <w:tabs>
+          <w:tab w:val="num" w:pos="4320"/>
+        </w:tabs>
+        <w:ind w:left="4320" w:hanging="360"/>
+      </w:pPr>
+      <w:rPr>
+        <w:rFonts w:ascii="Wingdings" w:hAnsi="Wingdings" w:hint="default"/>
+        <w:sz w:val="20"/>
+      </w:rPr>
+    </w:lvl>
+    <w:lvl w:ilvl="6" w:tentative="1">
+      <w:start w:val="1"/>
+      <w:numFmt w:val="bullet"/>
+      <w:lvlText w:val=""/>
+      <w:lvlJc w:val="left"/>
+      <w:pPr>
+        <w:tabs>
+          <w:tab w:val="num" w:pos="5040"/>
+        </w:tabs>
+        <w:ind w:left="5040" w:hanging="360"/>
+      </w:pPr>
+      <w:rPr>
+        <w:rFonts w:ascii="Wingdings" w:hAnsi="Wingdings" w:hint="default"/>
+        <w:sz w:val="20"/>
+      </w:rPr>
+    </w:lvl>
+    <w:lvl w:ilvl="7" w:tentative="1">
+      <w:start w:val="1"/>
+      <w:numFmt w:val="bullet"/>
+      <w:lvlText w:val=""/>
+      <w:lvlJc w:val="left"/>
+      <w:pPr>
+        <w:tabs>
+          <w:tab w:val="num" w:pos="5760"/>
+        </w:tabs>
+        <w:ind w:left="5760" w:hanging="360"/>
+      </w:pPr>
+      <w:rPr>
+        <w:rFonts w:ascii="Wingdings" w:hAnsi="Wingdings" w:hint="default"/>
+        <w:sz w:val="20"/>
+      </w:rPr>
+    </w:lvl>
+    <w:lvl w:ilvl="8" w:tentative="1">
+      <w:start w:val="1"/>
+      <w:numFmt w:val="bullet"/>
+      <w:lvlText w:val=""/>
+      <w:lvlJc w:val="left"/>
+      <w:pPr>
+        <w:tabs>
+          <w:tab w:val="num" w:pos="6480"/>
+        </w:tabs>
+        <w:ind w:left="6480" w:hanging="360"/>
+      </w:pPr>
+      <w:rPr>
+        <w:rFonts w:ascii="Wingdings" w:hAnsi="Wingdings" w:hint="default"/>
+        <w:sz w:val="20"/>
+      </w:rPr>
+    </w:lvl>
+  </w:abstractNum>
+  <w:abstractNum w:abstractNumId="5" w15:restartNumberingAfterBreak="0">
+    <w:nsid w:val="181E5C15"/>
+    <w:multiLevelType w:val="multilevel"/>
+    <w:tmpl w:val="C80C152C"/>
+    <w:lvl w:ilvl="0">
+      <w:start w:val="1"/>
+      <w:numFmt w:val="bullet"/>
       <w:lvlText w:val="●"/>
       <w:lvlJc w:val="left"/>
       <w:pPr>
         <w:ind w:left="720" w:hanging="360"/>
       </w:pPr>
       <w:rPr>
-        <w:rFonts w:ascii="Arial" w:cs="Arial" w:eastAsia="Arial" w:hAnsi="Arial"/>
-        <w:color w:val="d4d4d4"/>
+        <w:rFonts w:ascii="Arial" w:eastAsia="Arial" w:hAnsi="Arial" w:cs="Arial"/>
+        <w:color w:val="D4D4D4"/>
         <w:sz w:val="21"/>
         <w:szCs w:val="21"/>
         <w:u w:val="none"/>
@@ -3105,7 +3524,10 @@
       </w:rPr>
     </w:lvl>
   </w:abstractNum>
-  <w:abstractNum w:abstractNumId="4">
+  <w:abstractNum w:abstractNumId="6" w15:restartNumberingAfterBreak="0">
+    <w:nsid w:val="1A031363"/>
+    <w:multiLevelType w:val="multilevel"/>
+    <w:tmpl w:val="FA30BD28"/>
     <w:lvl w:ilvl="0">
       <w:start w:val="1"/>
       <w:numFmt w:val="bullet"/>
@@ -3115,8 +3537,8 @@
         <w:ind w:left="720" w:hanging="360"/>
       </w:pPr>
       <w:rPr>
-        <w:rFonts w:ascii="Arial" w:cs="Arial" w:eastAsia="Arial" w:hAnsi="Arial"/>
-        <w:color w:val="d4d4d4"/>
+        <w:rFonts w:ascii="Arial" w:eastAsia="Arial" w:hAnsi="Arial" w:cs="Arial"/>
+        <w:color w:val="D4D4D4"/>
         <w:sz w:val="21"/>
         <w:szCs w:val="21"/>
         <w:u w:val="none"/>
@@ -3219,7 +3641,10 @@
       </w:rPr>
     </w:lvl>
   </w:abstractNum>
-  <w:abstractNum w:abstractNumId="5">
+  <w:abstractNum w:abstractNumId="7" w15:restartNumberingAfterBreak="0">
+    <w:nsid w:val="227E658F"/>
+    <w:multiLevelType w:val="multilevel"/>
+    <w:tmpl w:val="B5A891F2"/>
     <w:lvl w:ilvl="0">
       <w:start w:val="1"/>
       <w:numFmt w:val="bullet"/>
@@ -3229,8 +3654,8 @@
         <w:ind w:left="720" w:hanging="360"/>
       </w:pPr>
       <w:rPr>
-        <w:rFonts w:ascii="Arial" w:cs="Arial" w:eastAsia="Arial" w:hAnsi="Arial"/>
-        <w:color w:val="d4d4d4"/>
+        <w:rFonts w:ascii="Arial" w:eastAsia="Arial" w:hAnsi="Arial" w:cs="Arial"/>
+        <w:color w:val="D4D4D4"/>
         <w:sz w:val="21"/>
         <w:szCs w:val="21"/>
         <w:u w:val="none"/>
@@ -3333,7 +3758,10 @@
       </w:rPr>
     </w:lvl>
   </w:abstractNum>
-  <w:abstractNum w:abstractNumId="6">
+  <w:abstractNum w:abstractNumId="8" w15:restartNumberingAfterBreak="0">
+    <w:nsid w:val="2FD41AC0"/>
+    <w:multiLevelType w:val="multilevel"/>
+    <w:tmpl w:val="BBE85A82"/>
     <w:lvl w:ilvl="0">
       <w:start w:val="1"/>
       <w:numFmt w:val="bullet"/>
@@ -3343,8 +3771,8 @@
         <w:ind w:left="720" w:hanging="360"/>
       </w:pPr>
       <w:rPr>
-        <w:rFonts w:ascii="Arial" w:cs="Arial" w:eastAsia="Arial" w:hAnsi="Arial"/>
-        <w:color w:val="d4d4d4"/>
+        <w:rFonts w:ascii="Arial" w:eastAsia="Arial" w:hAnsi="Arial" w:cs="Arial"/>
+        <w:color w:val="D4D4D4"/>
         <w:sz w:val="21"/>
         <w:szCs w:val="21"/>
         <w:u w:val="none"/>
@@ -3447,18 +3875,170 @@
       </w:rPr>
     </w:lvl>
   </w:abstractNum>
-  <w:abstractNum w:abstractNumId="7">
+  <w:abstractNum w:abstractNumId="9" w15:restartNumberingAfterBreak="0">
+    <w:nsid w:val="2FD53E44"/>
+    <w:multiLevelType w:val="multilevel"/>
+    <w:tmpl w:val="CBBA3A1C"/>
     <w:lvl w:ilvl="0">
       <w:start w:val="1"/>
       <w:numFmt w:val="bullet"/>
+      <w:lvlText w:val=""/>
+      <w:lvlJc w:val="left"/>
+      <w:pPr>
+        <w:tabs>
+          <w:tab w:val="num" w:pos="720"/>
+        </w:tabs>
+        <w:ind w:left="720" w:hanging="360"/>
+      </w:pPr>
+      <w:rPr>
+        <w:rFonts w:ascii="Symbol" w:hAnsi="Symbol" w:hint="default"/>
+        <w:sz w:val="20"/>
+      </w:rPr>
+    </w:lvl>
+    <w:lvl w:ilvl="1" w:tentative="1">
+      <w:start w:val="1"/>
+      <w:numFmt w:val="bullet"/>
+      <w:lvlText w:val="o"/>
+      <w:lvlJc w:val="left"/>
+      <w:pPr>
+        <w:tabs>
+          <w:tab w:val="num" w:pos="1440"/>
+        </w:tabs>
+        <w:ind w:left="1440" w:hanging="360"/>
+      </w:pPr>
+      <w:rPr>
+        <w:rFonts w:ascii="Courier New" w:hAnsi="Courier New" w:hint="default"/>
+        <w:sz w:val="20"/>
+      </w:rPr>
+    </w:lvl>
+    <w:lvl w:ilvl="2" w:tentative="1">
+      <w:start w:val="1"/>
+      <w:numFmt w:val="bullet"/>
+      <w:lvlText w:val=""/>
+      <w:lvlJc w:val="left"/>
+      <w:pPr>
+        <w:tabs>
+          <w:tab w:val="num" w:pos="2160"/>
+        </w:tabs>
+        <w:ind w:left="2160" w:hanging="360"/>
+      </w:pPr>
+      <w:rPr>
+        <w:rFonts w:ascii="Wingdings" w:hAnsi="Wingdings" w:hint="default"/>
+        <w:sz w:val="20"/>
+      </w:rPr>
+    </w:lvl>
+    <w:lvl w:ilvl="3" w:tentative="1">
+      <w:start w:val="1"/>
+      <w:numFmt w:val="bullet"/>
+      <w:lvlText w:val=""/>
+      <w:lvlJc w:val="left"/>
+      <w:pPr>
+        <w:tabs>
+          <w:tab w:val="num" w:pos="2880"/>
+        </w:tabs>
+        <w:ind w:left="2880" w:hanging="360"/>
+      </w:pPr>
+      <w:rPr>
+        <w:rFonts w:ascii="Wingdings" w:hAnsi="Wingdings" w:hint="default"/>
+        <w:sz w:val="20"/>
+      </w:rPr>
+    </w:lvl>
+    <w:lvl w:ilvl="4" w:tentative="1">
+      <w:start w:val="1"/>
+      <w:numFmt w:val="bullet"/>
+      <w:lvlText w:val=""/>
+      <w:lvlJc w:val="left"/>
+      <w:pPr>
+        <w:tabs>
+          <w:tab w:val="num" w:pos="3600"/>
+        </w:tabs>
+        <w:ind w:left="3600" w:hanging="360"/>
+      </w:pPr>
+      <w:rPr>
+        <w:rFonts w:ascii="Wingdings" w:hAnsi="Wingdings" w:hint="default"/>
+        <w:sz w:val="20"/>
+      </w:rPr>
+    </w:lvl>
+    <w:lvl w:ilvl="5" w:tentative="1">
+      <w:start w:val="1"/>
+      <w:numFmt w:val="bullet"/>
+      <w:lvlText w:val=""/>
+      <w:lvlJc w:val="left"/>
+      <w:pPr>
+        <w:tabs>
+          <w:tab w:val="num" w:pos="4320"/>
+        </w:tabs>
+        <w:ind w:left="4320" w:hanging="360"/>
+      </w:pPr>
+      <w:rPr>
+        <w:rFonts w:ascii="Wingdings" w:hAnsi="Wingdings" w:hint="default"/>
+        <w:sz w:val="20"/>
+      </w:rPr>
+    </w:lvl>
+    <w:lvl w:ilvl="6" w:tentative="1">
+      <w:start w:val="1"/>
+      <w:numFmt w:val="bullet"/>
+      <w:lvlText w:val=""/>
+      <w:lvlJc w:val="left"/>
+      <w:pPr>
+        <w:tabs>
+          <w:tab w:val="num" w:pos="5040"/>
+        </w:tabs>
+        <w:ind w:left="5040" w:hanging="360"/>
+      </w:pPr>
+      <w:rPr>
+        <w:rFonts w:ascii="Wingdings" w:hAnsi="Wingdings" w:hint="default"/>
+        <w:sz w:val="20"/>
+      </w:rPr>
+    </w:lvl>
+    <w:lvl w:ilvl="7" w:tentative="1">
+      <w:start w:val="1"/>
+      <w:numFmt w:val="bullet"/>
+      <w:lvlText w:val=""/>
+      <w:lvlJc w:val="left"/>
+      <w:pPr>
+        <w:tabs>
+          <w:tab w:val="num" w:pos="5760"/>
+        </w:tabs>
+        <w:ind w:left="5760" w:hanging="360"/>
+      </w:pPr>
+      <w:rPr>
+        <w:rFonts w:ascii="Wingdings" w:hAnsi="Wingdings" w:hint="default"/>
+        <w:sz w:val="20"/>
+      </w:rPr>
+    </w:lvl>
+    <w:lvl w:ilvl="8" w:tentative="1">
+      <w:start w:val="1"/>
+      <w:numFmt w:val="bullet"/>
+      <w:lvlText w:val=""/>
+      <w:lvlJc w:val="left"/>
+      <w:pPr>
+        <w:tabs>
+          <w:tab w:val="num" w:pos="6480"/>
+        </w:tabs>
+        <w:ind w:left="6480" w:hanging="360"/>
+      </w:pPr>
+      <w:rPr>
+        <w:rFonts w:ascii="Wingdings" w:hAnsi="Wingdings" w:hint="default"/>
+        <w:sz w:val="20"/>
+      </w:rPr>
+    </w:lvl>
+  </w:abstractNum>
+  <w:abstractNum w:abstractNumId="10" w15:restartNumberingAfterBreak="0">
+    <w:nsid w:val="31281933"/>
+    <w:multiLevelType w:val="multilevel"/>
+    <w:tmpl w:val="BA38AB88"/>
+    <w:lvl w:ilvl="0">
+      <w:start w:val="1"/>
+      <w:numFmt w:val="bullet"/>
       <w:lvlText w:val="●"/>
       <w:lvlJc w:val="left"/>
       <w:pPr>
         <w:ind w:left="720" w:hanging="360"/>
       </w:pPr>
       <w:rPr>
-        <w:rFonts w:ascii="Arial" w:cs="Arial" w:eastAsia="Arial" w:hAnsi="Arial"/>
-        <w:color w:val="d4d4d4"/>
+        <w:rFonts w:ascii="Arial" w:eastAsia="Arial" w:hAnsi="Arial" w:cs="Arial"/>
+        <w:color w:val="D4D4D4"/>
         <w:sz w:val="21"/>
         <w:szCs w:val="21"/>
         <w:u w:val="none"/>
@@ -3561,7 +4141,10 @@
       </w:rPr>
     </w:lvl>
   </w:abstractNum>
-  <w:abstractNum w:abstractNumId="8">
+  <w:abstractNum w:abstractNumId="11" w15:restartNumberingAfterBreak="0">
+    <w:nsid w:val="3DDF5E29"/>
+    <w:multiLevelType w:val="multilevel"/>
+    <w:tmpl w:val="0688CCA6"/>
     <w:lvl w:ilvl="0">
       <w:start w:val="1"/>
       <w:numFmt w:val="bullet"/>
@@ -3571,8 +4154,8 @@
         <w:ind w:left="720" w:hanging="360"/>
       </w:pPr>
       <w:rPr>
-        <w:rFonts w:ascii="Arial" w:cs="Arial" w:eastAsia="Arial" w:hAnsi="Arial"/>
-        <w:color w:val="d4d4d4"/>
+        <w:rFonts w:ascii="Arial" w:eastAsia="Arial" w:hAnsi="Arial" w:cs="Arial"/>
+        <w:color w:val="D4D4D4"/>
         <w:sz w:val="21"/>
         <w:szCs w:val="21"/>
         <w:u w:val="none"/>
@@ -3675,7 +4258,10 @@
       </w:rPr>
     </w:lvl>
   </w:abstractNum>
-  <w:abstractNum w:abstractNumId="9">
+  <w:abstractNum w:abstractNumId="12" w15:restartNumberingAfterBreak="0">
+    <w:nsid w:val="43903A8D"/>
+    <w:multiLevelType w:val="multilevel"/>
+    <w:tmpl w:val="F840589C"/>
     <w:lvl w:ilvl="0">
       <w:start w:val="1"/>
       <w:numFmt w:val="bullet"/>
@@ -3685,8 +4271,8 @@
         <w:ind w:left="720" w:hanging="360"/>
       </w:pPr>
       <w:rPr>
-        <w:rFonts w:ascii="Arial" w:cs="Arial" w:eastAsia="Arial" w:hAnsi="Arial"/>
-        <w:color w:val="d4d4d4"/>
+        <w:rFonts w:ascii="Arial" w:eastAsia="Arial" w:hAnsi="Arial" w:cs="Arial"/>
+        <w:color w:val="D4D4D4"/>
         <w:sz w:val="21"/>
         <w:szCs w:val="21"/>
         <w:u w:val="none"/>
@@ -3789,18 +4375,170 @@
       </w:rPr>
     </w:lvl>
   </w:abstractNum>
-  <w:abstractNum w:abstractNumId="10">
+  <w:abstractNum w:abstractNumId="13" w15:restartNumberingAfterBreak="0">
+    <w:nsid w:val="47F428AB"/>
+    <w:multiLevelType w:val="multilevel"/>
+    <w:tmpl w:val="E3084AEC"/>
     <w:lvl w:ilvl="0">
       <w:start w:val="1"/>
       <w:numFmt w:val="bullet"/>
+      <w:lvlText w:val=""/>
+      <w:lvlJc w:val="left"/>
+      <w:pPr>
+        <w:tabs>
+          <w:tab w:val="num" w:pos="720"/>
+        </w:tabs>
+        <w:ind w:left="720" w:hanging="360"/>
+      </w:pPr>
+      <w:rPr>
+        <w:rFonts w:ascii="Symbol" w:hAnsi="Symbol" w:hint="default"/>
+        <w:sz w:val="20"/>
+      </w:rPr>
+    </w:lvl>
+    <w:lvl w:ilvl="1" w:tentative="1">
+      <w:start w:val="1"/>
+      <w:numFmt w:val="bullet"/>
+      <w:lvlText w:val="o"/>
+      <w:lvlJc w:val="left"/>
+      <w:pPr>
+        <w:tabs>
+          <w:tab w:val="num" w:pos="1440"/>
+        </w:tabs>
+        <w:ind w:left="1440" w:hanging="360"/>
+      </w:pPr>
+      <w:rPr>
+        <w:rFonts w:ascii="Courier New" w:hAnsi="Courier New" w:hint="default"/>
+        <w:sz w:val="20"/>
+      </w:rPr>
+    </w:lvl>
+    <w:lvl w:ilvl="2" w:tentative="1">
+      <w:start w:val="1"/>
+      <w:numFmt w:val="bullet"/>
+      <w:lvlText w:val=""/>
+      <w:lvlJc w:val="left"/>
+      <w:pPr>
+        <w:tabs>
+          <w:tab w:val="num" w:pos="2160"/>
+        </w:tabs>
+        <w:ind w:left="2160" w:hanging="360"/>
+      </w:pPr>
+      <w:rPr>
+        <w:rFonts w:ascii="Wingdings" w:hAnsi="Wingdings" w:hint="default"/>
+        <w:sz w:val="20"/>
+      </w:rPr>
+    </w:lvl>
+    <w:lvl w:ilvl="3" w:tentative="1">
+      <w:start w:val="1"/>
+      <w:numFmt w:val="bullet"/>
+      <w:lvlText w:val=""/>
+      <w:lvlJc w:val="left"/>
+      <w:pPr>
+        <w:tabs>
+          <w:tab w:val="num" w:pos="2880"/>
+        </w:tabs>
+        <w:ind w:left="2880" w:hanging="360"/>
+      </w:pPr>
+      <w:rPr>
+        <w:rFonts w:ascii="Wingdings" w:hAnsi="Wingdings" w:hint="default"/>
+        <w:sz w:val="20"/>
+      </w:rPr>
+    </w:lvl>
+    <w:lvl w:ilvl="4" w:tentative="1">
+      <w:start w:val="1"/>
+      <w:numFmt w:val="bullet"/>
+      <w:lvlText w:val=""/>
+      <w:lvlJc w:val="left"/>
+      <w:pPr>
+        <w:tabs>
+          <w:tab w:val="num" w:pos="3600"/>
+        </w:tabs>
+        <w:ind w:left="3600" w:hanging="360"/>
+      </w:pPr>
+      <w:rPr>
+        <w:rFonts w:ascii="Wingdings" w:hAnsi="Wingdings" w:hint="default"/>
+        <w:sz w:val="20"/>
+      </w:rPr>
+    </w:lvl>
+    <w:lvl w:ilvl="5" w:tentative="1">
+      <w:start w:val="1"/>
+      <w:numFmt w:val="bullet"/>
+      <w:lvlText w:val=""/>
+      <w:lvlJc w:val="left"/>
+      <w:pPr>
+        <w:tabs>
+          <w:tab w:val="num" w:pos="4320"/>
+        </w:tabs>
+        <w:ind w:left="4320" w:hanging="360"/>
+      </w:pPr>
+      <w:rPr>
+        <w:rFonts w:ascii="Wingdings" w:hAnsi="Wingdings" w:hint="default"/>
+        <w:sz w:val="20"/>
+      </w:rPr>
+    </w:lvl>
+    <w:lvl w:ilvl="6" w:tentative="1">
+      <w:start w:val="1"/>
+      <w:numFmt w:val="bullet"/>
+      <w:lvlText w:val=""/>
+      <w:lvlJc w:val="left"/>
+      <w:pPr>
+        <w:tabs>
+          <w:tab w:val="num" w:pos="5040"/>
+        </w:tabs>
+        <w:ind w:left="5040" w:hanging="360"/>
+      </w:pPr>
+      <w:rPr>
+        <w:rFonts w:ascii="Wingdings" w:hAnsi="Wingdings" w:hint="default"/>
+        <w:sz w:val="20"/>
+      </w:rPr>
+    </w:lvl>
+    <w:lvl w:ilvl="7" w:tentative="1">
+      <w:start w:val="1"/>
+      <w:numFmt w:val="bullet"/>
+      <w:lvlText w:val=""/>
+      <w:lvlJc w:val="left"/>
+      <w:pPr>
+        <w:tabs>
+          <w:tab w:val="num" w:pos="5760"/>
+        </w:tabs>
+        <w:ind w:left="5760" w:hanging="360"/>
+      </w:pPr>
+      <w:rPr>
+        <w:rFonts w:ascii="Wingdings" w:hAnsi="Wingdings" w:hint="default"/>
+        <w:sz w:val="20"/>
+      </w:rPr>
+    </w:lvl>
+    <w:lvl w:ilvl="8" w:tentative="1">
+      <w:start w:val="1"/>
+      <w:numFmt w:val="bullet"/>
+      <w:lvlText w:val=""/>
+      <w:lvlJc w:val="left"/>
+      <w:pPr>
+        <w:tabs>
+          <w:tab w:val="num" w:pos="6480"/>
+        </w:tabs>
+        <w:ind w:left="6480" w:hanging="360"/>
+      </w:pPr>
+      <w:rPr>
+        <w:rFonts w:ascii="Wingdings" w:hAnsi="Wingdings" w:hint="default"/>
+        <w:sz w:val="20"/>
+      </w:rPr>
+    </w:lvl>
+  </w:abstractNum>
+  <w:abstractNum w:abstractNumId="14" w15:restartNumberingAfterBreak="0">
+    <w:nsid w:val="48411D16"/>
+    <w:multiLevelType w:val="multilevel"/>
+    <w:tmpl w:val="FEDAA068"/>
+    <w:lvl w:ilvl="0">
+      <w:start w:val="1"/>
+      <w:numFmt w:val="bullet"/>
       <w:lvlText w:val="●"/>
       <w:lvlJc w:val="left"/>
       <w:pPr>
         <w:ind w:left="720" w:hanging="360"/>
       </w:pPr>
       <w:rPr>
-        <w:rFonts w:ascii="Arial" w:cs="Arial" w:eastAsia="Arial" w:hAnsi="Arial"/>
-        <w:color w:val="d4d4d4"/>
+        <w:rFonts w:ascii="Arial" w:eastAsia="Arial" w:hAnsi="Arial" w:cs="Arial"/>
+        <w:color w:val="D4D4D4"/>
         <w:sz w:val="21"/>
         <w:szCs w:val="21"/>
         <w:u w:val="none"/>
@@ -3903,18 +4641,170 @@
       </w:rPr>
     </w:lvl>
   </w:abstractNum>
-  <w:abstractNum w:abstractNumId="11">
+  <w:abstractNum w:abstractNumId="15" w15:restartNumberingAfterBreak="0">
+    <w:nsid w:val="4A4B64BC"/>
+    <w:multiLevelType w:val="multilevel"/>
+    <w:tmpl w:val="9840661E"/>
     <w:lvl w:ilvl="0">
       <w:start w:val="1"/>
       <w:numFmt w:val="bullet"/>
+      <w:lvlText w:val=""/>
+      <w:lvlJc w:val="left"/>
+      <w:pPr>
+        <w:tabs>
+          <w:tab w:val="num" w:pos="720"/>
+        </w:tabs>
+        <w:ind w:left="720" w:hanging="360"/>
+      </w:pPr>
+      <w:rPr>
+        <w:rFonts w:ascii="Symbol" w:hAnsi="Symbol" w:hint="default"/>
+        <w:sz w:val="20"/>
+      </w:rPr>
+    </w:lvl>
+    <w:lvl w:ilvl="1" w:tentative="1">
+      <w:start w:val="1"/>
+      <w:numFmt w:val="bullet"/>
+      <w:lvlText w:val="o"/>
+      <w:lvlJc w:val="left"/>
+      <w:pPr>
+        <w:tabs>
+          <w:tab w:val="num" w:pos="1440"/>
+        </w:tabs>
+        <w:ind w:left="1440" w:hanging="360"/>
+      </w:pPr>
+      <w:rPr>
+        <w:rFonts w:ascii="Courier New" w:hAnsi="Courier New" w:hint="default"/>
+        <w:sz w:val="20"/>
+      </w:rPr>
+    </w:lvl>
+    <w:lvl w:ilvl="2" w:tentative="1">
+      <w:start w:val="1"/>
+      <w:numFmt w:val="bullet"/>
+      <w:lvlText w:val=""/>
+      <w:lvlJc w:val="left"/>
+      <w:pPr>
+        <w:tabs>
+          <w:tab w:val="num" w:pos="2160"/>
+        </w:tabs>
+        <w:ind w:left="2160" w:hanging="360"/>
+      </w:pPr>
+      <w:rPr>
+        <w:rFonts w:ascii="Wingdings" w:hAnsi="Wingdings" w:hint="default"/>
+        <w:sz w:val="20"/>
+      </w:rPr>
+    </w:lvl>
+    <w:lvl w:ilvl="3" w:tentative="1">
+      <w:start w:val="1"/>
+      <w:numFmt w:val="bullet"/>
+      <w:lvlText w:val=""/>
+      <w:lvlJc w:val="left"/>
+      <w:pPr>
+        <w:tabs>
+          <w:tab w:val="num" w:pos="2880"/>
+        </w:tabs>
+        <w:ind w:left="2880" w:hanging="360"/>
+      </w:pPr>
+      <w:rPr>
+        <w:rFonts w:ascii="Wingdings" w:hAnsi="Wingdings" w:hint="default"/>
+        <w:sz w:val="20"/>
+      </w:rPr>
+    </w:lvl>
+    <w:lvl w:ilvl="4" w:tentative="1">
+      <w:start w:val="1"/>
+      <w:numFmt w:val="bullet"/>
+      <w:lvlText w:val=""/>
+      <w:lvlJc w:val="left"/>
+      <w:pPr>
+        <w:tabs>
+          <w:tab w:val="num" w:pos="3600"/>
+        </w:tabs>
+        <w:ind w:left="3600" w:hanging="360"/>
+      </w:pPr>
+      <w:rPr>
+        <w:rFonts w:ascii="Wingdings" w:hAnsi="Wingdings" w:hint="default"/>
+        <w:sz w:val="20"/>
+      </w:rPr>
+    </w:lvl>
+    <w:lvl w:ilvl="5" w:tentative="1">
+      <w:start w:val="1"/>
+      <w:numFmt w:val="bullet"/>
+      <w:lvlText w:val=""/>
+      <w:lvlJc w:val="left"/>
+      <w:pPr>
+        <w:tabs>
+          <w:tab w:val="num" w:pos="4320"/>
+        </w:tabs>
+        <w:ind w:left="4320" w:hanging="360"/>
+      </w:pPr>
+      <w:rPr>
+        <w:rFonts w:ascii="Wingdings" w:hAnsi="Wingdings" w:hint="default"/>
+        <w:sz w:val="20"/>
+      </w:rPr>
+    </w:lvl>
+    <w:lvl w:ilvl="6" w:tentative="1">
+      <w:start w:val="1"/>
+      <w:numFmt w:val="bullet"/>
+      <w:lvlText w:val=""/>
+      <w:lvlJc w:val="left"/>
+      <w:pPr>
+        <w:tabs>
+          <w:tab w:val="num" w:pos="5040"/>
+        </w:tabs>
+        <w:ind w:left="5040" w:hanging="360"/>
+      </w:pPr>
+      <w:rPr>
+        <w:rFonts w:ascii="Wingdings" w:hAnsi="Wingdings" w:hint="default"/>
+        <w:sz w:val="20"/>
+      </w:rPr>
+    </w:lvl>
+    <w:lvl w:ilvl="7" w:tentative="1">
+      <w:start w:val="1"/>
+      <w:numFmt w:val="bullet"/>
+      <w:lvlText w:val=""/>
+      <w:lvlJc w:val="left"/>
+      <w:pPr>
+        <w:tabs>
+          <w:tab w:val="num" w:pos="5760"/>
+        </w:tabs>
+        <w:ind w:left="5760" w:hanging="360"/>
+      </w:pPr>
+      <w:rPr>
+        <w:rFonts w:ascii="Wingdings" w:hAnsi="Wingdings" w:hint="default"/>
+        <w:sz w:val="20"/>
+      </w:rPr>
+    </w:lvl>
+    <w:lvl w:ilvl="8" w:tentative="1">
+      <w:start w:val="1"/>
+      <w:numFmt w:val="bullet"/>
+      <w:lvlText w:val=""/>
+      <w:lvlJc w:val="left"/>
+      <w:pPr>
+        <w:tabs>
+          <w:tab w:val="num" w:pos="6480"/>
+        </w:tabs>
+        <w:ind w:left="6480" w:hanging="360"/>
+      </w:pPr>
+      <w:rPr>
+        <w:rFonts w:ascii="Wingdings" w:hAnsi="Wingdings" w:hint="default"/>
+        <w:sz w:val="20"/>
+      </w:rPr>
+    </w:lvl>
+  </w:abstractNum>
+  <w:abstractNum w:abstractNumId="16" w15:restartNumberingAfterBreak="0">
+    <w:nsid w:val="4D86603D"/>
+    <w:multiLevelType w:val="multilevel"/>
+    <w:tmpl w:val="AD088D46"/>
+    <w:lvl w:ilvl="0">
+      <w:start w:val="1"/>
+      <w:numFmt w:val="bullet"/>
       <w:lvlText w:val="●"/>
       <w:lvlJc w:val="left"/>
       <w:pPr>
         <w:ind w:left="720" w:hanging="360"/>
       </w:pPr>
       <w:rPr>
-        <w:rFonts w:ascii="Arial" w:cs="Arial" w:eastAsia="Arial" w:hAnsi="Arial"/>
-        <w:color w:val="d4d4d4"/>
+        <w:rFonts w:ascii="Arial" w:eastAsia="Arial" w:hAnsi="Arial" w:cs="Arial"/>
+        <w:color w:val="D4D4D4"/>
         <w:sz w:val="21"/>
         <w:szCs w:val="21"/>
         <w:u w:val="none"/>
@@ -4017,7 +4907,10 @@
       </w:rPr>
     </w:lvl>
   </w:abstractNum>
-  <w:abstractNum w:abstractNumId="12">
+  <w:abstractNum w:abstractNumId="17" w15:restartNumberingAfterBreak="0">
+    <w:nsid w:val="4E2F375D"/>
+    <w:multiLevelType w:val="multilevel"/>
+    <w:tmpl w:val="743C94A0"/>
     <w:lvl w:ilvl="0">
       <w:start w:val="1"/>
       <w:numFmt w:val="bullet"/>
@@ -4027,8 +4920,8 @@
         <w:ind w:left="720" w:hanging="360"/>
       </w:pPr>
       <w:rPr>
-        <w:rFonts w:ascii="Arial" w:cs="Arial" w:eastAsia="Arial" w:hAnsi="Arial"/>
-        <w:color w:val="d4d4d4"/>
+        <w:rFonts w:ascii="Arial" w:eastAsia="Arial" w:hAnsi="Arial" w:cs="Arial"/>
+        <w:color w:val="D4D4D4"/>
         <w:sz w:val="21"/>
         <w:szCs w:val="21"/>
         <w:u w:val="none"/>
@@ -4131,7 +5024,10 @@
       </w:rPr>
     </w:lvl>
   </w:abstractNum>
-  <w:abstractNum w:abstractNumId="13">
+  <w:abstractNum w:abstractNumId="18" w15:restartNumberingAfterBreak="0">
+    <w:nsid w:val="4E317BC3"/>
+    <w:multiLevelType w:val="multilevel"/>
+    <w:tmpl w:val="69A09FA0"/>
     <w:lvl w:ilvl="0">
       <w:start w:val="1"/>
       <w:numFmt w:val="bullet"/>
@@ -4141,8 +5037,8 @@
         <w:ind w:left="720" w:hanging="360"/>
       </w:pPr>
       <w:rPr>
-        <w:rFonts w:ascii="Arial" w:cs="Arial" w:eastAsia="Arial" w:hAnsi="Arial"/>
-        <w:color w:val="d4d4d4"/>
+        <w:rFonts w:ascii="Arial" w:eastAsia="Arial" w:hAnsi="Arial" w:cs="Arial"/>
+        <w:color w:val="D4D4D4"/>
         <w:sz w:val="21"/>
         <w:szCs w:val="21"/>
         <w:u w:val="none"/>
@@ -4245,18 +5141,170 @@
       </w:rPr>
     </w:lvl>
   </w:abstractNum>
-  <w:abstractNum w:abstractNumId="14">
+  <w:abstractNum w:abstractNumId="19" w15:restartNumberingAfterBreak="0">
+    <w:nsid w:val="4EE57256"/>
+    <w:multiLevelType w:val="multilevel"/>
+    <w:tmpl w:val="5B0E917A"/>
     <w:lvl w:ilvl="0">
       <w:start w:val="1"/>
       <w:numFmt w:val="bullet"/>
+      <w:lvlText w:val=""/>
+      <w:lvlJc w:val="left"/>
+      <w:pPr>
+        <w:tabs>
+          <w:tab w:val="num" w:pos="720"/>
+        </w:tabs>
+        <w:ind w:left="720" w:hanging="360"/>
+      </w:pPr>
+      <w:rPr>
+        <w:rFonts w:ascii="Symbol" w:hAnsi="Symbol" w:hint="default"/>
+        <w:sz w:val="20"/>
+      </w:rPr>
+    </w:lvl>
+    <w:lvl w:ilvl="1" w:tentative="1">
+      <w:start w:val="1"/>
+      <w:numFmt w:val="bullet"/>
+      <w:lvlText w:val="o"/>
+      <w:lvlJc w:val="left"/>
+      <w:pPr>
+        <w:tabs>
+          <w:tab w:val="num" w:pos="1440"/>
+        </w:tabs>
+        <w:ind w:left="1440" w:hanging="360"/>
+      </w:pPr>
+      <w:rPr>
+        <w:rFonts w:ascii="Courier New" w:hAnsi="Courier New" w:hint="default"/>
+        <w:sz w:val="20"/>
+      </w:rPr>
+    </w:lvl>
+    <w:lvl w:ilvl="2" w:tentative="1">
+      <w:start w:val="1"/>
+      <w:numFmt w:val="bullet"/>
+      <w:lvlText w:val=""/>
+      <w:lvlJc w:val="left"/>
+      <w:pPr>
+        <w:tabs>
+          <w:tab w:val="num" w:pos="2160"/>
+        </w:tabs>
+        <w:ind w:left="2160" w:hanging="360"/>
+      </w:pPr>
+      <w:rPr>
+        <w:rFonts w:ascii="Wingdings" w:hAnsi="Wingdings" w:hint="default"/>
+        <w:sz w:val="20"/>
+      </w:rPr>
+    </w:lvl>
+    <w:lvl w:ilvl="3" w:tentative="1">
+      <w:start w:val="1"/>
+      <w:numFmt w:val="bullet"/>
+      <w:lvlText w:val=""/>
+      <w:lvlJc w:val="left"/>
+      <w:pPr>
+        <w:tabs>
+          <w:tab w:val="num" w:pos="2880"/>
+        </w:tabs>
+        <w:ind w:left="2880" w:hanging="360"/>
+      </w:pPr>
+      <w:rPr>
+        <w:rFonts w:ascii="Wingdings" w:hAnsi="Wingdings" w:hint="default"/>
+        <w:sz w:val="20"/>
+      </w:rPr>
+    </w:lvl>
+    <w:lvl w:ilvl="4" w:tentative="1">
+      <w:start w:val="1"/>
+      <w:numFmt w:val="bullet"/>
+      <w:lvlText w:val=""/>
+      <w:lvlJc w:val="left"/>
+      <w:pPr>
+        <w:tabs>
+          <w:tab w:val="num" w:pos="3600"/>
+        </w:tabs>
+        <w:ind w:left="3600" w:hanging="360"/>
+      </w:pPr>
+      <w:rPr>
+        <w:rFonts w:ascii="Wingdings" w:hAnsi="Wingdings" w:hint="default"/>
+        <w:sz w:val="20"/>
+      </w:rPr>
+    </w:lvl>
+    <w:lvl w:ilvl="5" w:tentative="1">
+      <w:start w:val="1"/>
+      <w:numFmt w:val="bullet"/>
+      <w:lvlText w:val=""/>
+      <w:lvlJc w:val="left"/>
+      <w:pPr>
+        <w:tabs>
+          <w:tab w:val="num" w:pos="4320"/>
+        </w:tabs>
+        <w:ind w:left="4320" w:hanging="360"/>
+      </w:pPr>
+      <w:rPr>
+        <w:rFonts w:ascii="Wingdings" w:hAnsi="Wingdings" w:hint="default"/>
+        <w:sz w:val="20"/>
+      </w:rPr>
+    </w:lvl>
+    <w:lvl w:ilvl="6" w:tentative="1">
+      <w:start w:val="1"/>
+      <w:numFmt w:val="bullet"/>
+      <w:lvlText w:val=""/>
+      <w:lvlJc w:val="left"/>
+      <w:pPr>
+        <w:tabs>
+          <w:tab w:val="num" w:pos="5040"/>
+        </w:tabs>
+        <w:ind w:left="5040" w:hanging="360"/>
+      </w:pPr>
+      <w:rPr>
+        <w:rFonts w:ascii="Wingdings" w:hAnsi="Wingdings" w:hint="default"/>
+        <w:sz w:val="20"/>
+      </w:rPr>
+    </w:lvl>
+    <w:lvl w:ilvl="7" w:tentative="1">
+      <w:start w:val="1"/>
+      <w:numFmt w:val="bullet"/>
+      <w:lvlText w:val=""/>
+      <w:lvlJc w:val="left"/>
+      <w:pPr>
+        <w:tabs>
+          <w:tab w:val="num" w:pos="5760"/>
+        </w:tabs>
+        <w:ind w:left="5760" w:hanging="360"/>
+      </w:pPr>
+      <w:rPr>
+        <w:rFonts w:ascii="Wingdings" w:hAnsi="Wingdings" w:hint="default"/>
+        <w:sz w:val="20"/>
+      </w:rPr>
+    </w:lvl>
+    <w:lvl w:ilvl="8" w:tentative="1">
+      <w:start w:val="1"/>
+      <w:numFmt w:val="bullet"/>
+      <w:lvlText w:val=""/>
+      <w:lvlJc w:val="left"/>
+      <w:pPr>
+        <w:tabs>
+          <w:tab w:val="num" w:pos="6480"/>
+        </w:tabs>
+        <w:ind w:left="6480" w:hanging="360"/>
+      </w:pPr>
+      <w:rPr>
+        <w:rFonts w:ascii="Wingdings" w:hAnsi="Wingdings" w:hint="default"/>
+        <w:sz w:val="20"/>
+      </w:rPr>
+    </w:lvl>
+  </w:abstractNum>
+  <w:abstractNum w:abstractNumId="20" w15:restartNumberingAfterBreak="0">
+    <w:nsid w:val="4FE8316D"/>
+    <w:multiLevelType w:val="multilevel"/>
+    <w:tmpl w:val="B5B203C4"/>
+    <w:lvl w:ilvl="0">
+      <w:start w:val="1"/>
+      <w:numFmt w:val="bullet"/>
       <w:lvlText w:val="●"/>
       <w:lvlJc w:val="left"/>
       <w:pPr>
         <w:ind w:left="720" w:hanging="360"/>
       </w:pPr>
       <w:rPr>
-        <w:rFonts w:ascii="Arial" w:cs="Arial" w:eastAsia="Arial" w:hAnsi="Arial"/>
-        <w:color w:val="d4d4d4"/>
+        <w:rFonts w:ascii="Arial" w:eastAsia="Arial" w:hAnsi="Arial" w:cs="Arial"/>
+        <w:color w:val="D4D4D4"/>
         <w:sz w:val="21"/>
         <w:szCs w:val="21"/>
         <w:u w:val="none"/>
@@ -4359,18 +5407,170 @@
       </w:rPr>
     </w:lvl>
   </w:abstractNum>
-  <w:abstractNum w:abstractNumId="15">
+  <w:abstractNum w:abstractNumId="21" w15:restartNumberingAfterBreak="0">
+    <w:nsid w:val="559F0F2E"/>
+    <w:multiLevelType w:val="multilevel"/>
+    <w:tmpl w:val="24E48F1C"/>
     <w:lvl w:ilvl="0">
       <w:start w:val="1"/>
       <w:numFmt w:val="bullet"/>
+      <w:lvlText w:val=""/>
+      <w:lvlJc w:val="left"/>
+      <w:pPr>
+        <w:tabs>
+          <w:tab w:val="num" w:pos="720"/>
+        </w:tabs>
+        <w:ind w:left="720" w:hanging="360"/>
+      </w:pPr>
+      <w:rPr>
+        <w:rFonts w:ascii="Symbol" w:hAnsi="Symbol" w:hint="default"/>
+        <w:sz w:val="20"/>
+      </w:rPr>
+    </w:lvl>
+    <w:lvl w:ilvl="1" w:tentative="1">
+      <w:start w:val="1"/>
+      <w:numFmt w:val="bullet"/>
+      <w:lvlText w:val="o"/>
+      <w:lvlJc w:val="left"/>
+      <w:pPr>
+        <w:tabs>
+          <w:tab w:val="num" w:pos="1440"/>
+        </w:tabs>
+        <w:ind w:left="1440" w:hanging="360"/>
+      </w:pPr>
+      <w:rPr>
+        <w:rFonts w:ascii="Courier New" w:hAnsi="Courier New" w:hint="default"/>
+        <w:sz w:val="20"/>
+      </w:rPr>
+    </w:lvl>
+    <w:lvl w:ilvl="2" w:tentative="1">
+      <w:start w:val="1"/>
+      <w:numFmt w:val="bullet"/>
+      <w:lvlText w:val=""/>
+      <w:lvlJc w:val="left"/>
+      <w:pPr>
+        <w:tabs>
+          <w:tab w:val="num" w:pos="2160"/>
+        </w:tabs>
+        <w:ind w:left="2160" w:hanging="360"/>
+      </w:pPr>
+      <w:rPr>
+        <w:rFonts w:ascii="Wingdings" w:hAnsi="Wingdings" w:hint="default"/>
+        <w:sz w:val="20"/>
+      </w:rPr>
+    </w:lvl>
+    <w:lvl w:ilvl="3" w:tentative="1">
+      <w:start w:val="1"/>
+      <w:numFmt w:val="bullet"/>
+      <w:lvlText w:val=""/>
+      <w:lvlJc w:val="left"/>
+      <w:pPr>
+        <w:tabs>
+          <w:tab w:val="num" w:pos="2880"/>
+        </w:tabs>
+        <w:ind w:left="2880" w:hanging="360"/>
+      </w:pPr>
+      <w:rPr>
+        <w:rFonts w:ascii="Wingdings" w:hAnsi="Wingdings" w:hint="default"/>
+        <w:sz w:val="20"/>
+      </w:rPr>
+    </w:lvl>
+    <w:lvl w:ilvl="4" w:tentative="1">
+      <w:start w:val="1"/>
+      <w:numFmt w:val="bullet"/>
+      <w:lvlText w:val=""/>
+      <w:lvlJc w:val="left"/>
+      <w:pPr>
+        <w:tabs>
+          <w:tab w:val="num" w:pos="3600"/>
+        </w:tabs>
+        <w:ind w:left="3600" w:hanging="360"/>
+      </w:pPr>
+      <w:rPr>
+        <w:rFonts w:ascii="Wingdings" w:hAnsi="Wingdings" w:hint="default"/>
+        <w:sz w:val="20"/>
+      </w:rPr>
+    </w:lvl>
+    <w:lvl w:ilvl="5" w:tentative="1">
+      <w:start w:val="1"/>
+      <w:numFmt w:val="bullet"/>
+      <w:lvlText w:val=""/>
+      <w:lvlJc w:val="left"/>
+      <w:pPr>
+        <w:tabs>
+          <w:tab w:val="num" w:pos="4320"/>
+        </w:tabs>
+        <w:ind w:left="4320" w:hanging="360"/>
+      </w:pPr>
+      <w:rPr>
+        <w:rFonts w:ascii="Wingdings" w:hAnsi="Wingdings" w:hint="default"/>
+        <w:sz w:val="20"/>
+      </w:rPr>
+    </w:lvl>
+    <w:lvl w:ilvl="6" w:tentative="1">
+      <w:start w:val="1"/>
+      <w:numFmt w:val="bullet"/>
+      <w:lvlText w:val=""/>
+      <w:lvlJc w:val="left"/>
+      <w:pPr>
+        <w:tabs>
+          <w:tab w:val="num" w:pos="5040"/>
+        </w:tabs>
+        <w:ind w:left="5040" w:hanging="360"/>
+      </w:pPr>
+      <w:rPr>
+        <w:rFonts w:ascii="Wingdings" w:hAnsi="Wingdings" w:hint="default"/>
+        <w:sz w:val="20"/>
+      </w:rPr>
+    </w:lvl>
+    <w:lvl w:ilvl="7" w:tentative="1">
+      <w:start w:val="1"/>
+      <w:numFmt w:val="bullet"/>
+      <w:lvlText w:val=""/>
+      <w:lvlJc w:val="left"/>
+      <w:pPr>
+        <w:tabs>
+          <w:tab w:val="num" w:pos="5760"/>
+        </w:tabs>
+        <w:ind w:left="5760" w:hanging="360"/>
+      </w:pPr>
+      <w:rPr>
+        <w:rFonts w:ascii="Wingdings" w:hAnsi="Wingdings" w:hint="default"/>
+        <w:sz w:val="20"/>
+      </w:rPr>
+    </w:lvl>
+    <w:lvl w:ilvl="8" w:tentative="1">
+      <w:start w:val="1"/>
+      <w:numFmt w:val="bullet"/>
+      <w:lvlText w:val=""/>
+      <w:lvlJc w:val="left"/>
+      <w:pPr>
+        <w:tabs>
+          <w:tab w:val="num" w:pos="6480"/>
+        </w:tabs>
+        <w:ind w:left="6480" w:hanging="360"/>
+      </w:pPr>
+      <w:rPr>
+        <w:rFonts w:ascii="Wingdings" w:hAnsi="Wingdings" w:hint="default"/>
+        <w:sz w:val="20"/>
+      </w:rPr>
+    </w:lvl>
+  </w:abstractNum>
+  <w:abstractNum w:abstractNumId="22" w15:restartNumberingAfterBreak="0">
+    <w:nsid w:val="56001347"/>
+    <w:multiLevelType w:val="multilevel"/>
+    <w:tmpl w:val="6AA6C6D4"/>
+    <w:lvl w:ilvl="0">
+      <w:start w:val="1"/>
+      <w:numFmt w:val="bullet"/>
       <w:lvlText w:val="●"/>
       <w:lvlJc w:val="left"/>
       <w:pPr>
         <w:ind w:left="720" w:hanging="360"/>
       </w:pPr>
       <w:rPr>
-        <w:rFonts w:ascii="Arial" w:cs="Arial" w:eastAsia="Arial" w:hAnsi="Arial"/>
-        <w:color w:val="d4d4d4"/>
+        <w:rFonts w:ascii="Arial" w:eastAsia="Arial" w:hAnsi="Arial" w:cs="Arial"/>
+        <w:color w:val="D4D4D4"/>
         <w:sz w:val="21"/>
         <w:szCs w:val="21"/>
         <w:u w:val="none"/>
@@ -4473,18 +5673,468 @@
       </w:rPr>
     </w:lvl>
   </w:abstractNum>
-  <w:abstractNum w:abstractNumId="16">
+  <w:abstractNum w:abstractNumId="23" w15:restartNumberingAfterBreak="0">
+    <w:nsid w:val="61734C44"/>
+    <w:multiLevelType w:val="multilevel"/>
+    <w:tmpl w:val="23A6E3A0"/>
     <w:lvl w:ilvl="0">
       <w:start w:val="1"/>
       <w:numFmt w:val="bullet"/>
+      <w:lvlText w:val=""/>
+      <w:lvlJc w:val="left"/>
+      <w:pPr>
+        <w:tabs>
+          <w:tab w:val="num" w:pos="720"/>
+        </w:tabs>
+        <w:ind w:left="720" w:hanging="360"/>
+      </w:pPr>
+      <w:rPr>
+        <w:rFonts w:ascii="Symbol" w:hAnsi="Symbol" w:hint="default"/>
+        <w:sz w:val="20"/>
+      </w:rPr>
+    </w:lvl>
+    <w:lvl w:ilvl="1" w:tentative="1">
+      <w:start w:val="1"/>
+      <w:numFmt w:val="bullet"/>
+      <w:lvlText w:val="o"/>
+      <w:lvlJc w:val="left"/>
+      <w:pPr>
+        <w:tabs>
+          <w:tab w:val="num" w:pos="1440"/>
+        </w:tabs>
+        <w:ind w:left="1440" w:hanging="360"/>
+      </w:pPr>
+      <w:rPr>
+        <w:rFonts w:ascii="Courier New" w:hAnsi="Courier New" w:hint="default"/>
+        <w:sz w:val="20"/>
+      </w:rPr>
+    </w:lvl>
+    <w:lvl w:ilvl="2" w:tentative="1">
+      <w:start w:val="1"/>
+      <w:numFmt w:val="bullet"/>
+      <w:lvlText w:val=""/>
+      <w:lvlJc w:val="left"/>
+      <w:pPr>
+        <w:tabs>
+          <w:tab w:val="num" w:pos="2160"/>
+        </w:tabs>
+        <w:ind w:left="2160" w:hanging="360"/>
+      </w:pPr>
+      <w:rPr>
+        <w:rFonts w:ascii="Wingdings" w:hAnsi="Wingdings" w:hint="default"/>
+        <w:sz w:val="20"/>
+      </w:rPr>
+    </w:lvl>
+    <w:lvl w:ilvl="3" w:tentative="1">
+      <w:start w:val="1"/>
+      <w:numFmt w:val="bullet"/>
+      <w:lvlText w:val=""/>
+      <w:lvlJc w:val="left"/>
+      <w:pPr>
+        <w:tabs>
+          <w:tab w:val="num" w:pos="2880"/>
+        </w:tabs>
+        <w:ind w:left="2880" w:hanging="360"/>
+      </w:pPr>
+      <w:rPr>
+        <w:rFonts w:ascii="Wingdings" w:hAnsi="Wingdings" w:hint="default"/>
+        <w:sz w:val="20"/>
+      </w:rPr>
+    </w:lvl>
+    <w:lvl w:ilvl="4" w:tentative="1">
+      <w:start w:val="1"/>
+      <w:numFmt w:val="bullet"/>
+      <w:lvlText w:val=""/>
+      <w:lvlJc w:val="left"/>
+      <w:pPr>
+        <w:tabs>
+          <w:tab w:val="num" w:pos="3600"/>
+        </w:tabs>
+        <w:ind w:left="3600" w:hanging="360"/>
+      </w:pPr>
+      <w:rPr>
+        <w:rFonts w:ascii="Wingdings" w:hAnsi="Wingdings" w:hint="default"/>
+        <w:sz w:val="20"/>
+      </w:rPr>
+    </w:lvl>
+    <w:lvl w:ilvl="5" w:tentative="1">
+      <w:start w:val="1"/>
+      <w:numFmt w:val="bullet"/>
+      <w:lvlText w:val=""/>
+      <w:lvlJc w:val="left"/>
+      <w:pPr>
+        <w:tabs>
+          <w:tab w:val="num" w:pos="4320"/>
+        </w:tabs>
+        <w:ind w:left="4320" w:hanging="360"/>
+      </w:pPr>
+      <w:rPr>
+        <w:rFonts w:ascii="Wingdings" w:hAnsi="Wingdings" w:hint="default"/>
+        <w:sz w:val="20"/>
+      </w:rPr>
+    </w:lvl>
+    <w:lvl w:ilvl="6" w:tentative="1">
+      <w:start w:val="1"/>
+      <w:numFmt w:val="bullet"/>
+      <w:lvlText w:val=""/>
+      <w:lvlJc w:val="left"/>
+      <w:pPr>
+        <w:tabs>
+          <w:tab w:val="num" w:pos="5040"/>
+        </w:tabs>
+        <w:ind w:left="5040" w:hanging="360"/>
+      </w:pPr>
+      <w:rPr>
+        <w:rFonts w:ascii="Wingdings" w:hAnsi="Wingdings" w:hint="default"/>
+        <w:sz w:val="20"/>
+      </w:rPr>
+    </w:lvl>
+    <w:lvl w:ilvl="7" w:tentative="1">
+      <w:start w:val="1"/>
+      <w:numFmt w:val="bullet"/>
+      <w:lvlText w:val=""/>
+      <w:lvlJc w:val="left"/>
+      <w:pPr>
+        <w:tabs>
+          <w:tab w:val="num" w:pos="5760"/>
+        </w:tabs>
+        <w:ind w:left="5760" w:hanging="360"/>
+      </w:pPr>
+      <w:rPr>
+        <w:rFonts w:ascii="Wingdings" w:hAnsi="Wingdings" w:hint="default"/>
+        <w:sz w:val="20"/>
+      </w:rPr>
+    </w:lvl>
+    <w:lvl w:ilvl="8" w:tentative="1">
+      <w:start w:val="1"/>
+      <w:numFmt w:val="bullet"/>
+      <w:lvlText w:val=""/>
+      <w:lvlJc w:val="left"/>
+      <w:pPr>
+        <w:tabs>
+          <w:tab w:val="num" w:pos="6480"/>
+        </w:tabs>
+        <w:ind w:left="6480" w:hanging="360"/>
+      </w:pPr>
+      <w:rPr>
+        <w:rFonts w:ascii="Wingdings" w:hAnsi="Wingdings" w:hint="default"/>
+        <w:sz w:val="20"/>
+      </w:rPr>
+    </w:lvl>
+  </w:abstractNum>
+  <w:abstractNum w:abstractNumId="24" w15:restartNumberingAfterBreak="0">
+    <w:nsid w:val="67B30AF3"/>
+    <w:multiLevelType w:val="multilevel"/>
+    <w:tmpl w:val="5C7C722E"/>
+    <w:lvl w:ilvl="0">
+      <w:start w:val="1"/>
+      <w:numFmt w:val="bullet"/>
+      <w:lvlText w:val=""/>
+      <w:lvlJc w:val="left"/>
+      <w:pPr>
+        <w:tabs>
+          <w:tab w:val="num" w:pos="720"/>
+        </w:tabs>
+        <w:ind w:left="720" w:hanging="360"/>
+      </w:pPr>
+      <w:rPr>
+        <w:rFonts w:ascii="Symbol" w:hAnsi="Symbol" w:hint="default"/>
+        <w:sz w:val="20"/>
+      </w:rPr>
+    </w:lvl>
+    <w:lvl w:ilvl="1" w:tentative="1">
+      <w:start w:val="1"/>
+      <w:numFmt w:val="bullet"/>
+      <w:lvlText w:val="o"/>
+      <w:lvlJc w:val="left"/>
+      <w:pPr>
+        <w:tabs>
+          <w:tab w:val="num" w:pos="1440"/>
+        </w:tabs>
+        <w:ind w:left="1440" w:hanging="360"/>
+      </w:pPr>
+      <w:rPr>
+        <w:rFonts w:ascii="Courier New" w:hAnsi="Courier New" w:hint="default"/>
+        <w:sz w:val="20"/>
+      </w:rPr>
+    </w:lvl>
+    <w:lvl w:ilvl="2" w:tentative="1">
+      <w:start w:val="1"/>
+      <w:numFmt w:val="bullet"/>
+      <w:lvlText w:val=""/>
+      <w:lvlJc w:val="left"/>
+      <w:pPr>
+        <w:tabs>
+          <w:tab w:val="num" w:pos="2160"/>
+        </w:tabs>
+        <w:ind w:left="2160" w:hanging="360"/>
+      </w:pPr>
+      <w:rPr>
+        <w:rFonts w:ascii="Wingdings" w:hAnsi="Wingdings" w:hint="default"/>
+        <w:sz w:val="20"/>
+      </w:rPr>
+    </w:lvl>
+    <w:lvl w:ilvl="3" w:tentative="1">
+      <w:start w:val="1"/>
+      <w:numFmt w:val="bullet"/>
+      <w:lvlText w:val=""/>
+      <w:lvlJc w:val="left"/>
+      <w:pPr>
+        <w:tabs>
+          <w:tab w:val="num" w:pos="2880"/>
+        </w:tabs>
+        <w:ind w:left="2880" w:hanging="360"/>
+      </w:pPr>
+      <w:rPr>
+        <w:rFonts w:ascii="Wingdings" w:hAnsi="Wingdings" w:hint="default"/>
+        <w:sz w:val="20"/>
+      </w:rPr>
+    </w:lvl>
+    <w:lvl w:ilvl="4" w:tentative="1">
+      <w:start w:val="1"/>
+      <w:numFmt w:val="bullet"/>
+      <w:lvlText w:val=""/>
+      <w:lvlJc w:val="left"/>
+      <w:pPr>
+        <w:tabs>
+          <w:tab w:val="num" w:pos="3600"/>
+        </w:tabs>
+        <w:ind w:left="3600" w:hanging="360"/>
+      </w:pPr>
+      <w:rPr>
+        <w:rFonts w:ascii="Wingdings" w:hAnsi="Wingdings" w:hint="default"/>
+        <w:sz w:val="20"/>
+      </w:rPr>
+    </w:lvl>
+    <w:lvl w:ilvl="5" w:tentative="1">
+      <w:start w:val="1"/>
+      <w:numFmt w:val="bullet"/>
+      <w:lvlText w:val=""/>
+      <w:lvlJc w:val="left"/>
+      <w:pPr>
+        <w:tabs>
+          <w:tab w:val="num" w:pos="4320"/>
+        </w:tabs>
+        <w:ind w:left="4320" w:hanging="360"/>
+      </w:pPr>
+      <w:rPr>
+        <w:rFonts w:ascii="Wingdings" w:hAnsi="Wingdings" w:hint="default"/>
+        <w:sz w:val="20"/>
+      </w:rPr>
+    </w:lvl>
+    <w:lvl w:ilvl="6" w:tentative="1">
+      <w:start w:val="1"/>
+      <w:numFmt w:val="bullet"/>
+      <w:lvlText w:val=""/>
+      <w:lvlJc w:val="left"/>
+      <w:pPr>
+        <w:tabs>
+          <w:tab w:val="num" w:pos="5040"/>
+        </w:tabs>
+        <w:ind w:left="5040" w:hanging="360"/>
+      </w:pPr>
+      <w:rPr>
+        <w:rFonts w:ascii="Wingdings" w:hAnsi="Wingdings" w:hint="default"/>
+        <w:sz w:val="20"/>
+      </w:rPr>
+    </w:lvl>
+    <w:lvl w:ilvl="7" w:tentative="1">
+      <w:start w:val="1"/>
+      <w:numFmt w:val="bullet"/>
+      <w:lvlText w:val=""/>
+      <w:lvlJc w:val="left"/>
+      <w:pPr>
+        <w:tabs>
+          <w:tab w:val="num" w:pos="5760"/>
+        </w:tabs>
+        <w:ind w:left="5760" w:hanging="360"/>
+      </w:pPr>
+      <w:rPr>
+        <w:rFonts w:ascii="Wingdings" w:hAnsi="Wingdings" w:hint="default"/>
+        <w:sz w:val="20"/>
+      </w:rPr>
+    </w:lvl>
+    <w:lvl w:ilvl="8" w:tentative="1">
+      <w:start w:val="1"/>
+      <w:numFmt w:val="bullet"/>
+      <w:lvlText w:val=""/>
+      <w:lvlJc w:val="left"/>
+      <w:pPr>
+        <w:tabs>
+          <w:tab w:val="num" w:pos="6480"/>
+        </w:tabs>
+        <w:ind w:left="6480" w:hanging="360"/>
+      </w:pPr>
+      <w:rPr>
+        <w:rFonts w:ascii="Wingdings" w:hAnsi="Wingdings" w:hint="default"/>
+        <w:sz w:val="20"/>
+      </w:rPr>
+    </w:lvl>
+  </w:abstractNum>
+  <w:abstractNum w:abstractNumId="25" w15:restartNumberingAfterBreak="0">
+    <w:nsid w:val="6D29141C"/>
+    <w:multiLevelType w:val="multilevel"/>
+    <w:tmpl w:val="50F2B1A6"/>
+    <w:lvl w:ilvl="0">
+      <w:start w:val="1"/>
+      <w:numFmt w:val="bullet"/>
+      <w:lvlText w:val=""/>
+      <w:lvlJc w:val="left"/>
+      <w:pPr>
+        <w:tabs>
+          <w:tab w:val="num" w:pos="720"/>
+        </w:tabs>
+        <w:ind w:left="720" w:hanging="360"/>
+      </w:pPr>
+      <w:rPr>
+        <w:rFonts w:ascii="Symbol" w:hAnsi="Symbol" w:hint="default"/>
+        <w:sz w:val="20"/>
+      </w:rPr>
+    </w:lvl>
+    <w:lvl w:ilvl="1" w:tentative="1">
+      <w:start w:val="1"/>
+      <w:numFmt w:val="bullet"/>
+      <w:lvlText w:val="o"/>
+      <w:lvlJc w:val="left"/>
+      <w:pPr>
+        <w:tabs>
+          <w:tab w:val="num" w:pos="1440"/>
+        </w:tabs>
+        <w:ind w:left="1440" w:hanging="360"/>
+      </w:pPr>
+      <w:rPr>
+        <w:rFonts w:ascii="Courier New" w:hAnsi="Courier New" w:hint="default"/>
+        <w:sz w:val="20"/>
+      </w:rPr>
+    </w:lvl>
+    <w:lvl w:ilvl="2" w:tentative="1">
+      <w:start w:val="1"/>
+      <w:numFmt w:val="bullet"/>
+      <w:lvlText w:val=""/>
+      <w:lvlJc w:val="left"/>
+      <w:pPr>
+        <w:tabs>
+          <w:tab w:val="num" w:pos="2160"/>
+        </w:tabs>
+        <w:ind w:left="2160" w:hanging="360"/>
+      </w:pPr>
+      <w:rPr>
+        <w:rFonts w:ascii="Wingdings" w:hAnsi="Wingdings" w:hint="default"/>
+        <w:sz w:val="20"/>
+      </w:rPr>
+    </w:lvl>
+    <w:lvl w:ilvl="3" w:tentative="1">
+      <w:start w:val="1"/>
+      <w:numFmt w:val="bullet"/>
+      <w:lvlText w:val=""/>
+      <w:lvlJc w:val="left"/>
+      <w:pPr>
+        <w:tabs>
+          <w:tab w:val="num" w:pos="2880"/>
+        </w:tabs>
+        <w:ind w:left="2880" w:hanging="360"/>
+      </w:pPr>
+      <w:rPr>
+        <w:rFonts w:ascii="Wingdings" w:hAnsi="Wingdings" w:hint="default"/>
+        <w:sz w:val="20"/>
+      </w:rPr>
+    </w:lvl>
+    <w:lvl w:ilvl="4" w:tentative="1">
+      <w:start w:val="1"/>
+      <w:numFmt w:val="bullet"/>
+      <w:lvlText w:val=""/>
+      <w:lvlJc w:val="left"/>
+      <w:pPr>
+        <w:tabs>
+          <w:tab w:val="num" w:pos="3600"/>
+        </w:tabs>
+        <w:ind w:left="3600" w:hanging="360"/>
+      </w:pPr>
+      <w:rPr>
+        <w:rFonts w:ascii="Wingdings" w:hAnsi="Wingdings" w:hint="default"/>
+        <w:sz w:val="20"/>
+      </w:rPr>
+    </w:lvl>
+    <w:lvl w:ilvl="5" w:tentative="1">
+      <w:start w:val="1"/>
+      <w:numFmt w:val="bullet"/>
+      <w:lvlText w:val=""/>
+      <w:lvlJc w:val="left"/>
+      <w:pPr>
+        <w:tabs>
+          <w:tab w:val="num" w:pos="4320"/>
+        </w:tabs>
+        <w:ind w:left="4320" w:hanging="360"/>
+      </w:pPr>
+      <w:rPr>
+        <w:rFonts w:ascii="Wingdings" w:hAnsi="Wingdings" w:hint="default"/>
+        <w:sz w:val="20"/>
+      </w:rPr>
+    </w:lvl>
+    <w:lvl w:ilvl="6" w:tentative="1">
+      <w:start w:val="1"/>
+      <w:numFmt w:val="bullet"/>
+      <w:lvlText w:val=""/>
+      <w:lvlJc w:val="left"/>
+      <w:pPr>
+        <w:tabs>
+          <w:tab w:val="num" w:pos="5040"/>
+        </w:tabs>
+        <w:ind w:left="5040" w:hanging="360"/>
+      </w:pPr>
+      <w:rPr>
+        <w:rFonts w:ascii="Wingdings" w:hAnsi="Wingdings" w:hint="default"/>
+        <w:sz w:val="20"/>
+      </w:rPr>
+    </w:lvl>
+    <w:lvl w:ilvl="7" w:tentative="1">
+      <w:start w:val="1"/>
+      <w:numFmt w:val="bullet"/>
+      <w:lvlText w:val=""/>
+      <w:lvlJc w:val="left"/>
+      <w:pPr>
+        <w:tabs>
+          <w:tab w:val="num" w:pos="5760"/>
+        </w:tabs>
+        <w:ind w:left="5760" w:hanging="360"/>
+      </w:pPr>
+      <w:rPr>
+        <w:rFonts w:ascii="Wingdings" w:hAnsi="Wingdings" w:hint="default"/>
+        <w:sz w:val="20"/>
+      </w:rPr>
+    </w:lvl>
+    <w:lvl w:ilvl="8" w:tentative="1">
+      <w:start w:val="1"/>
+      <w:numFmt w:val="bullet"/>
+      <w:lvlText w:val=""/>
+      <w:lvlJc w:val="left"/>
+      <w:pPr>
+        <w:tabs>
+          <w:tab w:val="num" w:pos="6480"/>
+        </w:tabs>
+        <w:ind w:left="6480" w:hanging="360"/>
+      </w:pPr>
+      <w:rPr>
+        <w:rFonts w:ascii="Wingdings" w:hAnsi="Wingdings" w:hint="default"/>
+        <w:sz w:val="20"/>
+      </w:rPr>
+    </w:lvl>
+  </w:abstractNum>
+  <w:abstractNum w:abstractNumId="26" w15:restartNumberingAfterBreak="0">
+    <w:nsid w:val="6EA20253"/>
+    <w:multiLevelType w:val="multilevel"/>
+    <w:tmpl w:val="BB9E51FC"/>
+    <w:lvl w:ilvl="0">
+      <w:start w:val="1"/>
+      <w:numFmt w:val="bullet"/>
       <w:lvlText w:val="●"/>
       <w:lvlJc w:val="left"/>
       <w:pPr>
         <w:ind w:left="720" w:hanging="360"/>
       </w:pPr>
       <w:rPr>
-        <w:rFonts w:ascii="Arial" w:cs="Arial" w:eastAsia="Arial" w:hAnsi="Arial"/>
-        <w:color w:val="d4d4d4"/>
+        <w:rFonts w:ascii="Arial" w:eastAsia="Arial" w:hAnsi="Arial" w:cs="Arial"/>
+        <w:color w:val="D4D4D4"/>
         <w:sz w:val="21"/>
         <w:szCs w:val="21"/>
         <w:u w:val="none"/>
@@ -4587,7 +6237,10 @@
       </w:rPr>
     </w:lvl>
   </w:abstractNum>
-  <w:abstractNum w:abstractNumId="17">
+  <w:abstractNum w:abstractNumId="27" w15:restartNumberingAfterBreak="0">
+    <w:nsid w:val="73F53F5F"/>
+    <w:multiLevelType w:val="multilevel"/>
+    <w:tmpl w:val="B1243C96"/>
     <w:lvl w:ilvl="0">
       <w:start w:val="1"/>
       <w:numFmt w:val="bullet"/>
@@ -4597,8 +6250,8 @@
         <w:ind w:left="720" w:hanging="360"/>
       </w:pPr>
       <w:rPr>
-        <w:rFonts w:ascii="Arial" w:cs="Arial" w:eastAsia="Arial" w:hAnsi="Arial"/>
-        <w:color w:val="d4d4d4"/>
+        <w:rFonts w:ascii="Arial" w:eastAsia="Arial" w:hAnsi="Arial" w:cs="Arial"/>
+        <w:color w:val="D4D4D4"/>
         <w:sz w:val="21"/>
         <w:szCs w:val="21"/>
         <w:u w:val="none"/>
@@ -4701,69 +6354,406 @@
       </w:rPr>
     </w:lvl>
   </w:abstractNum>
-  <w:num w:numId="1">
+  <w:abstractNum w:abstractNumId="28" w15:restartNumberingAfterBreak="0">
+    <w:nsid w:val="75934AE2"/>
+    <w:multiLevelType w:val="multilevel"/>
+    <w:tmpl w:val="13784478"/>
+    <w:lvl w:ilvl="0">
+      <w:start w:val="1"/>
+      <w:numFmt w:val="bullet"/>
+      <w:lvlText w:val=""/>
+      <w:lvlJc w:val="left"/>
+      <w:pPr>
+        <w:tabs>
+          <w:tab w:val="num" w:pos="720"/>
+        </w:tabs>
+        <w:ind w:left="720" w:hanging="360"/>
+      </w:pPr>
+      <w:rPr>
+        <w:rFonts w:ascii="Symbol" w:hAnsi="Symbol" w:hint="default"/>
+        <w:sz w:val="20"/>
+      </w:rPr>
+    </w:lvl>
+    <w:lvl w:ilvl="1" w:tentative="1">
+      <w:start w:val="1"/>
+      <w:numFmt w:val="bullet"/>
+      <w:lvlText w:val="o"/>
+      <w:lvlJc w:val="left"/>
+      <w:pPr>
+        <w:tabs>
+          <w:tab w:val="num" w:pos="1440"/>
+        </w:tabs>
+        <w:ind w:left="1440" w:hanging="360"/>
+      </w:pPr>
+      <w:rPr>
+        <w:rFonts w:ascii="Courier New" w:hAnsi="Courier New" w:hint="default"/>
+        <w:sz w:val="20"/>
+      </w:rPr>
+    </w:lvl>
+    <w:lvl w:ilvl="2" w:tentative="1">
+      <w:start w:val="1"/>
+      <w:numFmt w:val="bullet"/>
+      <w:lvlText w:val=""/>
+      <w:lvlJc w:val="left"/>
+      <w:pPr>
+        <w:tabs>
+          <w:tab w:val="num" w:pos="2160"/>
+        </w:tabs>
+        <w:ind w:left="2160" w:hanging="360"/>
+      </w:pPr>
+      <w:rPr>
+        <w:rFonts w:ascii="Wingdings" w:hAnsi="Wingdings" w:hint="default"/>
+        <w:sz w:val="20"/>
+      </w:rPr>
+    </w:lvl>
+    <w:lvl w:ilvl="3" w:tentative="1">
+      <w:start w:val="1"/>
+      <w:numFmt w:val="bullet"/>
+      <w:lvlText w:val=""/>
+      <w:lvlJc w:val="left"/>
+      <w:pPr>
+        <w:tabs>
+          <w:tab w:val="num" w:pos="2880"/>
+        </w:tabs>
+        <w:ind w:left="2880" w:hanging="360"/>
+      </w:pPr>
+      <w:rPr>
+        <w:rFonts w:ascii="Wingdings" w:hAnsi="Wingdings" w:hint="default"/>
+        <w:sz w:val="20"/>
+      </w:rPr>
+    </w:lvl>
+    <w:lvl w:ilvl="4" w:tentative="1">
+      <w:start w:val="1"/>
+      <w:numFmt w:val="bullet"/>
+      <w:lvlText w:val=""/>
+      <w:lvlJc w:val="left"/>
+      <w:pPr>
+        <w:tabs>
+          <w:tab w:val="num" w:pos="3600"/>
+        </w:tabs>
+        <w:ind w:left="3600" w:hanging="360"/>
+      </w:pPr>
+      <w:rPr>
+        <w:rFonts w:ascii="Wingdings" w:hAnsi="Wingdings" w:hint="default"/>
+        <w:sz w:val="20"/>
+      </w:rPr>
+    </w:lvl>
+    <w:lvl w:ilvl="5" w:tentative="1">
+      <w:start w:val="1"/>
+      <w:numFmt w:val="bullet"/>
+      <w:lvlText w:val=""/>
+      <w:lvlJc w:val="left"/>
+      <w:pPr>
+        <w:tabs>
+          <w:tab w:val="num" w:pos="4320"/>
+        </w:tabs>
+        <w:ind w:left="4320" w:hanging="360"/>
+      </w:pPr>
+      <w:rPr>
+        <w:rFonts w:ascii="Wingdings" w:hAnsi="Wingdings" w:hint="default"/>
+        <w:sz w:val="20"/>
+      </w:rPr>
+    </w:lvl>
+    <w:lvl w:ilvl="6" w:tentative="1">
+      <w:start w:val="1"/>
+      <w:numFmt w:val="bullet"/>
+      <w:lvlText w:val=""/>
+      <w:lvlJc w:val="left"/>
+      <w:pPr>
+        <w:tabs>
+          <w:tab w:val="num" w:pos="5040"/>
+        </w:tabs>
+        <w:ind w:left="5040" w:hanging="360"/>
+      </w:pPr>
+      <w:rPr>
+        <w:rFonts w:ascii="Wingdings" w:hAnsi="Wingdings" w:hint="default"/>
+        <w:sz w:val="20"/>
+      </w:rPr>
+    </w:lvl>
+    <w:lvl w:ilvl="7" w:tentative="1">
+      <w:start w:val="1"/>
+      <w:numFmt w:val="bullet"/>
+      <w:lvlText w:val=""/>
+      <w:lvlJc w:val="left"/>
+      <w:pPr>
+        <w:tabs>
+          <w:tab w:val="num" w:pos="5760"/>
+        </w:tabs>
+        <w:ind w:left="5760" w:hanging="360"/>
+      </w:pPr>
+      <w:rPr>
+        <w:rFonts w:ascii="Wingdings" w:hAnsi="Wingdings" w:hint="default"/>
+        <w:sz w:val="20"/>
+      </w:rPr>
+    </w:lvl>
+    <w:lvl w:ilvl="8" w:tentative="1">
+      <w:start w:val="1"/>
+      <w:numFmt w:val="bullet"/>
+      <w:lvlText w:val=""/>
+      <w:lvlJc w:val="left"/>
+      <w:pPr>
+        <w:tabs>
+          <w:tab w:val="num" w:pos="6480"/>
+        </w:tabs>
+        <w:ind w:left="6480" w:hanging="360"/>
+      </w:pPr>
+      <w:rPr>
+        <w:rFonts w:ascii="Wingdings" w:hAnsi="Wingdings" w:hint="default"/>
+        <w:sz w:val="20"/>
+      </w:rPr>
+    </w:lvl>
+  </w:abstractNum>
+  <w:abstractNum w:abstractNumId="29" w15:restartNumberingAfterBreak="0">
+    <w:nsid w:val="76E2060E"/>
+    <w:multiLevelType w:val="multilevel"/>
+    <w:tmpl w:val="000E8826"/>
+    <w:lvl w:ilvl="0">
+      <w:start w:val="1"/>
+      <w:numFmt w:val="bullet"/>
+      <w:lvlText w:val=""/>
+      <w:lvlJc w:val="left"/>
+      <w:pPr>
+        <w:tabs>
+          <w:tab w:val="num" w:pos="720"/>
+        </w:tabs>
+        <w:ind w:left="720" w:hanging="360"/>
+      </w:pPr>
+      <w:rPr>
+        <w:rFonts w:ascii="Symbol" w:hAnsi="Symbol" w:hint="default"/>
+        <w:sz w:val="20"/>
+      </w:rPr>
+    </w:lvl>
+    <w:lvl w:ilvl="1" w:tentative="1">
+      <w:start w:val="1"/>
+      <w:numFmt w:val="bullet"/>
+      <w:lvlText w:val="o"/>
+      <w:lvlJc w:val="left"/>
+      <w:pPr>
+        <w:tabs>
+          <w:tab w:val="num" w:pos="1440"/>
+        </w:tabs>
+        <w:ind w:left="1440" w:hanging="360"/>
+      </w:pPr>
+      <w:rPr>
+        <w:rFonts w:ascii="Courier New" w:hAnsi="Courier New" w:hint="default"/>
+        <w:sz w:val="20"/>
+      </w:rPr>
+    </w:lvl>
+    <w:lvl w:ilvl="2" w:tentative="1">
+      <w:start w:val="1"/>
+      <w:numFmt w:val="bullet"/>
+      <w:lvlText w:val=""/>
+      <w:lvlJc w:val="left"/>
+      <w:pPr>
+        <w:tabs>
+          <w:tab w:val="num" w:pos="2160"/>
+        </w:tabs>
+        <w:ind w:left="2160" w:hanging="360"/>
+      </w:pPr>
+      <w:rPr>
+        <w:rFonts w:ascii="Wingdings" w:hAnsi="Wingdings" w:hint="default"/>
+        <w:sz w:val="20"/>
+      </w:rPr>
+    </w:lvl>
+    <w:lvl w:ilvl="3" w:tentative="1">
+      <w:start w:val="1"/>
+      <w:numFmt w:val="bullet"/>
+      <w:lvlText w:val=""/>
+      <w:lvlJc w:val="left"/>
+      <w:pPr>
+        <w:tabs>
+          <w:tab w:val="num" w:pos="2880"/>
+        </w:tabs>
+        <w:ind w:left="2880" w:hanging="360"/>
+      </w:pPr>
+      <w:rPr>
+        <w:rFonts w:ascii="Wingdings" w:hAnsi="Wingdings" w:hint="default"/>
+        <w:sz w:val="20"/>
+      </w:rPr>
+    </w:lvl>
+    <w:lvl w:ilvl="4" w:tentative="1">
+      <w:start w:val="1"/>
+      <w:numFmt w:val="bullet"/>
+      <w:lvlText w:val=""/>
+      <w:lvlJc w:val="left"/>
+      <w:pPr>
+        <w:tabs>
+          <w:tab w:val="num" w:pos="3600"/>
+        </w:tabs>
+        <w:ind w:left="3600" w:hanging="360"/>
+      </w:pPr>
+      <w:rPr>
+        <w:rFonts w:ascii="Wingdings" w:hAnsi="Wingdings" w:hint="default"/>
+        <w:sz w:val="20"/>
+      </w:rPr>
+    </w:lvl>
+    <w:lvl w:ilvl="5" w:tentative="1">
+      <w:start w:val="1"/>
+      <w:numFmt w:val="bullet"/>
+      <w:lvlText w:val=""/>
+      <w:lvlJc w:val="left"/>
+      <w:pPr>
+        <w:tabs>
+          <w:tab w:val="num" w:pos="4320"/>
+        </w:tabs>
+        <w:ind w:left="4320" w:hanging="360"/>
+      </w:pPr>
+      <w:rPr>
+        <w:rFonts w:ascii="Wingdings" w:hAnsi="Wingdings" w:hint="default"/>
+        <w:sz w:val="20"/>
+      </w:rPr>
+    </w:lvl>
+    <w:lvl w:ilvl="6" w:tentative="1">
+      <w:start w:val="1"/>
+      <w:numFmt w:val="bullet"/>
+      <w:lvlText w:val=""/>
+      <w:lvlJc w:val="left"/>
+      <w:pPr>
+        <w:tabs>
+          <w:tab w:val="num" w:pos="5040"/>
+        </w:tabs>
+        <w:ind w:left="5040" w:hanging="360"/>
+      </w:pPr>
+      <w:rPr>
+        <w:rFonts w:ascii="Wingdings" w:hAnsi="Wingdings" w:hint="default"/>
+        <w:sz w:val="20"/>
+      </w:rPr>
+    </w:lvl>
+    <w:lvl w:ilvl="7" w:tentative="1">
+      <w:start w:val="1"/>
+      <w:numFmt w:val="bullet"/>
+      <w:lvlText w:val=""/>
+      <w:lvlJc w:val="left"/>
+      <w:pPr>
+        <w:tabs>
+          <w:tab w:val="num" w:pos="5760"/>
+        </w:tabs>
+        <w:ind w:left="5760" w:hanging="360"/>
+      </w:pPr>
+      <w:rPr>
+        <w:rFonts w:ascii="Wingdings" w:hAnsi="Wingdings" w:hint="default"/>
+        <w:sz w:val="20"/>
+      </w:rPr>
+    </w:lvl>
+    <w:lvl w:ilvl="8" w:tentative="1">
+      <w:start w:val="1"/>
+      <w:numFmt w:val="bullet"/>
+      <w:lvlText w:val=""/>
+      <w:lvlJc w:val="left"/>
+      <w:pPr>
+        <w:tabs>
+          <w:tab w:val="num" w:pos="6480"/>
+        </w:tabs>
+        <w:ind w:left="6480" w:hanging="360"/>
+      </w:pPr>
+      <w:rPr>
+        <w:rFonts w:ascii="Wingdings" w:hAnsi="Wingdings" w:hint="default"/>
+        <w:sz w:val="20"/>
+      </w:rPr>
+    </w:lvl>
+  </w:abstractNum>
+  <w:num w:numId="1" w16cid:durableId="953365673">
+    <w:abstractNumId w:val="5"/>
+  </w:num>
+  <w:num w:numId="2" w16cid:durableId="1329409360">
+    <w:abstractNumId w:val="14"/>
+  </w:num>
+  <w:num w:numId="3" w16cid:durableId="642122359">
+    <w:abstractNumId w:val="10"/>
+  </w:num>
+  <w:num w:numId="4" w16cid:durableId="1694918184">
     <w:abstractNumId w:val="1"/>
   </w:num>
-  <w:num w:numId="2">
+  <w:num w:numId="5" w16cid:durableId="1661497859">
+    <w:abstractNumId w:val="20"/>
+  </w:num>
+  <w:num w:numId="6" w16cid:durableId="949320803">
+    <w:abstractNumId w:val="26"/>
+  </w:num>
+  <w:num w:numId="7" w16cid:durableId="1119178706">
+    <w:abstractNumId w:val="18"/>
+  </w:num>
+  <w:num w:numId="8" w16cid:durableId="1749158829">
+    <w:abstractNumId w:val="6"/>
+  </w:num>
+  <w:num w:numId="9" w16cid:durableId="1750998938">
+    <w:abstractNumId w:val="3"/>
+  </w:num>
+  <w:num w:numId="10" w16cid:durableId="1466852162">
+    <w:abstractNumId w:val="11"/>
+  </w:num>
+  <w:num w:numId="11" w16cid:durableId="507256530">
+    <w:abstractNumId w:val="17"/>
+  </w:num>
+  <w:num w:numId="12" w16cid:durableId="346030102">
+    <w:abstractNumId w:val="8"/>
+  </w:num>
+  <w:num w:numId="13" w16cid:durableId="1514342845">
+    <w:abstractNumId w:val="16"/>
+  </w:num>
+  <w:num w:numId="14" w16cid:durableId="540436594">
+    <w:abstractNumId w:val="7"/>
+  </w:num>
+  <w:num w:numId="15" w16cid:durableId="500583525">
+    <w:abstractNumId w:val="12"/>
+  </w:num>
+  <w:num w:numId="16" w16cid:durableId="2101098118">
+    <w:abstractNumId w:val="27"/>
+  </w:num>
+  <w:num w:numId="17" w16cid:durableId="1004816083">
+    <w:abstractNumId w:val="22"/>
+  </w:num>
+  <w:num w:numId="18" w16cid:durableId="944193730">
+    <w:abstractNumId w:val="9"/>
+  </w:num>
+  <w:num w:numId="19" w16cid:durableId="1711301720">
+    <w:abstractNumId w:val="13"/>
+  </w:num>
+  <w:num w:numId="20" w16cid:durableId="2066680256">
+    <w:abstractNumId w:val="0"/>
+  </w:num>
+  <w:num w:numId="21" w16cid:durableId="1962032517">
+    <w:abstractNumId w:val="24"/>
+  </w:num>
+  <w:num w:numId="22" w16cid:durableId="1044016030">
+    <w:abstractNumId w:val="28"/>
+  </w:num>
+  <w:num w:numId="23" w16cid:durableId="1433091021">
+    <w:abstractNumId w:val="4"/>
+  </w:num>
+  <w:num w:numId="24" w16cid:durableId="1433277385">
+    <w:abstractNumId w:val="15"/>
+  </w:num>
+  <w:num w:numId="25" w16cid:durableId="291134498">
+    <w:abstractNumId w:val="29"/>
+  </w:num>
+  <w:num w:numId="26" w16cid:durableId="1918205519">
+    <w:abstractNumId w:val="19"/>
+  </w:num>
+  <w:num w:numId="27" w16cid:durableId="1700201086">
+    <w:abstractNumId w:val="21"/>
+  </w:num>
+  <w:num w:numId="28" w16cid:durableId="2057582183">
+    <w:abstractNumId w:val="23"/>
+  </w:num>
+  <w:num w:numId="29" w16cid:durableId="768820096">
     <w:abstractNumId w:val="2"/>
   </w:num>
-  <w:num w:numId="3">
-    <w:abstractNumId w:val="3"/>
-  </w:num>
-  <w:num w:numId="4">
-    <w:abstractNumId w:val="4"/>
-  </w:num>
-  <w:num w:numId="5">
-    <w:abstractNumId w:val="5"/>
-  </w:num>
-  <w:num w:numId="6">
-    <w:abstractNumId w:val="6"/>
-  </w:num>
-  <w:num w:numId="7">
-    <w:abstractNumId w:val="7"/>
-  </w:num>
-  <w:num w:numId="8">
-    <w:abstractNumId w:val="8"/>
-  </w:num>
-  <w:num w:numId="9">
-    <w:abstractNumId w:val="9"/>
-  </w:num>
-  <w:num w:numId="10">
-    <w:abstractNumId w:val="10"/>
-  </w:num>
-  <w:num w:numId="11">
-    <w:abstractNumId w:val="11"/>
-  </w:num>
-  <w:num w:numId="12">
-    <w:abstractNumId w:val="12"/>
-  </w:num>
-  <w:num w:numId="13">
-    <w:abstractNumId w:val="13"/>
-  </w:num>
-  <w:num w:numId="14">
-    <w:abstractNumId w:val="14"/>
-  </w:num>
-  <w:num w:numId="15">
-    <w:abstractNumId w:val="15"/>
-  </w:num>
-  <w:num w:numId="16">
-    <w:abstractNumId w:val="16"/>
-  </w:num>
-  <w:num w:numId="17">
-    <w:abstractNumId w:val="17"/>
+  <w:num w:numId="30" w16cid:durableId="1184130828">
+    <w:abstractNumId w:val="25"/>
   </w:num>
 </w:numbering>
 </file>
 
 <file path=word/styles.xml><?xml version="1.0" encoding="utf-8"?>
-<w:styles xmlns:mc="http://schemas.openxmlformats.org/markup-compatibility/2006" xmlns:o="urn:schemas-microsoft-com:office:office" xmlns:r="http://schemas.openxmlformats.org/officeDocument/2006/relationships" xmlns:m="http://schemas.openxmlformats.org/officeDocument/2006/math" xmlns:v="urn:schemas-microsoft-com:vml" xmlns:wp="http://schemas.openxmlformats.org/drawingml/2006/wordprocessingDrawing" xmlns:w10="urn:schemas-microsoft-com:office:word" xmlns:w="http://schemas.openxmlformats.org/wordprocessingml/2006/main" xmlns:wne="http://schemas.microsoft.com/office/word/2006/wordml" xmlns:sl="http://schemas.openxmlformats.org/schemaLibrary/2006/main" xmlns:a="http://schemas.openxmlformats.org/drawingml/2006/main" xmlns:pic="http://schemas.openxmlformats.org/drawingml/2006/picture" xmlns:c="http://schemas.openxmlformats.org/drawingml/2006/chart" xmlns:lc="http://schemas.openxmlformats.org/drawingml/2006/lockedCanvas" xmlns:dgm="http://schemas.openxmlformats.org/drawingml/2006/diagram" xmlns:wps="http://schemas.microsoft.com/office/word/2010/wordprocessingShape" xmlns:wpg="http://schemas.microsoft.com/office/word/2010/wordprocessingGroup" xmlns:w14="http://schemas.microsoft.com/office/word/2010/wordml" xmlns:w15="http://schemas.microsoft.com/office/word/2012/wordml" xmlns:w16="http://schemas.microsoft.com/office/word/2018/wordml" xmlns:w16cex="http://schemas.microsoft.com/office/word/2018/wordml/cex" xmlns:w16cid="http://schemas.microsoft.com/office/word/2016/wordml/cid" xmlns="http://schemas.microsoft.com/office/tasks/2019/documenttasks" xmlns:cr="http://schemas.microsoft.com/office/comments/2020/reactions">
+<w:styles xmlns:mc="http://schemas.openxmlformats.org/markup-compatibility/2006" xmlns:r="http://schemas.openxmlformats.org/officeDocument/2006/relationships" xmlns:w="http://schemas.openxmlformats.org/wordprocessingml/2006/main" xmlns:w14="http://schemas.microsoft.com/office/word/2010/wordml" xmlns:w15="http://schemas.microsoft.com/office/word/2012/wordml" xmlns:w16cex="http://schemas.microsoft.com/office/word/2018/wordml/cex" xmlns:w16cid="http://schemas.microsoft.com/office/word/2016/wordml/cid" xmlns:w16="http://schemas.microsoft.com/office/word/2018/wordml" xmlns:w16du="http://schemas.microsoft.com/office/word/2023/wordml/word16du" xmlns:w16sdtdh="http://schemas.microsoft.com/office/word/2020/wordml/sdtdatahash" xmlns:w16sdtfl="http://schemas.microsoft.com/office/word/2024/wordml/sdtformatlock" xmlns:w16se="http://schemas.microsoft.com/office/word/2015/wordml/symex" mc:Ignorable="w14 w15 w16se w16cid w16 w16cex w16sdtdh w16sdtfl w16du">
   <w:docDefaults>
     <w:rPrDefault>
       <w:rPr>
-        <w:rFonts w:ascii="Arial" w:cs="Arial" w:eastAsia="Arial" w:hAnsi="Arial"/>
+        <w:rFonts w:ascii="Arial" w:eastAsia="Arial" w:hAnsi="Arial" w:cs="Arial"/>
         <w:sz w:val="22"/>
         <w:szCs w:val="22"/>
-        <w:lang w:val="en"/>
+        <w:lang w:val="en" w:eastAsia="en-US" w:bidi="ar-SA"/>
       </w:rPr>
     </w:rPrDefault>
     <w:pPrDefault>
@@ -4772,29 +6762,396 @@
       </w:pPr>
     </w:pPrDefault>
   </w:docDefaults>
-  <w:style w:type="table" w:styleId="TableNormal" w:default="1">
-    <w:name w:val="TableNormal"/>
-    <w:tblPr>
-      <w:tblCellMar>
-        <w:top w:w="100.0" w:type="dxa"/>
-        <w:left w:w="100.0" w:type="dxa"/>
-        <w:bottom w:w="100.0" w:type="dxa"/>
-        <w:right w:w="100.0" w:type="dxa"/>
-      </w:tblCellMar>
-    </w:tblPr>
-  </w:style>
-  <w:style w:type="paragraph" w:styleId="Normal" w:default="1">
-    <w:name w:val="normal"/>
+  <w:latentStyles w:defLockedState="0" w:defUIPriority="99" w:defSemiHidden="0" w:defUnhideWhenUsed="0" w:defQFormat="0" w:count="376">
+    <w:lsdException w:name="Normal" w:uiPriority="0" w:qFormat="1"/>
+    <w:lsdException w:name="heading 1" w:uiPriority="9" w:qFormat="1"/>
+    <w:lsdException w:name="heading 2" w:semiHidden="1" w:uiPriority="9" w:unhideWhenUsed="1" w:qFormat="1"/>
+    <w:lsdException w:name="heading 3" w:semiHidden="1" w:uiPriority="9" w:unhideWhenUsed="1" w:qFormat="1"/>
+    <w:lsdException w:name="heading 4" w:semiHidden="1" w:uiPriority="9" w:unhideWhenUsed="1" w:qFormat="1"/>
+    <w:lsdException w:name="heading 5" w:semiHidden="1" w:uiPriority="9" w:unhideWhenUsed="1" w:qFormat="1"/>
+    <w:lsdException w:name="heading 6" w:semiHidden="1" w:uiPriority="9" w:unhideWhenUsed="1" w:qFormat="1"/>
+    <w:lsdException w:name="heading 7" w:semiHidden="1" w:uiPriority="9" w:unhideWhenUsed="1" w:qFormat="1"/>
+    <w:lsdException w:name="heading 8" w:semiHidden="1" w:uiPriority="9" w:unhideWhenUsed="1" w:qFormat="1"/>
+    <w:lsdException w:name="heading 9" w:semiHidden="1" w:uiPriority="9" w:unhideWhenUsed="1" w:qFormat="1"/>
+    <w:lsdException w:name="index 1" w:semiHidden="1" w:unhideWhenUsed="1"/>
+    <w:lsdException w:name="index 2" w:semiHidden="1" w:unhideWhenUsed="1"/>
+    <w:lsdException w:name="index 3" w:semiHidden="1" w:unhideWhenUsed="1"/>
+    <w:lsdException w:name="index 4" w:semiHidden="1" w:unhideWhenUsed="1"/>
+    <w:lsdException w:name="index 5" w:semiHidden="1" w:unhideWhenUsed="1"/>
+    <w:lsdException w:name="index 6" w:semiHidden="1" w:unhideWhenUsed="1"/>
+    <w:lsdException w:name="index 7" w:semiHidden="1" w:unhideWhenUsed="1"/>
+    <w:lsdException w:name="index 8" w:semiHidden="1" w:unhideWhenUsed="1"/>
+    <w:lsdException w:name="index 9" w:semiHidden="1" w:unhideWhenUsed="1"/>
+    <w:lsdException w:name="toc 1" w:semiHidden="1" w:uiPriority="39" w:unhideWhenUsed="1"/>
+    <w:lsdException w:name="toc 2" w:semiHidden="1" w:uiPriority="39" w:unhideWhenUsed="1"/>
+    <w:lsdException w:name="toc 3" w:semiHidden="1" w:uiPriority="39" w:unhideWhenUsed="1"/>
+    <w:lsdException w:name="toc 4" w:semiHidden="1" w:uiPriority="39" w:unhideWhenUsed="1"/>
+    <w:lsdException w:name="toc 5" w:semiHidden="1" w:uiPriority="39" w:unhideWhenUsed="1"/>
+    <w:lsdException w:name="toc 6" w:semiHidden="1" w:uiPriority="39" w:unhideWhenUsed="1"/>
+    <w:lsdException w:name="toc 7" w:semiHidden="1" w:uiPriority="39" w:unhideWhenUsed="1"/>
+    <w:lsdException w:name="toc 8" w:semiHidden="1" w:uiPriority="39" w:unhideWhenUsed="1"/>
+    <w:lsdException w:name="toc 9" w:semiHidden="1" w:uiPriority="39" w:unhideWhenUsed="1"/>
+    <w:lsdException w:name="Normal Indent" w:semiHidden="1" w:unhideWhenUsed="1"/>
+    <w:lsdException w:name="footnote text" w:semiHidden="1" w:unhideWhenUsed="1"/>
+    <w:lsdException w:name="annotation text" w:semiHidden="1" w:unhideWhenUsed="1"/>
+    <w:lsdException w:name="header" w:semiHidden="1" w:unhideWhenUsed="1"/>
+    <w:lsdException w:name="footer" w:semiHidden="1" w:unhideWhenUsed="1"/>
+    <w:lsdException w:name="index heading" w:semiHidden="1" w:unhideWhenUsed="1"/>
+    <w:lsdException w:name="caption" w:semiHidden="1" w:uiPriority="35" w:unhideWhenUsed="1" w:qFormat="1"/>
+    <w:lsdException w:name="table of figures" w:semiHidden="1" w:unhideWhenUsed="1"/>
+    <w:lsdException w:name="envelope address" w:semiHidden="1" w:unhideWhenUsed="1"/>
+    <w:lsdException w:name="envelope return" w:semiHidden="1" w:unhideWhenUsed="1"/>
+    <w:lsdException w:name="footnote reference" w:semiHidden="1" w:unhideWhenUsed="1"/>
+    <w:lsdException w:name="annotation reference" w:semiHidden="1" w:unhideWhenUsed="1"/>
+    <w:lsdException w:name="line number" w:semiHidden="1" w:unhideWhenUsed="1"/>
+    <w:lsdException w:name="page number" w:semiHidden="1" w:unhideWhenUsed="1"/>
+    <w:lsdException w:name="endnote reference" w:semiHidden="1" w:unhideWhenUsed="1"/>
+    <w:lsdException w:name="endnote text" w:semiHidden="1" w:unhideWhenUsed="1"/>
+    <w:lsdException w:name="table of authorities" w:semiHidden="1" w:unhideWhenUsed="1"/>
+    <w:lsdException w:name="macro" w:semiHidden="1" w:unhideWhenUsed="1"/>
+    <w:lsdException w:name="toa heading" w:semiHidden="1" w:unhideWhenUsed="1"/>
+    <w:lsdException w:name="List" w:semiHidden="1" w:unhideWhenUsed="1"/>
+    <w:lsdException w:name="List Bullet" w:semiHidden="1" w:unhideWhenUsed="1"/>
+    <w:lsdException w:name="List Number" w:semiHidden="1" w:unhideWhenUsed="1"/>
+    <w:lsdException w:name="List 2" w:semiHidden="1" w:unhideWhenUsed="1"/>
+    <w:lsdException w:name="List 3" w:semiHidden="1" w:unhideWhenUsed="1"/>
+    <w:lsdException w:name="List 4" w:semiHidden="1" w:unhideWhenUsed="1"/>
+    <w:lsdException w:name="List 5" w:semiHidden="1" w:unhideWhenUsed="1"/>
+    <w:lsdException w:name="List Bullet 2" w:semiHidden="1" w:unhideWhenUsed="1"/>
+    <w:lsdException w:name="List Bullet 3" w:semiHidden="1" w:unhideWhenUsed="1"/>
+    <w:lsdException w:name="List Bullet 4" w:semiHidden="1" w:unhideWhenUsed="1"/>
+    <w:lsdException w:name="List Bullet 5" w:semiHidden="1" w:unhideWhenUsed="1"/>
+    <w:lsdException w:name="List Number 2" w:semiHidden="1" w:unhideWhenUsed="1"/>
+    <w:lsdException w:name="List Number 3" w:semiHidden="1" w:unhideWhenUsed="1"/>
+    <w:lsdException w:name="List Number 4" w:semiHidden="1" w:unhideWhenUsed="1"/>
+    <w:lsdException w:name="List Number 5" w:semiHidden="1" w:unhideWhenUsed="1"/>
+    <w:lsdException w:name="Title" w:uiPriority="10" w:qFormat="1"/>
+    <w:lsdException w:name="Closing" w:semiHidden="1" w:unhideWhenUsed="1"/>
+    <w:lsdException w:name="Signature" w:semiHidden="1" w:unhideWhenUsed="1"/>
+    <w:lsdException w:name="Default Paragraph Font" w:semiHidden="1" w:uiPriority="1" w:unhideWhenUsed="1"/>
+    <w:lsdException w:name="Body Text" w:semiHidden="1" w:unhideWhenUsed="1"/>
+    <w:lsdException w:name="Body Text Indent" w:semiHidden="1" w:unhideWhenUsed="1"/>
+    <w:lsdException w:name="List Continue" w:semiHidden="1" w:unhideWhenUsed="1"/>
+    <w:lsdException w:name="List Continue 2" w:semiHidden="1" w:unhideWhenUsed="1"/>
+    <w:lsdException w:name="List Continue 3" w:semiHidden="1" w:unhideWhenUsed="1"/>
+    <w:lsdException w:name="List Continue 4" w:semiHidden="1" w:unhideWhenUsed="1"/>
+    <w:lsdException w:name="List Continue 5" w:semiHidden="1" w:unhideWhenUsed="1"/>
+    <w:lsdException w:name="Message Header" w:semiHidden="1" w:unhideWhenUsed="1"/>
+    <w:lsdException w:name="Subtitle" w:uiPriority="11" w:qFormat="1"/>
+    <w:lsdException w:name="Salutation" w:semiHidden="1" w:unhideWhenUsed="1"/>
+    <w:lsdException w:name="Date" w:semiHidden="1" w:unhideWhenUsed="1"/>
+    <w:lsdException w:name="Body Text First Indent" w:semiHidden="1" w:unhideWhenUsed="1"/>
+    <w:lsdException w:name="Body Text First Indent 2" w:semiHidden="1" w:unhideWhenUsed="1"/>
+    <w:lsdException w:name="Note Heading" w:semiHidden="1" w:unhideWhenUsed="1"/>
+    <w:lsdException w:name="Body Text 2" w:semiHidden="1" w:unhideWhenUsed="1"/>
+    <w:lsdException w:name="Body Text 3" w:semiHidden="1" w:unhideWhenUsed="1"/>
+    <w:lsdException w:name="Body Text Indent 2" w:semiHidden="1" w:unhideWhenUsed="1"/>
+    <w:lsdException w:name="Body Text Indent 3" w:semiHidden="1" w:unhideWhenUsed="1"/>
+    <w:lsdException w:name="Block Text" w:semiHidden="1" w:unhideWhenUsed="1"/>
+    <w:lsdException w:name="Hyperlink" w:semiHidden="1" w:unhideWhenUsed="1"/>
+    <w:lsdException w:name="FollowedHyperlink" w:semiHidden="1" w:unhideWhenUsed="1"/>
+    <w:lsdException w:name="Strong" w:uiPriority="22" w:qFormat="1"/>
+    <w:lsdException w:name="Emphasis" w:uiPriority="20" w:qFormat="1"/>
+    <w:lsdException w:name="Document Map" w:semiHidden="1" w:unhideWhenUsed="1"/>
+    <w:lsdException w:name="Plain Text" w:semiHidden="1" w:unhideWhenUsed="1"/>
+    <w:lsdException w:name="E-mail Signature" w:semiHidden="1" w:unhideWhenUsed="1"/>
+    <w:lsdException w:name="HTML Top of Form" w:semiHidden="1" w:unhideWhenUsed="1"/>
+    <w:lsdException w:name="HTML Bottom of Form" w:semiHidden="1" w:unhideWhenUsed="1"/>
+    <w:lsdException w:name="Normal (Web)" w:semiHidden="1" w:unhideWhenUsed="1"/>
+    <w:lsdException w:name="HTML Acronym" w:semiHidden="1" w:unhideWhenUsed="1"/>
+    <w:lsdException w:name="HTML Address" w:semiHidden="1" w:unhideWhenUsed="1"/>
+    <w:lsdException w:name="HTML Cite" w:semiHidden="1" w:unhideWhenUsed="1"/>
+    <w:lsdException w:name="HTML Code" w:semiHidden="1" w:unhideWhenUsed="1"/>
+    <w:lsdException w:name="HTML Definition" w:semiHidden="1" w:unhideWhenUsed="1"/>
+    <w:lsdException w:name="HTML Keyboard" w:semiHidden="1" w:unhideWhenUsed="1"/>
+    <w:lsdException w:name="HTML Preformatted" w:semiHidden="1" w:unhideWhenUsed="1"/>
+    <w:lsdException w:name="HTML Sample" w:semiHidden="1" w:unhideWhenUsed="1"/>
+    <w:lsdException w:name="HTML Typewriter" w:semiHidden="1" w:unhideWhenUsed="1"/>
+    <w:lsdException w:name="HTML Variable" w:semiHidden="1" w:unhideWhenUsed="1"/>
+    <w:lsdException w:name="Normal Table" w:semiHidden="1" w:unhideWhenUsed="1"/>
+    <w:lsdException w:name="annotation subject" w:semiHidden="1" w:unhideWhenUsed="1"/>
+    <w:lsdException w:name="No List" w:semiHidden="1" w:unhideWhenUsed="1"/>
+    <w:lsdException w:name="Outline List 1" w:semiHidden="1" w:unhideWhenUsed="1"/>
+    <w:lsdException w:name="Outline List 2" w:semiHidden="1" w:unhideWhenUsed="1"/>
+    <w:lsdException w:name="Outline List 3" w:semiHidden="1" w:unhideWhenUsed="1"/>
+    <w:lsdException w:name="Table Simple 1" w:semiHidden="1" w:unhideWhenUsed="1"/>
+    <w:lsdException w:name="Table Simple 2" w:semiHidden="1" w:unhideWhenUsed="1"/>
+    <w:lsdException w:name="Table Simple 3" w:semiHidden="1" w:unhideWhenUsed="1"/>
+    <w:lsdException w:name="Table Classic 1" w:semiHidden="1" w:unhideWhenUsed="1"/>
+    <w:lsdException w:name="Table Classic 2" w:semiHidden="1" w:unhideWhenUsed="1"/>
+    <w:lsdException w:name="Table Classic 3" w:semiHidden="1" w:unhideWhenUsed="1"/>
+    <w:lsdException w:name="Table Classic 4" w:semiHidden="1" w:unhideWhenUsed="1"/>
+    <w:lsdException w:name="Table Colorful 1" w:semiHidden="1" w:unhideWhenUsed="1"/>
+    <w:lsdException w:name="Table Colorful 2" w:semiHidden="1" w:unhideWhenUsed="1"/>
+    <w:lsdException w:name="Table Colorful 3" w:semiHidden="1" w:unhideWhenUsed="1"/>
+    <w:lsdException w:name="Table Columns 1" w:semiHidden="1" w:unhideWhenUsed="1"/>
+    <w:lsdException w:name="Table Columns 2" w:semiHidden="1" w:unhideWhenUsed="1"/>
+    <w:lsdException w:name="Table Columns 3" w:semiHidden="1" w:unhideWhenUsed="1"/>
+    <w:lsdException w:name="Table Columns 4" w:semiHidden="1" w:unhideWhenUsed="1"/>
+    <w:lsdException w:name="Table Columns 5" w:semiHidden="1" w:unhideWhenUsed="1"/>
+    <w:lsdException w:name="Table Grid 1" w:semiHidden="1" w:unhideWhenUsed="1"/>
+    <w:lsdException w:name="Table Grid 2" w:semiHidden="1" w:unhideWhenUsed="1"/>
+    <w:lsdException w:name="Table Grid 3" w:semiHidden="1" w:unhideWhenUsed="1"/>
+    <w:lsdException w:name="Table Grid 4" w:semiHidden="1" w:unhideWhenUsed="1"/>
+    <w:lsdException w:name="Table Grid 5" w:semiHidden="1" w:unhideWhenUsed="1"/>
+    <w:lsdException w:name="Table Grid 6" w:semiHidden="1" w:unhideWhenUsed="1"/>
+    <w:lsdException w:name="Table Grid 7" w:semiHidden="1" w:unhideWhenUsed="1"/>
+    <w:lsdException w:name="Table Grid 8" w:semiHidden="1" w:unhideWhenUsed="1"/>
+    <w:lsdException w:name="Table List 1" w:semiHidden="1" w:unhideWhenUsed="1"/>
+    <w:lsdException w:name="Table List 2" w:semiHidden="1" w:unhideWhenUsed="1"/>
+    <w:lsdException w:name="Table List 3" w:semiHidden="1" w:unhideWhenUsed="1"/>
+    <w:lsdException w:name="Table List 4" w:semiHidden="1" w:unhideWhenUsed="1"/>
+    <w:lsdException w:name="Table List 5" w:semiHidden="1" w:unhideWhenUsed="1"/>
+    <w:lsdException w:name="Table List 6" w:semiHidden="1" w:unhideWhenUsed="1"/>
+    <w:lsdException w:name="Table List 7" w:semiHidden="1" w:unhideWhenUsed="1"/>
+    <w:lsdException w:name="Table List 8" w:semiHidden="1" w:unhideWhenUsed="1"/>
+    <w:lsdException w:name="Table 3D effects 1" w:semiHidden="1" w:unhideWhenUsed="1"/>
+    <w:lsdException w:name="Table 3D effects 2" w:semiHidden="1" w:unhideWhenUsed="1"/>
+    <w:lsdException w:name="Table 3D effects 3" w:semiHidden="1" w:unhideWhenUsed="1"/>
+    <w:lsdException w:name="Table Contemporary" w:semiHidden="1" w:unhideWhenUsed="1"/>
+    <w:lsdException w:name="Table Elegant" w:semiHidden="1" w:unhideWhenUsed="1"/>
+    <w:lsdException w:name="Table Professional" w:semiHidden="1" w:unhideWhenUsed="1"/>
+    <w:lsdException w:name="Table Subtle 1" w:semiHidden="1" w:unhideWhenUsed="1"/>
+    <w:lsdException w:name="Table Subtle 2" w:semiHidden="1" w:unhideWhenUsed="1"/>
+    <w:lsdException w:name="Table Web 1" w:semiHidden="1" w:unhideWhenUsed="1"/>
+    <w:lsdException w:name="Table Web 2" w:semiHidden="1" w:unhideWhenUsed="1"/>
+    <w:lsdException w:name="Table Web 3" w:semiHidden="1" w:unhideWhenUsed="1"/>
+    <w:lsdException w:name="Balloon Text" w:semiHidden="1" w:unhideWhenUsed="1"/>
+    <w:lsdException w:name="Table Grid" w:uiPriority="39"/>
+    <w:lsdException w:name="Table Theme" w:semiHidden="1" w:unhideWhenUsed="1"/>
+    <w:lsdException w:name="Placeholder Text" w:semiHidden="1"/>
+    <w:lsdException w:name="No Spacing" w:uiPriority="1" w:qFormat="1"/>
+    <w:lsdException w:name="Light Shading" w:uiPriority="60"/>
+    <w:lsdException w:name="Light List" w:uiPriority="61"/>
+    <w:lsdException w:name="Light Grid" w:uiPriority="62"/>
+    <w:lsdException w:name="Medium Shading 1" w:uiPriority="63"/>
+    <w:lsdException w:name="Medium Shading 2" w:uiPriority="64"/>
+    <w:lsdException w:name="Medium List 1" w:uiPriority="65"/>
+    <w:lsdException w:name="Medium List 2" w:uiPriority="66"/>
+    <w:lsdException w:name="Medium Grid 1" w:uiPriority="67"/>
+    <w:lsdException w:name="Medium Grid 2" w:uiPriority="68"/>
+    <w:lsdException w:name="Medium Grid 3" w:uiPriority="69"/>
+    <w:lsdException w:name="Dark List" w:uiPriority="70"/>
+    <w:lsdException w:name="Colorful Shading" w:uiPriority="71"/>
+    <w:lsdException w:name="Colorful List" w:uiPriority="72"/>
+    <w:lsdException w:name="Colorful Grid" w:uiPriority="73"/>
+    <w:lsdException w:name="Light Shading Accent 1" w:uiPriority="60"/>
+    <w:lsdException w:name="Light List Accent 1" w:uiPriority="61"/>
+    <w:lsdException w:name="Light Grid Accent 1" w:uiPriority="62"/>
+    <w:lsdException w:name="Medium Shading 1 Accent 1" w:uiPriority="63"/>
+    <w:lsdException w:name="Medium Shading 2 Accent 1" w:uiPriority="64"/>
+    <w:lsdException w:name="Medium List 1 Accent 1" w:uiPriority="65"/>
+    <w:lsdException w:name="Revision" w:semiHidden="1"/>
+    <w:lsdException w:name="List Paragraph" w:uiPriority="34" w:qFormat="1"/>
+    <w:lsdException w:name="Quote" w:uiPriority="29" w:qFormat="1"/>
+    <w:lsdException w:name="Intense Quote" w:uiPriority="30" w:qFormat="1"/>
+    <w:lsdException w:name="Medium List 2 Accent 1" w:uiPriority="66"/>
+    <w:lsdException w:name="Medium Grid 1 Accent 1" w:uiPriority="67"/>
+    <w:lsdException w:name="Medium Grid 2 Accent 1" w:uiPriority="68"/>
+    <w:lsdException w:name="Medium Grid 3 Accent 1" w:uiPriority="69"/>
+    <w:lsdException w:name="Dark List Accent 1" w:uiPriority="70"/>
+    <w:lsdException w:name="Colorful Shading Accent 1" w:uiPriority="71"/>
+    <w:lsdException w:name="Colorful List Accent 1" w:uiPriority="72"/>
+    <w:lsdException w:name="Colorful Grid Accent 1" w:uiPriority="73"/>
+    <w:lsdException w:name="Light Shading Accent 2" w:uiPriority="60"/>
+    <w:lsdException w:name="Light List Accent 2" w:uiPriority="61"/>
+    <w:lsdException w:name="Light Grid Accent 2" w:uiPriority="62"/>
+    <w:lsdException w:name="Medium Shading 1 Accent 2" w:uiPriority="63"/>
+    <w:lsdException w:name="Medium Shading 2 Accent 2" w:uiPriority="64"/>
+    <w:lsdException w:name="Medium List 1 Accent 2" w:uiPriority="65"/>
+    <w:lsdException w:name="Medium List 2 Accent 2" w:uiPriority="66"/>
+    <w:lsdException w:name="Medium Grid 1 Accent 2" w:uiPriority="67"/>
+    <w:lsdException w:name="Medium Grid 2 Accent 2" w:uiPriority="68"/>
+    <w:lsdException w:name="Medium Grid 3 Accent 2" w:uiPriority="69"/>
+    <w:lsdException w:name="Dark List Accent 2" w:uiPriority="70"/>
+    <w:lsdException w:name="Colorful Shading Accent 2" w:uiPriority="71"/>
+    <w:lsdException w:name="Colorful List Accent 2" w:uiPriority="72"/>
+    <w:lsdException w:name="Colorful Grid Accent 2" w:uiPriority="73"/>
+    <w:lsdException w:name="Light Shading Accent 3" w:uiPriority="60"/>
+    <w:lsdException w:name="Light List Accent 3" w:uiPriority="61"/>
+    <w:lsdException w:name="Light Grid Accent 3" w:uiPriority="62"/>
+    <w:lsdException w:name="Medium Shading 1 Accent 3" w:uiPriority="63"/>
+    <w:lsdException w:name="Medium Shading 2 Accent 3" w:uiPriority="64"/>
+    <w:lsdException w:name="Medium List 1 Accent 3" w:uiPriority="65"/>
+    <w:lsdException w:name="Medium List 2 Accent 3" w:uiPriority="66"/>
+    <w:lsdException w:name="Medium Grid 1 Accent 3" w:uiPriority="67"/>
+    <w:lsdException w:name="Medium Grid 2 Accent 3" w:uiPriority="68"/>
+    <w:lsdException w:name="Medium Grid 3 Accent 3" w:uiPriority="69"/>
+    <w:lsdException w:name="Dark List Accent 3" w:uiPriority="70"/>
+    <w:lsdException w:name="Colorful Shading Accent 3" w:uiPriority="71"/>
+    <w:lsdException w:name="Colorful List Accent 3" w:uiPriority="72"/>
+    <w:lsdException w:name="Colorful Grid Accent 3" w:uiPriority="73"/>
+    <w:lsdException w:name="Light Shading Accent 4" w:uiPriority="60"/>
+    <w:lsdException w:name="Light List Accent 4" w:uiPriority="61"/>
+    <w:lsdException w:name="Light Grid Accent 4" w:uiPriority="62"/>
+    <w:lsdException w:name="Medium Shading 1 Accent 4" w:uiPriority="63"/>
+    <w:lsdException w:name="Medium Shading 2 Accent 4" w:uiPriority="64"/>
+    <w:lsdException w:name="Medium List 1 Accent 4" w:uiPriority="65"/>
+    <w:lsdException w:name="Medium List 2 Accent 4" w:uiPriority="66"/>
+    <w:lsdException w:name="Medium Grid 1 Accent 4" w:uiPriority="67"/>
+    <w:lsdException w:name="Medium Grid 2 Accent 4" w:uiPriority="68"/>
+    <w:lsdException w:name="Medium Grid 3 Accent 4" w:uiPriority="69"/>
+    <w:lsdException w:name="Dark List Accent 4" w:uiPriority="70"/>
+    <w:lsdException w:name="Colorful Shading Accent 4" w:uiPriority="71"/>
+    <w:lsdException w:name="Colorful List Accent 4" w:uiPriority="72"/>
+    <w:lsdException w:name="Colorful Grid Accent 4" w:uiPriority="73"/>
+    <w:lsdException w:name="Light Shading Accent 5" w:uiPriority="60"/>
+    <w:lsdException w:name="Light List Accent 5" w:uiPriority="61"/>
+    <w:lsdException w:name="Light Grid Accent 5" w:uiPriority="62"/>
+    <w:lsdException w:name="Medium Shading 1 Accent 5" w:uiPriority="63"/>
+    <w:lsdException w:name="Medium Shading 2 Accent 5" w:uiPriority="64"/>
+    <w:lsdException w:name="Medium List 1 Accent 5" w:uiPriority="65"/>
+    <w:lsdException w:name="Medium List 2 Accent 5" w:uiPriority="66"/>
+    <w:lsdException w:name="Medium Grid 1 Accent 5" w:uiPriority="67"/>
+    <w:lsdException w:name="Medium Grid 2 Accent 5" w:uiPriority="68"/>
+    <w:lsdException w:name="Medium Grid 3 Accent 5" w:uiPriority="69"/>
+    <w:lsdException w:name="Dark List Accent 5" w:uiPriority="70"/>
+    <w:lsdException w:name="Colorful Shading Accent 5" w:uiPriority="71"/>
+    <w:lsdException w:name="Colorful List Accent 5" w:uiPriority="72"/>
+    <w:lsdException w:name="Colorful Grid Accent 5" w:uiPriority="73"/>
+    <w:lsdException w:name="Light Shading Accent 6" w:uiPriority="60"/>
+    <w:lsdException w:name="Light List Accent 6" w:uiPriority="61"/>
+    <w:lsdException w:name="Light Grid Accent 6" w:uiPriority="62"/>
+    <w:lsdException w:name="Medium Shading 1 Accent 6" w:uiPriority="63"/>
+    <w:lsdException w:name="Medium Shading 2 Accent 6" w:uiPriority="64"/>
+    <w:lsdException w:name="Medium List 1 Accent 6" w:uiPriority="65"/>
+    <w:lsdException w:name="Medium List 2 Accent 6" w:uiPriority="66"/>
+    <w:lsdException w:name="Medium Grid 1 Accent 6" w:uiPriority="67"/>
+    <w:lsdException w:name="Medium Grid 2 Accent 6" w:uiPriority="68"/>
+    <w:lsdException w:name="Medium Grid 3 Accent 6" w:uiPriority="69"/>
+    <w:lsdException w:name="Dark List Accent 6" w:uiPriority="70"/>
+    <w:lsdException w:name="Colorful Shading Accent 6" w:uiPriority="71"/>
+    <w:lsdException w:name="Colorful List Accent 6" w:uiPriority="72"/>
+    <w:lsdException w:name="Colorful Grid Accent 6" w:uiPriority="73"/>
+    <w:lsdException w:name="Subtle Emphasis" w:uiPriority="19" w:qFormat="1"/>
+    <w:lsdException w:name="Intense Emphasis" w:uiPriority="21" w:qFormat="1"/>
+    <w:lsdException w:name="Subtle Reference" w:uiPriority="31" w:qFormat="1"/>
+    <w:lsdException w:name="Intense Reference" w:uiPriority="32" w:qFormat="1"/>
+    <w:lsdException w:name="Book Title" w:uiPriority="33" w:qFormat="1"/>
+    <w:lsdException w:name="Bibliography" w:semiHidden="1" w:uiPriority="37" w:unhideWhenUsed="1"/>
+    <w:lsdException w:name="TOC Heading" w:semiHidden="1" w:uiPriority="39" w:unhideWhenUsed="1" w:qFormat="1"/>
+    <w:lsdException w:name="Plain Table 1" w:uiPriority="41"/>
+    <w:lsdException w:name="Plain Table 2" w:uiPriority="42"/>
+    <w:lsdException w:name="Plain Table 3" w:uiPriority="43"/>
+    <w:lsdException w:name="Plain Table 4" w:uiPriority="44"/>
+    <w:lsdException w:name="Plain Table 5" w:uiPriority="45"/>
+    <w:lsdException w:name="Grid Table Light" w:uiPriority="40"/>
+    <w:lsdException w:name="Grid Table 1 Light" w:uiPriority="46"/>
+    <w:lsdException w:name="Grid Table 2" w:uiPriority="47"/>
+    <w:lsdException w:name="Grid Table 3" w:uiPriority="48"/>
+    <w:lsdException w:name="Grid Table 4" w:uiPriority="49"/>
+    <w:lsdException w:name="Grid Table 5 Dark" w:uiPriority="50"/>
+    <w:lsdException w:name="Grid Table 6 Colorful" w:uiPriority="51"/>
+    <w:lsdException w:name="Grid Table 7 Colorful" w:uiPriority="52"/>
+    <w:lsdException w:name="Grid Table 1 Light Accent 1" w:uiPriority="46"/>
+    <w:lsdException w:name="Grid Table 2 Accent 1" w:uiPriority="47"/>
+    <w:lsdException w:name="Grid Table 3 Accent 1" w:uiPriority="48"/>
+    <w:lsdException w:name="Grid Table 4 Accent 1" w:uiPriority="49"/>
+    <w:lsdException w:name="Grid Table 5 Dark Accent 1" w:uiPriority="50"/>
+    <w:lsdException w:name="Grid Table 6 Colorful Accent 1" w:uiPriority="51"/>
+    <w:lsdException w:name="Grid Table 7 Colorful Accent 1" w:uiPriority="52"/>
+    <w:lsdException w:name="Grid Table 1 Light Accent 2" w:uiPriority="46"/>
+    <w:lsdException w:name="Grid Table 2 Accent 2" w:uiPriority="47"/>
+    <w:lsdException w:name="Grid Table 3 Accent 2" w:uiPriority="48"/>
+    <w:lsdException w:name="Grid Table 4 Accent 2" w:uiPriority="49"/>
+    <w:lsdException w:name="Grid Table 5 Dark Accent 2" w:uiPriority="50"/>
+    <w:lsdException w:name="Grid Table 6 Colorful Accent 2" w:uiPriority="51"/>
+    <w:lsdException w:name="Grid Table 7 Colorful Accent 2" w:uiPriority="52"/>
+    <w:lsdException w:name="Grid Table 1 Light Accent 3" w:uiPriority="46"/>
+    <w:lsdException w:name="Grid Table 2 Accent 3" w:uiPriority="47"/>
+    <w:lsdException w:name="Grid Table 3 Accent 3" w:uiPriority="48"/>
+    <w:lsdException w:name="Grid Table 4 Accent 3" w:uiPriority="49"/>
+    <w:lsdException w:name="Grid Table 5 Dark Accent 3" w:uiPriority="50"/>
+    <w:lsdException w:name="Grid Table 6 Colorful Accent 3" w:uiPriority="51"/>
+    <w:lsdException w:name="Grid Table 7 Colorful Accent 3" w:uiPriority="52"/>
+    <w:lsdException w:name="Grid Table 1 Light Accent 4" w:uiPriority="46"/>
+    <w:lsdException w:name="Grid Table 2 Accent 4" w:uiPriority="47"/>
+    <w:lsdException w:name="Grid Table 3 Accent 4" w:uiPriority="48"/>
+    <w:lsdException w:name="Grid Table 4 Accent 4" w:uiPriority="49"/>
+    <w:lsdException w:name="Grid Table 5 Dark Accent 4" w:uiPriority="50"/>
+    <w:lsdException w:name="Grid Table 6 Colorful Accent 4" w:uiPriority="51"/>
+    <w:lsdException w:name="Grid Table 7 Colorful Accent 4" w:uiPriority="52"/>
+    <w:lsdException w:name="Grid Table 1 Light Accent 5" w:uiPriority="46"/>
+    <w:lsdException w:name="Grid Table 2 Accent 5" w:uiPriority="47"/>
+    <w:lsdException w:name="Grid Table 3 Accent 5" w:uiPriority="48"/>
+    <w:lsdException w:name="Grid Table 4 Accent 5" w:uiPriority="49"/>
+    <w:lsdException w:name="Grid Table 5 Dark Accent 5" w:uiPriority="50"/>
+    <w:lsdException w:name="Grid Table 6 Colorful Accent 5" w:uiPriority="51"/>
+    <w:lsdException w:name="Grid Table 7 Colorful Accent 5" w:uiPriority="52"/>
+    <w:lsdException w:name="Grid Table 1 Light Accent 6" w:uiPriority="46"/>
+    <w:lsdException w:name="Grid Table 2 Accent 6" w:uiPriority="47"/>
+    <w:lsdException w:name="Grid Table 3 Accent 6" w:uiPriority="48"/>
+    <w:lsdException w:name="Grid Table 4 Accent 6" w:uiPriority="49"/>
+    <w:lsdException w:name="Grid Table 5 Dark Accent 6" w:uiPriority="50"/>
+    <w:lsdException w:name="Grid Table 6 Colorful Accent 6" w:uiPriority="51"/>
+    <w:lsdException w:name="Grid Table 7 Colorful Accent 6" w:uiPriority="52"/>
+    <w:lsdException w:name="List Table 1 Light" w:uiPriority="46"/>
+    <w:lsdException w:name="List Table 2" w:uiPriority="47"/>
+    <w:lsdException w:name="List Table 3" w:uiPriority="48"/>
+    <w:lsdException w:name="List Table 4" w:uiPriority="49"/>
+    <w:lsdException w:name="List Table 5 Dark" w:uiPriority="50"/>
+    <w:lsdException w:name="List Table 6 Colorful" w:uiPriority="51"/>
+    <w:lsdException w:name="List Table 7 Colorful" w:uiPriority="52"/>
+    <w:lsdException w:name="List Table 1 Light Accent 1" w:uiPriority="46"/>
+    <w:lsdException w:name="List Table 2 Accent 1" w:uiPriority="47"/>
+    <w:lsdException w:name="List Table 3 Accent 1" w:uiPriority="48"/>
+    <w:lsdException w:name="List Table 4 Accent 1" w:uiPriority="49"/>
+    <w:lsdException w:name="List Table 5 Dark Accent 1" w:uiPriority="50"/>
+    <w:lsdException w:name="List Table 6 Colorful Accent 1" w:uiPriority="51"/>
+    <w:lsdException w:name="List Table 7 Colorful Accent 1" w:uiPriority="52"/>
+    <w:lsdException w:name="List Table 1 Light Accent 2" w:uiPriority="46"/>
+    <w:lsdException w:name="List Table 2 Accent 2" w:uiPriority="47"/>
+    <w:lsdException w:name="List Table 3 Accent 2" w:uiPriority="48"/>
+    <w:lsdException w:name="List Table 4 Accent 2" w:uiPriority="49"/>
+    <w:lsdException w:name="List Table 5 Dark Accent 2" w:uiPriority="50"/>
+    <w:lsdException w:name="List Table 6 Colorful Accent 2" w:uiPriority="51"/>
+    <w:lsdException w:name="List Table 7 Colorful Accent 2" w:uiPriority="52"/>
+    <w:lsdException w:name="List Table 1 Light Accent 3" w:uiPriority="46"/>
+    <w:lsdException w:name="List Table 2 Accent 3" w:uiPriority="47"/>
+    <w:lsdException w:name="List Table 3 Accent 3" w:uiPriority="48"/>
+    <w:lsdException w:name="List Table 4 Accent 3" w:uiPriority="49"/>
+    <w:lsdException w:name="List Table 5 Dark Accent 3" w:uiPriority="50"/>
+    <w:lsdException w:name="List Table 6 Colorful Accent 3" w:uiPriority="51"/>
+    <w:lsdException w:name="List Table 7 Colorful Accent 3" w:uiPriority="52"/>
+    <w:lsdException w:name="List Table 1 Light Accent 4" w:uiPriority="46"/>
+    <w:lsdException w:name="List Table 2 Accent 4" w:uiPriority="47"/>
+    <w:lsdException w:name="List Table 3 Accent 4" w:uiPriority="48"/>
+    <w:lsdException w:name="List Table 4 Accent 4" w:uiPriority="49"/>
+    <w:lsdException w:name="List Table 5 Dark Accent 4" w:uiPriority="50"/>
+    <w:lsdException w:name="List Table 6 Colorful Accent 4" w:uiPriority="51"/>
+    <w:lsdException w:name="List Table 7 Colorful Accent 4" w:uiPriority="52"/>
+    <w:lsdException w:name="List Table 1 Light Accent 5" w:uiPriority="46"/>
+    <w:lsdException w:name="List Table 2 Accent 5" w:uiPriority="47"/>
+    <w:lsdException w:name="List Table 3 Accent 5" w:uiPriority="48"/>
+    <w:lsdException w:name="List Table 4 Accent 5" w:uiPriority="49"/>
+    <w:lsdException w:name="List Table 5 Dark Accent 5" w:uiPriority="50"/>
+    <w:lsdException w:name="List Table 6 Colorful Accent 5" w:uiPriority="51"/>
+    <w:lsdException w:name="List Table 7 Colorful Accent 5" w:uiPriority="52"/>
+    <w:lsdException w:name="List Table 1 Light Accent 6" w:uiPriority="46"/>
+    <w:lsdException w:name="List Table 2 Accent 6" w:uiPriority="47"/>
+    <w:lsdException w:name="List Table 3 Accent 6" w:uiPriority="48"/>
+    <w:lsdException w:name="List Table 4 Accent 6" w:uiPriority="49"/>
+    <w:lsdException w:name="List Table 5 Dark Accent 6" w:uiPriority="50"/>
+    <w:lsdException w:name="List Table 6 Colorful Accent 6" w:uiPriority="51"/>
+    <w:lsdException w:name="List Table 7 Colorful Accent 6" w:uiPriority="52"/>
+    <w:lsdException w:name="Mention" w:semiHidden="1" w:unhideWhenUsed="1"/>
+    <w:lsdException w:name="Smart Hyperlink" w:semiHidden="1" w:unhideWhenUsed="1"/>
+    <w:lsdException w:name="Hashtag" w:semiHidden="1" w:unhideWhenUsed="1"/>
+    <w:lsdException w:name="Unresolved Mention" w:semiHidden="1" w:unhideWhenUsed="1"/>
+    <w:lsdException w:name="Smart Link" w:semiHidden="1" w:unhideWhenUsed="1"/>
+  </w:latentStyles>
+  <w:style w:type="paragraph" w:default="1" w:styleId="Normal">
+    <w:name w:val="Normal"/>
   </w:style>
   <w:style w:type="paragraph" w:styleId="Heading1">
     <w:name w:val="heading 1"/>
     <w:basedOn w:val="Normal"/>
     <w:next w:val="Normal"/>
     <w:pPr>
-      <w:keepNext w:val="1"/>
-      <w:keepLines w:val="1"/>
-      <w:pageBreakBefore w:val="0"/>
-      <w:spacing w:after="120" w:before="400" w:lineRule="auto"/>
+      <w:keepNext/>
+      <w:keepLines/>
+      <w:spacing w:before="400" w:after="120"/>
+      <w:outlineLvl w:val="0"/>
     </w:pPr>
     <w:rPr>
       <w:sz w:val="40"/>
@@ -4806,14 +7163,12 @@
     <w:basedOn w:val="Normal"/>
     <w:next w:val="Normal"/>
     <w:pPr>
-      <w:keepNext w:val="1"/>
-      <w:keepLines w:val="1"/>
-      <w:pageBreakBefore w:val="0"/>
-      <w:spacing w:after="120" w:before="360" w:lineRule="auto"/>
+      <w:keepNext/>
+      <w:keepLines/>
+      <w:spacing w:before="360" w:after="120"/>
+      <w:outlineLvl w:val="1"/>
     </w:pPr>
     <w:rPr>
-      <w:b w:val="0"/>
-      <w:bCs w:val="0"/>
       <w:sz w:val="32"/>
       <w:szCs w:val="32"/>
     </w:rPr>
@@ -4823,14 +7178,12 @@
     <w:basedOn w:val="Normal"/>
     <w:next w:val="Normal"/>
     <w:pPr>
-      <w:keepNext w:val="1"/>
-      <w:keepLines w:val="1"/>
-      <w:pageBreakBefore w:val="0"/>
-      <w:spacing w:after="80" w:before="320" w:lineRule="auto"/>
+      <w:keepNext/>
+      <w:keepLines/>
+      <w:spacing w:before="320" w:after="80"/>
+      <w:outlineLvl w:val="2"/>
     </w:pPr>
     <w:rPr>
-      <w:b w:val="0"/>
-      <w:bCs w:val="0"/>
       <w:color w:val="434343"/>
       <w:sz w:val="28"/>
       <w:szCs w:val="28"/>
@@ -4841,10 +7194,10 @@
     <w:basedOn w:val="Normal"/>
     <w:next w:val="Normal"/>
     <w:pPr>
-      <w:keepNext w:val="1"/>
-      <w:keepLines w:val="1"/>
-      <w:pageBreakBefore w:val="0"/>
-      <w:spacing w:after="80" w:before="280" w:lineRule="auto"/>
+      <w:keepNext/>
+      <w:keepLines/>
+      <w:spacing w:before="280" w:after="80"/>
+      <w:outlineLvl w:val="3"/>
     </w:pPr>
     <w:rPr>
       <w:color w:val="666666"/>
@@ -4857,15 +7210,13 @@
     <w:basedOn w:val="Normal"/>
     <w:next w:val="Normal"/>
     <w:pPr>
-      <w:keepNext w:val="1"/>
-      <w:keepLines w:val="1"/>
-      <w:pageBreakBefore w:val="0"/>
-      <w:spacing w:after="80" w:before="240" w:lineRule="auto"/>
+      <w:keepNext/>
+      <w:keepLines/>
+      <w:spacing w:before="240" w:after="80"/>
+      <w:outlineLvl w:val="4"/>
     </w:pPr>
     <w:rPr>
       <w:color w:val="666666"/>
-      <w:sz w:val="22"/>
-      <w:szCs w:val="22"/>
     </w:rPr>
   </w:style>
   <w:style w:type="paragraph" w:styleId="Heading6">
@@ -4873,28 +7224,63 @@
     <w:basedOn w:val="Normal"/>
     <w:next w:val="Normal"/>
     <w:pPr>
-      <w:keepNext w:val="1"/>
-      <w:keepLines w:val="1"/>
-      <w:pageBreakBefore w:val="0"/>
-      <w:spacing w:after="80" w:before="240" w:lineRule="auto"/>
+      <w:keepNext/>
+      <w:keepLines/>
+      <w:spacing w:before="240" w:after="80"/>
+      <w:outlineLvl w:val="5"/>
     </w:pPr>
     <w:rPr>
-      <w:i w:val="1"/>
-      <w:iCs w:val="1"/>
+      <w:i/>
+      <w:iCs/>
       <w:color w:val="666666"/>
-      <w:sz w:val="22"/>
-      <w:szCs w:val="22"/>
     </w:rPr>
+  </w:style>
+  <w:style w:type="character" w:default="1" w:styleId="DefaultParagraphFont">
+    <w:name w:val="Default Paragraph Font"/>
+    <w:uiPriority w:val="1"/>
+    <w:semiHidden/>
+    <w:unhideWhenUsed/>
+  </w:style>
+  <w:style w:type="table" w:default="1" w:styleId="TableNormal">
+    <w:name w:val="Normal Table"/>
+    <w:uiPriority w:val="99"/>
+    <w:semiHidden/>
+    <w:unhideWhenUsed/>
+    <w:tblPr>
+      <w:tblInd w:w="0" w:type="dxa"/>
+      <w:tblCellMar>
+        <w:top w:w="0" w:type="dxa"/>
+        <w:left w:w="108" w:type="dxa"/>
+        <w:bottom w:w="0" w:type="dxa"/>
+        <w:right w:w="108" w:type="dxa"/>
+      </w:tblCellMar>
+    </w:tblPr>
+  </w:style>
+  <w:style w:type="numbering" w:default="1" w:styleId="NoList">
+    <w:name w:val="No List"/>
+    <w:uiPriority w:val="99"/>
+    <w:semiHidden/>
+    <w:unhideWhenUsed/>
+  </w:style>
+  <w:style w:type="table" w:customStyle="1" w:styleId="TableNormal0">
+    <w:name w:val="TableNormal"/>
+    <w:tblPr>
+      <w:tblCellMar>
+        <w:top w:w="100" w:type="dxa"/>
+        <w:left w:w="100" w:type="dxa"/>
+        <w:bottom w:w="100" w:type="dxa"/>
+        <w:right w:w="100" w:type="dxa"/>
+      </w:tblCellMar>
+    </w:tblPr>
   </w:style>
   <w:style w:type="paragraph" w:styleId="Title">
     <w:name w:val="Title"/>
     <w:basedOn w:val="Normal"/>
     <w:next w:val="Normal"/>
     <w:pPr>
-      <w:keepNext w:val="1"/>
-      <w:keepLines w:val="1"/>
-      <w:pageBreakBefore w:val="0"/>
-      <w:spacing w:after="60" w:before="0" w:lineRule="auto"/>
+      <w:keepNext/>
+      <w:keepLines/>
+      <w:spacing w:after="60"/>
     </w:pPr>
     <w:rPr>
       <w:sz w:val="52"/>
@@ -4906,18 +7292,30 @@
     <w:basedOn w:val="Normal"/>
     <w:next w:val="Normal"/>
     <w:pPr>
-      <w:keepNext w:val="1"/>
-      <w:keepLines w:val="1"/>
-      <w:pageBreakBefore w:val="0"/>
-      <w:spacing w:after="320" w:before="0" w:lineRule="auto"/>
+      <w:keepNext/>
+      <w:keepLines/>
+      <w:spacing w:after="320"/>
     </w:pPr>
     <w:rPr>
-      <w:rFonts w:ascii="Arial" w:cs="Arial" w:eastAsia="Arial" w:hAnsi="Arial"/>
-      <w:i w:val="0"/>
-      <w:iCs w:val="0"/>
       <w:color w:val="666666"/>
       <w:sz w:val="30"/>
       <w:szCs w:val="30"/>
+    </w:rPr>
+  </w:style>
+  <w:style w:type="paragraph" w:styleId="NormalWeb">
+    <w:name w:val="Normal (Web)"/>
+    <w:basedOn w:val="Normal"/>
+    <w:uiPriority w:val="99"/>
+    <w:unhideWhenUsed/>
+    <w:rsid w:val="00146FC7"/>
+    <w:pPr>
+      <w:spacing w:before="100" w:beforeAutospacing="1" w:after="100" w:afterAutospacing="1" w:line="240" w:lineRule="auto"/>
+    </w:pPr>
+    <w:rPr>
+      <w:rFonts w:ascii="Times New Roman" w:eastAsia="Times New Roman" w:hAnsi="Times New Roman" w:cs="Times New Roman"/>
+      <w:sz w:val="24"/>
+      <w:szCs w:val="24"/>
+      <w:lang w:val="en-US"/>
     </w:rPr>
   </w:style>
 </w:styles>

--- a/assets/Natavar Ghodasara.docx
+++ b/assets/Natavar Ghodasara.docx
@@ -77,7 +77,21 @@
           <w:sz w:val="21"/>
           <w:szCs w:val="21"/>
         </w:rPr>
-        <w:t xml:space="preserve"> 11 Years &amp; 8 Months</w:t>
+        <w:t xml:space="preserve"> 1</w:t>
+      </w:r>
+      <w:r>
+        <w:rPr>
+          <w:sz w:val="21"/>
+          <w:szCs w:val="21"/>
+        </w:rPr>
+        <w:t>2</w:t>
+      </w:r>
+      <w:r>
+        <w:rPr>
+          <w:sz w:val="21"/>
+          <w:szCs w:val="21"/>
+        </w:rPr>
+        <w:t xml:space="preserve"> Years</w:t>
       </w:r>
     </w:p>
     <w:p>
@@ -187,7 +201,21 @@
           <w:sz w:val="21"/>
           <w:szCs w:val="21"/>
         </w:rPr>
-        <w:t>To effectively use my 11+ years of Salesforce platform expertise and firmly establish myself as a professional contributing to the success and growth of the organization. Currently specializing as a Salesforce Slack Subject Matter Expert (SME), I aim to drive Slack-First CRM collaboration and optimize workflows across Sales and Service environments.</w:t>
+        <w:t>To effectively use my 1</w:t>
+      </w:r>
+      <w:r>
+        <w:rPr>
+          <w:sz w:val="21"/>
+          <w:szCs w:val="21"/>
+        </w:rPr>
+        <w:t>2</w:t>
+      </w:r>
+      <w:r>
+        <w:rPr>
+          <w:sz w:val="21"/>
+          <w:szCs w:val="21"/>
+        </w:rPr>
+        <w:t xml:space="preserve"> years of Salesforce platform expertise and firmly establish myself as a professional contributing to the success and growth of the organization. Currently specializing as a Salesforce Slack Subject Matter Expert (SME), I aim to drive Slack-First CRM collaboration and optimize workflows across Sales and Service environments.</w:t>
       </w:r>
     </w:p>
     <w:p>
